--- a/Reportes/Contrato de Fianza 311.docx
+++ b/Reportes/Contrato de Fianza 311.docx
@@ -111,7 +111,31 @@
                 <w:sz w:val="15"/>
                 <w:szCs w:val="15"/>
               </w:rPr>
-              <w:t>{custom.NumeroFianza}</w:t>
+              <w:t>{</w:t>
+            </w:r>
+            <w:proofErr w:type="spellStart"/>
+            <w:proofErr w:type="gramStart"/>
+            <w:r>
+              <w:rPr>
+                <w:rFonts w:ascii="Arial" w:eastAsia="Times New Roman" w:hAnsi="Arial" w:cs="Arial"/>
+                <w:b/>
+                <w:color w:val="000000"/>
+                <w:sz w:val="15"/>
+                <w:szCs w:val="15"/>
+              </w:rPr>
+              <w:t>custom.NumeroFianza</w:t>
+            </w:r>
+            <w:proofErr w:type="spellEnd"/>
+            <w:proofErr w:type="gramEnd"/>
+            <w:r>
+              <w:rPr>
+                <w:rFonts w:ascii="Arial" w:eastAsia="Times New Roman" w:hAnsi="Arial" w:cs="Arial"/>
+                <w:b/>
+                <w:color w:val="000000"/>
+                <w:sz w:val="15"/>
+                <w:szCs w:val="15"/>
+              </w:rPr>
+              <w:t>}</w:t>
             </w:r>
           </w:p>
         </w:tc>
@@ -179,7 +203,31 @@
                 <w:sz w:val="15"/>
                 <w:szCs w:val="15"/>
               </w:rPr>
-              <w:t>{custom.Descripcion}</w:t>
+              <w:t>{</w:t>
+            </w:r>
+            <w:proofErr w:type="spellStart"/>
+            <w:proofErr w:type="gramStart"/>
+            <w:r>
+              <w:rPr>
+                <w:rFonts w:ascii="Arial" w:eastAsia="Times New Roman" w:hAnsi="Arial" w:cs="Arial"/>
+                <w:b/>
+                <w:color w:val="000000"/>
+                <w:sz w:val="15"/>
+                <w:szCs w:val="15"/>
+              </w:rPr>
+              <w:t>custom.Descripcion</w:t>
+            </w:r>
+            <w:proofErr w:type="spellEnd"/>
+            <w:proofErr w:type="gramEnd"/>
+            <w:r>
+              <w:rPr>
+                <w:rFonts w:ascii="Arial" w:eastAsia="Times New Roman" w:hAnsi="Arial" w:cs="Arial"/>
+                <w:b/>
+                <w:color w:val="000000"/>
+                <w:sz w:val="15"/>
+                <w:szCs w:val="15"/>
+              </w:rPr>
+              <w:t>}</w:t>
             </w:r>
           </w:p>
         </w:tc>
@@ -272,7 +320,31 @@
                 <w:sz w:val="15"/>
                 <w:szCs w:val="15"/>
               </w:rPr>
-              <w:t>{custom.DesdeTexto}</w:t>
+              <w:t>{</w:t>
+            </w:r>
+            <w:proofErr w:type="spellStart"/>
+            <w:proofErr w:type="gramStart"/>
+            <w:r>
+              <w:rPr>
+                <w:rFonts w:ascii="Arial" w:eastAsia="Times New Roman" w:hAnsi="Arial" w:cs="Arial"/>
+                <w:b/>
+                <w:color w:val="000000"/>
+                <w:sz w:val="15"/>
+                <w:szCs w:val="15"/>
+              </w:rPr>
+              <w:t>custom.DesdeTexto</w:t>
+            </w:r>
+            <w:proofErr w:type="spellEnd"/>
+            <w:proofErr w:type="gramEnd"/>
+            <w:r>
+              <w:rPr>
+                <w:rFonts w:ascii="Arial" w:eastAsia="Times New Roman" w:hAnsi="Arial" w:cs="Arial"/>
+                <w:b/>
+                <w:color w:val="000000"/>
+                <w:sz w:val="15"/>
+                <w:szCs w:val="15"/>
+              </w:rPr>
+              <w:t>}</w:t>
             </w:r>
           </w:p>
         </w:tc>
@@ -337,7 +409,31 @@
                 <w:sz w:val="15"/>
                 <w:szCs w:val="15"/>
               </w:rPr>
-              <w:t>{custom.Tenedor}</w:t>
+              <w:t>{</w:t>
+            </w:r>
+            <w:proofErr w:type="spellStart"/>
+            <w:proofErr w:type="gramStart"/>
+            <w:r>
+              <w:rPr>
+                <w:rFonts w:ascii="Arial" w:eastAsia="Times New Roman" w:hAnsi="Arial" w:cs="Arial"/>
+                <w:b/>
+                <w:color w:val="000000"/>
+                <w:sz w:val="15"/>
+                <w:szCs w:val="15"/>
+              </w:rPr>
+              <w:t>custom.Tenedor</w:t>
+            </w:r>
+            <w:proofErr w:type="spellEnd"/>
+            <w:proofErr w:type="gramEnd"/>
+            <w:r>
+              <w:rPr>
+                <w:rFonts w:ascii="Arial" w:eastAsia="Times New Roman" w:hAnsi="Arial" w:cs="Arial"/>
+                <w:b/>
+                <w:color w:val="000000"/>
+                <w:sz w:val="15"/>
+                <w:szCs w:val="15"/>
+              </w:rPr>
+              <w:t>}</w:t>
             </w:r>
           </w:p>
         </w:tc>
@@ -430,7 +526,31 @@
                 <w:sz w:val="15"/>
                 <w:szCs w:val="15"/>
               </w:rPr>
-              <w:t>{custom.SumaTextoTotal}</w:t>
+              <w:t>{</w:t>
+            </w:r>
+            <w:proofErr w:type="spellStart"/>
+            <w:proofErr w:type="gramStart"/>
+            <w:r>
+              <w:rPr>
+                <w:rFonts w:ascii="Arial" w:eastAsia="Times New Roman" w:hAnsi="Arial" w:cs="Arial"/>
+                <w:b/>
+                <w:color w:val="000000"/>
+                <w:sz w:val="15"/>
+                <w:szCs w:val="15"/>
+              </w:rPr>
+              <w:t>custom.SumaTextoTotal</w:t>
+            </w:r>
+            <w:proofErr w:type="spellEnd"/>
+            <w:proofErr w:type="gramEnd"/>
+            <w:r>
+              <w:rPr>
+                <w:rFonts w:ascii="Arial" w:eastAsia="Times New Roman" w:hAnsi="Arial" w:cs="Arial"/>
+                <w:b/>
+                <w:color w:val="000000"/>
+                <w:sz w:val="15"/>
+                <w:szCs w:val="15"/>
+              </w:rPr>
+              <w:t>}</w:t>
             </w:r>
           </w:p>
         </w:tc>
@@ -538,7 +658,47 @@
           <w:sz w:val="15"/>
           <w:szCs w:val="15"/>
         </w:rPr>
-        <w:t>Conste por el presente documento que LA FIADORA (y COFIADORAS de darse el caso) suscrita(s) a continuación, por este medio le garantiza(n) a LA AUTORIDAD DEL CANAL DE PANAMA, en adelante denominada LA AUTORIDAD, el reintegro de la suma anticipada a EL CONTRATISTA, siempre que la ref erida suma adelantada no sea utilizada por EL CONTRATISTA para la debida ejecución de EL CONTRATO conforme a EL CONTRATO, el pliego de cargos y las condiciones y especificaciones técnicas acordadas entre LA AUTORIDAD y EL CONTRATISTA de conformidad con los siguientes términos y condiciones:</w:t>
+        <w:t xml:space="preserve">Conste por el presente documento que LA FIADORA (y COFIADORAS de darse el caso) suscrita(s) a continuación, por este medio le garantiza(n) a LA AUTORIDAD DEL CANAL DE PANAMA, en adelante denominada LA AUTORIDAD, el reintegro de la suma anticipada a EL CONTRATISTA, siempre que la </w:t>
+      </w:r>
+      <w:proofErr w:type="spellStart"/>
+      <w:r>
+        <w:rPr>
+          <w:rFonts w:ascii="Arial" w:eastAsia="Times New Roman" w:hAnsi="Arial" w:cs="Arial"/>
+          <w:color w:val="000000"/>
+          <w:sz w:val="15"/>
+          <w:szCs w:val="15"/>
+        </w:rPr>
+        <w:t>ref</w:t>
+      </w:r>
+      <w:proofErr w:type="spellEnd"/>
+      <w:r>
+        <w:rPr>
+          <w:rFonts w:ascii="Arial" w:eastAsia="Times New Roman" w:hAnsi="Arial" w:cs="Arial"/>
+          <w:color w:val="000000"/>
+          <w:sz w:val="15"/>
+          <w:szCs w:val="15"/>
+        </w:rPr>
+        <w:t xml:space="preserve"> </w:t>
+      </w:r>
+      <w:proofErr w:type="spellStart"/>
+      <w:r>
+        <w:rPr>
+          <w:rFonts w:ascii="Arial" w:eastAsia="Times New Roman" w:hAnsi="Arial" w:cs="Arial"/>
+          <w:color w:val="000000"/>
+          <w:sz w:val="15"/>
+          <w:szCs w:val="15"/>
+        </w:rPr>
+        <w:t>erida</w:t>
+      </w:r>
+      <w:proofErr w:type="spellEnd"/>
+      <w:r>
+        <w:rPr>
+          <w:rFonts w:ascii="Arial" w:eastAsia="Times New Roman" w:hAnsi="Arial" w:cs="Arial"/>
+          <w:color w:val="000000"/>
+          <w:sz w:val="15"/>
+          <w:szCs w:val="15"/>
+        </w:rPr>
+        <w:t xml:space="preserve"> suma adelantada no sea utilizada por EL CONTRATISTA para la debida ejecución de EL CONTRATO conforme a EL CONTRATO, el pliego de cargos y las condiciones y especificaciones técnicas acordadas entre LA AUTORIDAD y EL CONTRATISTA de conformidad con los siguientes términos y condiciones:</w:t>
       </w:r>
     </w:p>
     <w:p>
@@ -648,7 +808,47 @@
           <w:sz w:val="15"/>
           <w:szCs w:val="15"/>
         </w:rPr>
-        <w:t>Conste por el presente documento que LA FIADORA (y COFIADORAS de darse el caso) suscrita(s) a continuación, por este medio le garantiza(n) a LA AUTORIDAD DEL CANAL DE PANAMA, en adelante denominada LA AUTORIDAD, el reintegro de la suma anticipada a EL CONTRATISTA, siempre que la ref erida suma adelantada no sea utilizada por EL CONTRATISTA para la debida ejecución de EL CONTRATO conforme a EL CONTRATO, el pliego de cargos y las condiciones y especificaciones técnicas acordadas entre LA AUTORIDAD y EL CONTRATISTA de conformidad con los siguientes términos y condiciones:</w:t>
+        <w:t xml:space="preserve">Conste por el presente documento que LA FIADORA (y COFIADORAS de darse el caso) suscrita(s) a continuación, por este medio le garantiza(n) a LA AUTORIDAD DEL CANAL DE PANAMA, en adelante denominada LA AUTORIDAD, el reintegro de la suma anticipada a EL CONTRATISTA, siempre que la </w:t>
+      </w:r>
+      <w:proofErr w:type="spellStart"/>
+      <w:r>
+        <w:rPr>
+          <w:rFonts w:ascii="Arial" w:eastAsia="Times New Roman" w:hAnsi="Arial" w:cs="Arial"/>
+          <w:color w:val="000000"/>
+          <w:sz w:val="15"/>
+          <w:szCs w:val="15"/>
+        </w:rPr>
+        <w:t>ref</w:t>
+      </w:r>
+      <w:proofErr w:type="spellEnd"/>
+      <w:r>
+        <w:rPr>
+          <w:rFonts w:ascii="Arial" w:eastAsia="Times New Roman" w:hAnsi="Arial" w:cs="Arial"/>
+          <w:color w:val="000000"/>
+          <w:sz w:val="15"/>
+          <w:szCs w:val="15"/>
+        </w:rPr>
+        <w:t xml:space="preserve"> </w:t>
+      </w:r>
+      <w:proofErr w:type="spellStart"/>
+      <w:r>
+        <w:rPr>
+          <w:rFonts w:ascii="Arial" w:eastAsia="Times New Roman" w:hAnsi="Arial" w:cs="Arial"/>
+          <w:color w:val="000000"/>
+          <w:sz w:val="15"/>
+          <w:szCs w:val="15"/>
+        </w:rPr>
+        <w:t>erida</w:t>
+      </w:r>
+      <w:proofErr w:type="spellEnd"/>
+      <w:r>
+        <w:rPr>
+          <w:rFonts w:ascii="Arial" w:eastAsia="Times New Roman" w:hAnsi="Arial" w:cs="Arial"/>
+          <w:color w:val="000000"/>
+          <w:sz w:val="15"/>
+          <w:szCs w:val="15"/>
+        </w:rPr>
+        <w:t xml:space="preserve"> suma adelantada no sea utilizada por EL CONTRATISTA para la debida ejecución de EL CONTRATO conforme a EL CONTRATO, el pliego de cargos y las condiciones y especificaciones técnicas acordadas entre LA AUTORIDAD y EL CONTRATISTA de conformidad con los siguientes términos y condiciones:</w:t>
       </w:r>
     </w:p>
     <w:p>
@@ -974,7 +1174,27 @@
           <w:sz w:val="15"/>
           <w:szCs w:val="15"/>
         </w:rPr>
-        <w:t>Cualquier disputa o controversia proveniente de, o relacionada con, esta fianza, así como la interpretación, aplicación y ejecución de la misma será, resuelta por medio de arbitraje de derecho, en el Centro de Conciliación y Arbitraje de la Cámara de Comercio de Panamá, y de conformidad con los reglamentos establecidos para tale s efectos.</w:t>
+        <w:t xml:space="preserve">Cualquier disputa o controversia proveniente de, o relacionada con, esta fianza, así como la interpretación, aplicación y ejecución de </w:t>
+      </w:r>
+      <w:proofErr w:type="gramStart"/>
+      <w:r>
+        <w:rPr>
+          <w:rFonts w:ascii="Arial" w:eastAsia="Times New Roman" w:hAnsi="Arial" w:cs="Arial"/>
+          <w:color w:val="000000"/>
+          <w:sz w:val="15"/>
+          <w:szCs w:val="15"/>
+        </w:rPr>
+        <w:t>la misma</w:t>
+      </w:r>
+      <w:proofErr w:type="gramEnd"/>
+      <w:r>
+        <w:rPr>
+          <w:rFonts w:ascii="Arial" w:eastAsia="Times New Roman" w:hAnsi="Arial" w:cs="Arial"/>
+          <w:color w:val="000000"/>
+          <w:sz w:val="15"/>
+          <w:szCs w:val="15"/>
+        </w:rPr>
+        <w:t xml:space="preserve"> será, resuelta por medio de arbitraje de derecho, en el Centro de Conciliación y Arbitraje de la Cámara de Comercio de Panamá, y de conformidad con los reglamentos establecidos para tale s efectos.</w:t>
       </w:r>
     </w:p>
     <w:p>
@@ -1046,7 +1266,27 @@
           <w:sz w:val="15"/>
           <w:szCs w:val="15"/>
         </w:rPr>
-        <w:t>Cualquier demanda arbitral que inicie LA AUTORIDAD, deberá entablarse contra EL CONTRATISTA conjuntamente con LA FIADORA y COFIADORA(S).</w:t>
+        <w:t xml:space="preserve">Cualquier demanda arbitral que inicie LA AUTORIDAD, deberá entablarse contra EL CONTRATISTA </w:t>
+      </w:r>
+      <w:proofErr w:type="gramStart"/>
+      <w:r>
+        <w:rPr>
+          <w:rFonts w:ascii="Arial" w:eastAsia="Times New Roman" w:hAnsi="Arial" w:cs="Arial"/>
+          <w:color w:val="000000"/>
+          <w:sz w:val="15"/>
+          <w:szCs w:val="15"/>
+        </w:rPr>
+        <w:t>conjuntamente con</w:t>
+      </w:r>
+      <w:proofErr w:type="gramEnd"/>
+      <w:r>
+        <w:rPr>
+          <w:rFonts w:ascii="Arial" w:eastAsia="Times New Roman" w:hAnsi="Arial" w:cs="Arial"/>
+          <w:color w:val="000000"/>
+          <w:sz w:val="15"/>
+          <w:szCs w:val="15"/>
+        </w:rPr>
+        <w:t xml:space="preserve"> LA FIADORA y COFIADORA(S).</w:t>
       </w:r>
     </w:p>
     <w:p>
@@ -1150,7 +1390,29 @@
           <w:sz w:val="15"/>
           <w:szCs w:val="15"/>
         </w:rPr>
-        <w:t>EN FE DE LO CUAL, se suscribe este Contrato en la ciudad de Panamá, República de Panamá, {custom.FechaActualTextoMin}.</w:t>
+        <w:t>EN FE DE LO CUAL, se suscribe este Contrato en la ciudad de Panamá, República de Panamá, {</w:t>
+      </w:r>
+      <w:proofErr w:type="spellStart"/>
+      <w:proofErr w:type="gramStart"/>
+      <w:r>
+        <w:rPr>
+          <w:rFonts w:ascii="Arial" w:eastAsia="Times New Roman" w:hAnsi="Arial" w:cs="Arial"/>
+          <w:color w:val="000000"/>
+          <w:sz w:val="15"/>
+          <w:szCs w:val="15"/>
+        </w:rPr>
+        <w:t>custom.FechaActualTextoMin</w:t>
+      </w:r>
+      <w:proofErr w:type="spellEnd"/>
+      <w:proofErr w:type="gramEnd"/>
+      <w:r>
+        <w:rPr>
+          <w:rFonts w:ascii="Arial" w:eastAsia="Times New Roman" w:hAnsi="Arial" w:cs="Arial"/>
+          <w:color w:val="000000"/>
+          <w:sz w:val="15"/>
+          <w:szCs w:val="15"/>
+        </w:rPr>
+        <w:t>}.</w:t>
       </w:r>
     </w:p>
     <w:p>
@@ -1406,7 +1668,33 @@
                 <w:sz w:val="15"/>
                 <w:szCs w:val="15"/>
               </w:rPr>
-              <w:t>{custom.Tenedor}</w:t>
+              <w:t>{</w:t>
+            </w:r>
+            <w:proofErr w:type="spellStart"/>
+            <w:proofErr w:type="gramStart"/>
+            <w:r>
+              <w:rPr>
+                <w:rFonts w:ascii="Arial" w:eastAsia="Times New Roman" w:hAnsi="Arial" w:cs="Arial"/>
+                <w:b/>
+                <w:bCs/>
+                <w:color w:val="000000"/>
+                <w:sz w:val="15"/>
+                <w:szCs w:val="15"/>
+              </w:rPr>
+              <w:t>custom.Tenedor</w:t>
+            </w:r>
+            <w:proofErr w:type="spellEnd"/>
+            <w:proofErr w:type="gramEnd"/>
+            <w:r>
+              <w:rPr>
+                <w:rFonts w:ascii="Arial" w:eastAsia="Times New Roman" w:hAnsi="Arial" w:cs="Arial"/>
+                <w:b/>
+                <w:bCs/>
+                <w:color w:val="000000"/>
+                <w:sz w:val="15"/>
+                <w:szCs w:val="15"/>
+              </w:rPr>
+              <w:t>}</w:t>
             </w:r>
           </w:p>
         </w:tc>
@@ -2204,7 +2492,33 @@
                 <w:sz w:val="15"/>
                 <w:szCs w:val="15"/>
               </w:rPr>
-              <w:t>{custom.MonedaMonto}</w:t>
+              <w:t>{</w:t>
+            </w:r>
+            <w:proofErr w:type="spellStart"/>
+            <w:proofErr w:type="gramStart"/>
+            <w:r>
+              <w:rPr>
+                <w:rFonts w:ascii="Arial" w:eastAsia="Times New Roman" w:hAnsi="Arial" w:cs="Arial"/>
+                <w:b/>
+                <w:bCs/>
+                <w:color w:val="000000"/>
+                <w:sz w:val="15"/>
+                <w:szCs w:val="15"/>
+              </w:rPr>
+              <w:t>custom.MonedaMonto</w:t>
+            </w:r>
+            <w:proofErr w:type="spellEnd"/>
+            <w:proofErr w:type="gramEnd"/>
+            <w:r>
+              <w:rPr>
+                <w:rFonts w:ascii="Arial" w:eastAsia="Times New Roman" w:hAnsi="Arial" w:cs="Arial"/>
+                <w:b/>
+                <w:bCs/>
+                <w:color w:val="000000"/>
+                <w:sz w:val="15"/>
+                <w:szCs w:val="15"/>
+              </w:rPr>
+              <w:t>}</w:t>
             </w:r>
           </w:p>
         </w:tc>
@@ -2426,6 +2740,3379 @@
         </w:rPr>
       </w:pPr>
     </w:p>
+    <w:tbl>
+      <w:tblPr>
+        <w:tblStyle w:val="Tablaconcuadrcula"/>
+        <w:tblW w:w="0" w:type="auto"/>
+        <w:tblLook w:val="04A0" w:firstRow="1" w:lastRow="0" w:firstColumn="1" w:lastColumn="0" w:noHBand="0" w:noVBand="1"/>
+      </w:tblPr>
+      <w:tblGrid>
+        <w:gridCol w:w="2880"/>
+        <w:gridCol w:w="5047"/>
+        <w:gridCol w:w="2153"/>
+      </w:tblGrid>
+      <w:tr>
+        <w:tc>
+          <w:tcPr>
+            <w:tcW w:w="7927" w:type="dxa"/>
+            <w:gridSpan w:val="2"/>
+            <w:tcBorders>
+              <w:top w:val="nil"/>
+              <w:left w:val="nil"/>
+              <w:right w:val="nil"/>
+            </w:tcBorders>
+          </w:tcPr>
+          <w:p>
+            <w:pPr>
+              <w:widowControl w:val="0"/>
+              <w:tabs>
+                <w:tab w:val="left" w:pos="360"/>
+                <w:tab w:val="left" w:pos="720"/>
+                <w:tab w:val="left" w:pos="1080"/>
+                <w:tab w:val="left" w:pos="1440"/>
+                <w:tab w:val="left" w:pos="1800"/>
+                <w:tab w:val="left" w:pos="2160"/>
+                <w:tab w:val="left" w:pos="2520"/>
+                <w:tab w:val="left" w:pos="2880"/>
+                <w:tab w:val="left" w:pos="3240"/>
+                <w:tab w:val="left" w:pos="3600"/>
+                <w:tab w:val="left" w:pos="3960"/>
+                <w:tab w:val="left" w:pos="4320"/>
+                <w:tab w:val="left" w:pos="4680"/>
+                <w:tab w:val="left" w:pos="5040"/>
+                <w:tab w:val="left" w:pos="5400"/>
+                <w:tab w:val="left" w:pos="5760"/>
+                <w:tab w:val="left" w:pos="6120"/>
+                <w:tab w:val="left" w:pos="6480"/>
+                <w:tab w:val="left" w:pos="6840"/>
+                <w:tab w:val="left" w:pos="7200"/>
+                <w:tab w:val="left" w:pos="7560"/>
+                <w:tab w:val="left" w:pos="7920"/>
+                <w:tab w:val="left" w:pos="8280"/>
+                <w:tab w:val="left" w:pos="8640"/>
+                <w:tab w:val="left" w:pos="9000"/>
+                <w:tab w:val="left" w:pos="9360"/>
+                <w:tab w:val="left" w:pos="9720"/>
+                <w:tab w:val="left" w:pos="10080"/>
+                <w:tab w:val="left" w:pos="10440"/>
+                <w:tab w:val="left" w:pos="10800"/>
+              </w:tabs>
+              <w:autoSpaceDE w:val="0"/>
+              <w:autoSpaceDN w:val="0"/>
+              <w:adjustRightInd w:val="0"/>
+              <w:jc w:val="center"/>
+              <w:rPr>
+                <w:rFonts w:ascii="Arial" w:eastAsia="Times New Roman" w:hAnsi="Arial" w:cs="Arial"/>
+                <w:color w:val="000000"/>
+                <w:sz w:val="15"/>
+                <w:szCs w:val="15"/>
+              </w:rPr>
+            </w:pPr>
+            <w:r>
+              <w:rPr>
+                <w:rFonts w:ascii="Arial" w:eastAsia="Times New Roman" w:hAnsi="Arial" w:cs="Arial"/>
+                <w:b/>
+                <w:color w:val="000000"/>
+                <w:sz w:val="15"/>
+                <w:szCs w:val="15"/>
+              </w:rPr>
+              <w:t>CO</w:t>
+            </w:r>
+            <w:r>
+              <w:rPr>
+                <w:rFonts w:ascii="Arial" w:eastAsia="Times New Roman" w:hAnsi="Arial" w:cs="Arial"/>
+                <w:b/>
+                <w:color w:val="000000"/>
+                <w:sz w:val="15"/>
+                <w:szCs w:val="15"/>
+              </w:rPr>
+              <w:t>FIADORA</w:t>
+            </w:r>
+            <w:r>
+              <w:rPr>
+                <w:rFonts w:ascii="Arial" w:eastAsia="Times New Roman" w:hAnsi="Arial" w:cs="Arial"/>
+                <w:b/>
+                <w:color w:val="000000"/>
+                <w:sz w:val="15"/>
+                <w:szCs w:val="15"/>
+              </w:rPr>
+              <w:t xml:space="preserve"> No. 1</w:t>
+            </w:r>
+          </w:p>
+        </w:tc>
+        <w:tc>
+          <w:tcPr>
+            <w:tcW w:w="2153" w:type="dxa"/>
+            <w:tcBorders>
+              <w:top w:val="nil"/>
+              <w:left w:val="nil"/>
+              <w:right w:val="nil"/>
+            </w:tcBorders>
+          </w:tcPr>
+          <w:p>
+            <w:pPr>
+              <w:widowControl w:val="0"/>
+              <w:tabs>
+                <w:tab w:val="left" w:pos="360"/>
+                <w:tab w:val="left" w:pos="720"/>
+                <w:tab w:val="left" w:pos="1080"/>
+                <w:tab w:val="left" w:pos="1440"/>
+                <w:tab w:val="left" w:pos="1800"/>
+                <w:tab w:val="left" w:pos="2160"/>
+                <w:tab w:val="left" w:pos="2520"/>
+                <w:tab w:val="left" w:pos="2880"/>
+                <w:tab w:val="left" w:pos="3240"/>
+                <w:tab w:val="left" w:pos="3600"/>
+                <w:tab w:val="left" w:pos="3960"/>
+                <w:tab w:val="left" w:pos="4320"/>
+                <w:tab w:val="left" w:pos="4680"/>
+                <w:tab w:val="left" w:pos="5040"/>
+                <w:tab w:val="left" w:pos="5400"/>
+                <w:tab w:val="left" w:pos="5760"/>
+                <w:tab w:val="left" w:pos="6120"/>
+                <w:tab w:val="left" w:pos="6480"/>
+                <w:tab w:val="left" w:pos="6840"/>
+                <w:tab w:val="left" w:pos="7200"/>
+                <w:tab w:val="left" w:pos="7560"/>
+                <w:tab w:val="left" w:pos="7920"/>
+                <w:tab w:val="left" w:pos="8280"/>
+                <w:tab w:val="left" w:pos="8640"/>
+                <w:tab w:val="left" w:pos="9000"/>
+                <w:tab w:val="left" w:pos="9360"/>
+                <w:tab w:val="left" w:pos="9720"/>
+                <w:tab w:val="left" w:pos="10080"/>
+                <w:tab w:val="left" w:pos="10440"/>
+                <w:tab w:val="left" w:pos="10800"/>
+              </w:tabs>
+              <w:autoSpaceDE w:val="0"/>
+              <w:autoSpaceDN w:val="0"/>
+              <w:adjustRightInd w:val="0"/>
+              <w:jc w:val="center"/>
+              <w:rPr>
+                <w:rFonts w:ascii="Arial" w:eastAsia="Times New Roman" w:hAnsi="Arial" w:cs="Arial"/>
+                <w:b/>
+                <w:color w:val="000000"/>
+                <w:sz w:val="15"/>
+                <w:szCs w:val="15"/>
+              </w:rPr>
+            </w:pPr>
+          </w:p>
+        </w:tc>
+      </w:tr>
+      <w:tr>
+        <w:tc>
+          <w:tcPr>
+            <w:tcW w:w="2880" w:type="dxa"/>
+          </w:tcPr>
+          <w:p>
+            <w:pPr>
+              <w:pStyle w:val="Prrafodelista"/>
+              <w:widowControl w:val="0"/>
+              <w:numPr>
+                <w:ilvl w:val="0"/>
+                <w:numId w:val="4"/>
+              </w:numPr>
+              <w:tabs>
+                <w:tab w:val="left" w:pos="360"/>
+                <w:tab w:val="left" w:pos="720"/>
+                <w:tab w:val="left" w:pos="1080"/>
+                <w:tab w:val="left" w:pos="1440"/>
+                <w:tab w:val="left" w:pos="1800"/>
+                <w:tab w:val="left" w:pos="2160"/>
+                <w:tab w:val="left" w:pos="2520"/>
+                <w:tab w:val="left" w:pos="2880"/>
+                <w:tab w:val="left" w:pos="3240"/>
+                <w:tab w:val="left" w:pos="3600"/>
+                <w:tab w:val="left" w:pos="3960"/>
+                <w:tab w:val="left" w:pos="4320"/>
+                <w:tab w:val="left" w:pos="4680"/>
+                <w:tab w:val="left" w:pos="5040"/>
+                <w:tab w:val="left" w:pos="5400"/>
+                <w:tab w:val="left" w:pos="5760"/>
+                <w:tab w:val="left" w:pos="6120"/>
+                <w:tab w:val="left" w:pos="6480"/>
+                <w:tab w:val="left" w:pos="6840"/>
+                <w:tab w:val="left" w:pos="7200"/>
+                <w:tab w:val="left" w:pos="7560"/>
+                <w:tab w:val="left" w:pos="7920"/>
+                <w:tab w:val="left" w:pos="8280"/>
+                <w:tab w:val="left" w:pos="8640"/>
+                <w:tab w:val="left" w:pos="9000"/>
+                <w:tab w:val="left" w:pos="9360"/>
+                <w:tab w:val="left" w:pos="9720"/>
+                <w:tab w:val="left" w:pos="10080"/>
+                <w:tab w:val="left" w:pos="10440"/>
+                <w:tab w:val="left" w:pos="10800"/>
+              </w:tabs>
+              <w:autoSpaceDE w:val="0"/>
+              <w:autoSpaceDN w:val="0"/>
+              <w:adjustRightInd w:val="0"/>
+              <w:rPr>
+                <w:rFonts w:ascii="Arial" w:eastAsia="Times New Roman" w:hAnsi="Arial" w:cs="Arial"/>
+                <w:color w:val="000000"/>
+                <w:sz w:val="15"/>
+                <w:szCs w:val="15"/>
+              </w:rPr>
+            </w:pPr>
+            <w:r>
+              <w:rPr>
+                <w:rFonts w:ascii="Arial" w:eastAsia="Times New Roman" w:hAnsi="Arial" w:cs="Arial"/>
+                <w:color w:val="000000"/>
+                <w:sz w:val="15"/>
+                <w:szCs w:val="15"/>
+              </w:rPr>
+              <w:t>Nombre de la Compañía</w:t>
+            </w:r>
+          </w:p>
+        </w:tc>
+        <w:tc>
+          <w:tcPr>
+            <w:tcW w:w="5047" w:type="dxa"/>
+          </w:tcPr>
+          <w:p>
+            <w:pPr>
+              <w:widowControl w:val="0"/>
+              <w:tabs>
+                <w:tab w:val="left" w:pos="360"/>
+                <w:tab w:val="left" w:pos="720"/>
+                <w:tab w:val="left" w:pos="1080"/>
+                <w:tab w:val="left" w:pos="1440"/>
+                <w:tab w:val="left" w:pos="1800"/>
+                <w:tab w:val="left" w:pos="2160"/>
+                <w:tab w:val="left" w:pos="2520"/>
+                <w:tab w:val="left" w:pos="2880"/>
+                <w:tab w:val="left" w:pos="3240"/>
+                <w:tab w:val="left" w:pos="3600"/>
+                <w:tab w:val="left" w:pos="3960"/>
+                <w:tab w:val="left" w:pos="4320"/>
+                <w:tab w:val="left" w:pos="4680"/>
+                <w:tab w:val="left" w:pos="5040"/>
+                <w:tab w:val="left" w:pos="5400"/>
+                <w:tab w:val="left" w:pos="5760"/>
+                <w:tab w:val="left" w:pos="6120"/>
+                <w:tab w:val="left" w:pos="6480"/>
+                <w:tab w:val="left" w:pos="6840"/>
+                <w:tab w:val="left" w:pos="7200"/>
+                <w:tab w:val="left" w:pos="7560"/>
+                <w:tab w:val="left" w:pos="7920"/>
+                <w:tab w:val="left" w:pos="8280"/>
+                <w:tab w:val="left" w:pos="8640"/>
+                <w:tab w:val="left" w:pos="9000"/>
+                <w:tab w:val="left" w:pos="9360"/>
+                <w:tab w:val="left" w:pos="9720"/>
+                <w:tab w:val="left" w:pos="10080"/>
+                <w:tab w:val="left" w:pos="10440"/>
+                <w:tab w:val="left" w:pos="10800"/>
+              </w:tabs>
+              <w:autoSpaceDE w:val="0"/>
+              <w:autoSpaceDN w:val="0"/>
+              <w:adjustRightInd w:val="0"/>
+              <w:rPr>
+                <w:rFonts w:ascii="Arial" w:eastAsia="Times New Roman" w:hAnsi="Arial" w:cs="Arial"/>
+                <w:b/>
+                <w:bCs/>
+                <w:color w:val="000000"/>
+                <w:sz w:val="15"/>
+                <w:szCs w:val="15"/>
+              </w:rPr>
+            </w:pPr>
+          </w:p>
+        </w:tc>
+        <w:tc>
+          <w:tcPr>
+            <w:tcW w:w="2153" w:type="dxa"/>
+          </w:tcPr>
+          <w:p>
+            <w:pPr>
+              <w:widowControl w:val="0"/>
+              <w:tabs>
+                <w:tab w:val="left" w:pos="360"/>
+                <w:tab w:val="left" w:pos="720"/>
+                <w:tab w:val="left" w:pos="1080"/>
+                <w:tab w:val="left" w:pos="1440"/>
+                <w:tab w:val="left" w:pos="1800"/>
+                <w:tab w:val="left" w:pos="2160"/>
+                <w:tab w:val="left" w:pos="2520"/>
+                <w:tab w:val="left" w:pos="2880"/>
+                <w:tab w:val="left" w:pos="3240"/>
+                <w:tab w:val="left" w:pos="3600"/>
+                <w:tab w:val="left" w:pos="3960"/>
+                <w:tab w:val="left" w:pos="4320"/>
+                <w:tab w:val="left" w:pos="4680"/>
+                <w:tab w:val="left" w:pos="5040"/>
+                <w:tab w:val="left" w:pos="5400"/>
+                <w:tab w:val="left" w:pos="5760"/>
+                <w:tab w:val="left" w:pos="6120"/>
+                <w:tab w:val="left" w:pos="6480"/>
+                <w:tab w:val="left" w:pos="6840"/>
+                <w:tab w:val="left" w:pos="7200"/>
+                <w:tab w:val="left" w:pos="7560"/>
+                <w:tab w:val="left" w:pos="7920"/>
+                <w:tab w:val="left" w:pos="8280"/>
+                <w:tab w:val="left" w:pos="8640"/>
+                <w:tab w:val="left" w:pos="9000"/>
+                <w:tab w:val="left" w:pos="9360"/>
+                <w:tab w:val="left" w:pos="9720"/>
+                <w:tab w:val="left" w:pos="10080"/>
+                <w:tab w:val="left" w:pos="10440"/>
+                <w:tab w:val="left" w:pos="10800"/>
+              </w:tabs>
+              <w:autoSpaceDE w:val="0"/>
+              <w:autoSpaceDN w:val="0"/>
+              <w:adjustRightInd w:val="0"/>
+              <w:rPr>
+                <w:rFonts w:ascii="Arial" w:eastAsia="Times New Roman" w:hAnsi="Arial" w:cs="Arial"/>
+                <w:b/>
+                <w:bCs/>
+                <w:color w:val="000000"/>
+                <w:sz w:val="15"/>
+                <w:szCs w:val="15"/>
+              </w:rPr>
+            </w:pPr>
+          </w:p>
+        </w:tc>
+      </w:tr>
+      <w:tr>
+        <w:trPr>
+          <w:trHeight w:val="551"/>
+        </w:trPr>
+        <w:tc>
+          <w:tcPr>
+            <w:tcW w:w="2880" w:type="dxa"/>
+            <w:vAlign w:val="bottom"/>
+          </w:tcPr>
+          <w:p>
+            <w:pPr>
+              <w:pStyle w:val="Prrafodelista"/>
+              <w:widowControl w:val="0"/>
+              <w:numPr>
+                <w:ilvl w:val="0"/>
+                <w:numId w:val="4"/>
+              </w:numPr>
+              <w:tabs>
+                <w:tab w:val="left" w:pos="360"/>
+                <w:tab w:val="left" w:pos="720"/>
+                <w:tab w:val="left" w:pos="1080"/>
+                <w:tab w:val="left" w:pos="1440"/>
+                <w:tab w:val="left" w:pos="1800"/>
+                <w:tab w:val="left" w:pos="2160"/>
+                <w:tab w:val="left" w:pos="2520"/>
+                <w:tab w:val="left" w:pos="2880"/>
+                <w:tab w:val="left" w:pos="3240"/>
+                <w:tab w:val="left" w:pos="3600"/>
+                <w:tab w:val="left" w:pos="3960"/>
+                <w:tab w:val="left" w:pos="4320"/>
+                <w:tab w:val="left" w:pos="4680"/>
+                <w:tab w:val="left" w:pos="5040"/>
+                <w:tab w:val="left" w:pos="5400"/>
+                <w:tab w:val="left" w:pos="5760"/>
+                <w:tab w:val="left" w:pos="6120"/>
+                <w:tab w:val="left" w:pos="6480"/>
+                <w:tab w:val="left" w:pos="6840"/>
+                <w:tab w:val="left" w:pos="7200"/>
+                <w:tab w:val="left" w:pos="7560"/>
+                <w:tab w:val="left" w:pos="7920"/>
+                <w:tab w:val="left" w:pos="8280"/>
+                <w:tab w:val="left" w:pos="8640"/>
+                <w:tab w:val="left" w:pos="9000"/>
+                <w:tab w:val="left" w:pos="9360"/>
+                <w:tab w:val="left" w:pos="9720"/>
+                <w:tab w:val="left" w:pos="10080"/>
+                <w:tab w:val="left" w:pos="10440"/>
+                <w:tab w:val="left" w:pos="10800"/>
+              </w:tabs>
+              <w:autoSpaceDE w:val="0"/>
+              <w:autoSpaceDN w:val="0"/>
+              <w:adjustRightInd w:val="0"/>
+              <w:rPr>
+                <w:rFonts w:ascii="Arial" w:eastAsia="Times New Roman" w:hAnsi="Arial" w:cs="Arial"/>
+                <w:color w:val="000000"/>
+                <w:sz w:val="15"/>
+                <w:szCs w:val="15"/>
+              </w:rPr>
+            </w:pPr>
+            <w:r>
+              <w:rPr>
+                <w:rFonts w:ascii="Arial" w:eastAsia="Times New Roman" w:hAnsi="Arial" w:cs="Arial"/>
+                <w:color w:val="000000"/>
+                <w:sz w:val="15"/>
+                <w:szCs w:val="15"/>
+              </w:rPr>
+              <w:t>Firma</w:t>
+            </w:r>
+          </w:p>
+        </w:tc>
+        <w:tc>
+          <w:tcPr>
+            <w:tcW w:w="5047" w:type="dxa"/>
+          </w:tcPr>
+          <w:p>
+            <w:pPr>
+              <w:widowControl w:val="0"/>
+              <w:tabs>
+                <w:tab w:val="left" w:pos="360"/>
+                <w:tab w:val="left" w:pos="720"/>
+                <w:tab w:val="left" w:pos="1080"/>
+                <w:tab w:val="left" w:pos="1440"/>
+                <w:tab w:val="left" w:pos="1800"/>
+                <w:tab w:val="left" w:pos="2160"/>
+                <w:tab w:val="left" w:pos="2520"/>
+                <w:tab w:val="left" w:pos="2880"/>
+                <w:tab w:val="left" w:pos="3240"/>
+                <w:tab w:val="left" w:pos="3600"/>
+                <w:tab w:val="left" w:pos="3960"/>
+                <w:tab w:val="left" w:pos="4320"/>
+                <w:tab w:val="left" w:pos="4680"/>
+                <w:tab w:val="left" w:pos="5040"/>
+                <w:tab w:val="left" w:pos="5400"/>
+                <w:tab w:val="left" w:pos="5760"/>
+                <w:tab w:val="left" w:pos="6120"/>
+                <w:tab w:val="left" w:pos="6480"/>
+                <w:tab w:val="left" w:pos="6840"/>
+                <w:tab w:val="left" w:pos="7200"/>
+                <w:tab w:val="left" w:pos="7560"/>
+                <w:tab w:val="left" w:pos="7920"/>
+                <w:tab w:val="left" w:pos="8280"/>
+                <w:tab w:val="left" w:pos="8640"/>
+                <w:tab w:val="left" w:pos="9000"/>
+                <w:tab w:val="left" w:pos="9360"/>
+                <w:tab w:val="left" w:pos="9720"/>
+                <w:tab w:val="left" w:pos="10080"/>
+                <w:tab w:val="left" w:pos="10440"/>
+                <w:tab w:val="left" w:pos="10800"/>
+              </w:tabs>
+              <w:autoSpaceDE w:val="0"/>
+              <w:autoSpaceDN w:val="0"/>
+              <w:adjustRightInd w:val="0"/>
+              <w:rPr>
+                <w:rFonts w:ascii="Arial" w:eastAsia="Times New Roman" w:hAnsi="Arial" w:cs="Arial"/>
+                <w:color w:val="000000"/>
+                <w:sz w:val="15"/>
+                <w:szCs w:val="15"/>
+              </w:rPr>
+            </w:pPr>
+          </w:p>
+        </w:tc>
+        <w:tc>
+          <w:tcPr>
+            <w:tcW w:w="2153" w:type="dxa"/>
+            <w:vAlign w:val="center"/>
+          </w:tcPr>
+          <w:p>
+            <w:pPr>
+              <w:widowControl w:val="0"/>
+              <w:tabs>
+                <w:tab w:val="left" w:pos="360"/>
+                <w:tab w:val="left" w:pos="720"/>
+                <w:tab w:val="left" w:pos="1080"/>
+                <w:tab w:val="left" w:pos="1440"/>
+                <w:tab w:val="left" w:pos="1800"/>
+                <w:tab w:val="left" w:pos="2160"/>
+                <w:tab w:val="left" w:pos="2520"/>
+                <w:tab w:val="left" w:pos="2880"/>
+                <w:tab w:val="left" w:pos="3240"/>
+                <w:tab w:val="left" w:pos="3600"/>
+                <w:tab w:val="left" w:pos="3960"/>
+                <w:tab w:val="left" w:pos="4320"/>
+                <w:tab w:val="left" w:pos="4680"/>
+                <w:tab w:val="left" w:pos="5040"/>
+                <w:tab w:val="left" w:pos="5400"/>
+                <w:tab w:val="left" w:pos="5760"/>
+                <w:tab w:val="left" w:pos="6120"/>
+                <w:tab w:val="left" w:pos="6480"/>
+                <w:tab w:val="left" w:pos="6840"/>
+                <w:tab w:val="left" w:pos="7200"/>
+                <w:tab w:val="left" w:pos="7560"/>
+                <w:tab w:val="left" w:pos="7920"/>
+                <w:tab w:val="left" w:pos="8280"/>
+                <w:tab w:val="left" w:pos="8640"/>
+                <w:tab w:val="left" w:pos="9000"/>
+                <w:tab w:val="left" w:pos="9360"/>
+                <w:tab w:val="left" w:pos="9720"/>
+                <w:tab w:val="left" w:pos="10080"/>
+                <w:tab w:val="left" w:pos="10440"/>
+                <w:tab w:val="left" w:pos="10800"/>
+              </w:tabs>
+              <w:autoSpaceDE w:val="0"/>
+              <w:autoSpaceDN w:val="0"/>
+              <w:adjustRightInd w:val="0"/>
+              <w:rPr>
+                <w:rFonts w:ascii="Arial" w:eastAsia="Times New Roman" w:hAnsi="Arial" w:cs="Arial"/>
+                <w:b/>
+                <w:bCs/>
+                <w:color w:val="000000"/>
+                <w:sz w:val="15"/>
+                <w:szCs w:val="15"/>
+              </w:rPr>
+            </w:pPr>
+          </w:p>
+        </w:tc>
+      </w:tr>
+      <w:tr>
+        <w:tc>
+          <w:tcPr>
+            <w:tcW w:w="2880" w:type="dxa"/>
+          </w:tcPr>
+          <w:p>
+            <w:pPr>
+              <w:pStyle w:val="Prrafodelista"/>
+              <w:widowControl w:val="0"/>
+              <w:numPr>
+                <w:ilvl w:val="0"/>
+                <w:numId w:val="4"/>
+              </w:numPr>
+              <w:tabs>
+                <w:tab w:val="left" w:pos="360"/>
+                <w:tab w:val="left" w:pos="720"/>
+                <w:tab w:val="left" w:pos="1080"/>
+                <w:tab w:val="left" w:pos="1440"/>
+                <w:tab w:val="left" w:pos="1800"/>
+                <w:tab w:val="left" w:pos="2160"/>
+                <w:tab w:val="left" w:pos="2520"/>
+                <w:tab w:val="left" w:pos="2880"/>
+                <w:tab w:val="left" w:pos="3240"/>
+                <w:tab w:val="left" w:pos="3600"/>
+                <w:tab w:val="left" w:pos="3960"/>
+                <w:tab w:val="left" w:pos="4320"/>
+                <w:tab w:val="left" w:pos="4680"/>
+                <w:tab w:val="left" w:pos="5040"/>
+                <w:tab w:val="left" w:pos="5400"/>
+                <w:tab w:val="left" w:pos="5760"/>
+                <w:tab w:val="left" w:pos="6120"/>
+                <w:tab w:val="left" w:pos="6480"/>
+                <w:tab w:val="left" w:pos="6840"/>
+                <w:tab w:val="left" w:pos="7200"/>
+                <w:tab w:val="left" w:pos="7560"/>
+                <w:tab w:val="left" w:pos="7920"/>
+                <w:tab w:val="left" w:pos="8280"/>
+                <w:tab w:val="left" w:pos="8640"/>
+                <w:tab w:val="left" w:pos="9000"/>
+                <w:tab w:val="left" w:pos="9360"/>
+                <w:tab w:val="left" w:pos="9720"/>
+                <w:tab w:val="left" w:pos="10080"/>
+                <w:tab w:val="left" w:pos="10440"/>
+                <w:tab w:val="left" w:pos="10800"/>
+              </w:tabs>
+              <w:autoSpaceDE w:val="0"/>
+              <w:autoSpaceDN w:val="0"/>
+              <w:adjustRightInd w:val="0"/>
+              <w:rPr>
+                <w:rFonts w:ascii="Arial" w:eastAsia="Times New Roman" w:hAnsi="Arial" w:cs="Arial"/>
+                <w:color w:val="000000"/>
+                <w:sz w:val="15"/>
+                <w:szCs w:val="15"/>
+              </w:rPr>
+            </w:pPr>
+            <w:r>
+              <w:rPr>
+                <w:rFonts w:ascii="Arial" w:eastAsia="Times New Roman" w:hAnsi="Arial" w:cs="Arial"/>
+                <w:color w:val="000000"/>
+                <w:sz w:val="15"/>
+                <w:szCs w:val="15"/>
+              </w:rPr>
+              <w:t>Nombre y Título</w:t>
+            </w:r>
+          </w:p>
+        </w:tc>
+        <w:tc>
+          <w:tcPr>
+            <w:tcW w:w="5047" w:type="dxa"/>
+          </w:tcPr>
+          <w:p>
+            <w:pPr>
+              <w:widowControl w:val="0"/>
+              <w:tabs>
+                <w:tab w:val="left" w:pos="360"/>
+                <w:tab w:val="left" w:pos="720"/>
+                <w:tab w:val="left" w:pos="1080"/>
+                <w:tab w:val="left" w:pos="1440"/>
+                <w:tab w:val="left" w:pos="1800"/>
+                <w:tab w:val="left" w:pos="2160"/>
+                <w:tab w:val="left" w:pos="2520"/>
+                <w:tab w:val="left" w:pos="2880"/>
+                <w:tab w:val="left" w:pos="3240"/>
+                <w:tab w:val="left" w:pos="3600"/>
+                <w:tab w:val="left" w:pos="3960"/>
+                <w:tab w:val="left" w:pos="4320"/>
+                <w:tab w:val="left" w:pos="4680"/>
+                <w:tab w:val="left" w:pos="5040"/>
+                <w:tab w:val="left" w:pos="5400"/>
+                <w:tab w:val="left" w:pos="5760"/>
+                <w:tab w:val="left" w:pos="6120"/>
+                <w:tab w:val="left" w:pos="6480"/>
+                <w:tab w:val="left" w:pos="6840"/>
+                <w:tab w:val="left" w:pos="7200"/>
+                <w:tab w:val="left" w:pos="7560"/>
+                <w:tab w:val="left" w:pos="7920"/>
+                <w:tab w:val="left" w:pos="8280"/>
+                <w:tab w:val="left" w:pos="8640"/>
+                <w:tab w:val="left" w:pos="9000"/>
+                <w:tab w:val="left" w:pos="9360"/>
+                <w:tab w:val="left" w:pos="9720"/>
+                <w:tab w:val="left" w:pos="10080"/>
+                <w:tab w:val="left" w:pos="10440"/>
+                <w:tab w:val="left" w:pos="10800"/>
+              </w:tabs>
+              <w:autoSpaceDE w:val="0"/>
+              <w:autoSpaceDN w:val="0"/>
+              <w:adjustRightInd w:val="0"/>
+              <w:rPr>
+                <w:rFonts w:ascii="Arial" w:eastAsia="Times New Roman" w:hAnsi="Arial" w:cs="Arial"/>
+                <w:color w:val="000000"/>
+                <w:sz w:val="15"/>
+                <w:szCs w:val="15"/>
+              </w:rPr>
+            </w:pPr>
+          </w:p>
+        </w:tc>
+        <w:tc>
+          <w:tcPr>
+            <w:tcW w:w="2153" w:type="dxa"/>
+          </w:tcPr>
+          <w:p>
+            <w:pPr>
+              <w:widowControl w:val="0"/>
+              <w:tabs>
+                <w:tab w:val="left" w:pos="360"/>
+                <w:tab w:val="left" w:pos="720"/>
+                <w:tab w:val="left" w:pos="1080"/>
+                <w:tab w:val="left" w:pos="1440"/>
+                <w:tab w:val="left" w:pos="1800"/>
+                <w:tab w:val="left" w:pos="2160"/>
+                <w:tab w:val="left" w:pos="2520"/>
+                <w:tab w:val="left" w:pos="2880"/>
+                <w:tab w:val="left" w:pos="3240"/>
+                <w:tab w:val="left" w:pos="3600"/>
+                <w:tab w:val="left" w:pos="3960"/>
+                <w:tab w:val="left" w:pos="4320"/>
+                <w:tab w:val="left" w:pos="4680"/>
+                <w:tab w:val="left" w:pos="5040"/>
+                <w:tab w:val="left" w:pos="5400"/>
+                <w:tab w:val="left" w:pos="5760"/>
+                <w:tab w:val="left" w:pos="6120"/>
+                <w:tab w:val="left" w:pos="6480"/>
+                <w:tab w:val="left" w:pos="6840"/>
+                <w:tab w:val="left" w:pos="7200"/>
+                <w:tab w:val="left" w:pos="7560"/>
+                <w:tab w:val="left" w:pos="7920"/>
+                <w:tab w:val="left" w:pos="8280"/>
+                <w:tab w:val="left" w:pos="8640"/>
+                <w:tab w:val="left" w:pos="9000"/>
+                <w:tab w:val="left" w:pos="9360"/>
+                <w:tab w:val="left" w:pos="9720"/>
+                <w:tab w:val="left" w:pos="10080"/>
+                <w:tab w:val="left" w:pos="10440"/>
+                <w:tab w:val="left" w:pos="10800"/>
+              </w:tabs>
+              <w:autoSpaceDE w:val="0"/>
+              <w:autoSpaceDN w:val="0"/>
+              <w:adjustRightInd w:val="0"/>
+              <w:rPr>
+                <w:rFonts w:ascii="Arial" w:eastAsia="Times New Roman" w:hAnsi="Arial" w:cs="Arial"/>
+                <w:color w:val="000000"/>
+                <w:sz w:val="15"/>
+                <w:szCs w:val="15"/>
+              </w:rPr>
+            </w:pPr>
+          </w:p>
+        </w:tc>
+      </w:tr>
+    </w:tbl>
+    <w:p>
+      <w:pPr>
+        <w:widowControl w:val="0"/>
+        <w:tabs>
+          <w:tab w:val="left" w:pos="360"/>
+          <w:tab w:val="left" w:pos="720"/>
+          <w:tab w:val="left" w:pos="1080"/>
+          <w:tab w:val="left" w:pos="1440"/>
+          <w:tab w:val="left" w:pos="1800"/>
+          <w:tab w:val="left" w:pos="2160"/>
+          <w:tab w:val="left" w:pos="2520"/>
+          <w:tab w:val="left" w:pos="2880"/>
+          <w:tab w:val="left" w:pos="3240"/>
+          <w:tab w:val="left" w:pos="3600"/>
+          <w:tab w:val="left" w:pos="3960"/>
+          <w:tab w:val="left" w:pos="4320"/>
+          <w:tab w:val="left" w:pos="4680"/>
+          <w:tab w:val="left" w:pos="5040"/>
+          <w:tab w:val="left" w:pos="5400"/>
+          <w:tab w:val="left" w:pos="5760"/>
+          <w:tab w:val="left" w:pos="6120"/>
+          <w:tab w:val="left" w:pos="6480"/>
+          <w:tab w:val="left" w:pos="6840"/>
+          <w:tab w:val="left" w:pos="7200"/>
+          <w:tab w:val="left" w:pos="7560"/>
+          <w:tab w:val="left" w:pos="7920"/>
+          <w:tab w:val="left" w:pos="8280"/>
+          <w:tab w:val="left" w:pos="8640"/>
+          <w:tab w:val="left" w:pos="9000"/>
+          <w:tab w:val="left" w:pos="9360"/>
+          <w:tab w:val="left" w:pos="9720"/>
+          <w:tab w:val="left" w:pos="10080"/>
+          <w:tab w:val="left" w:pos="10440"/>
+          <w:tab w:val="left" w:pos="10800"/>
+        </w:tabs>
+        <w:autoSpaceDE w:val="0"/>
+        <w:autoSpaceDN w:val="0"/>
+        <w:adjustRightInd w:val="0"/>
+        <w:spacing w:after="0" w:line="240" w:lineRule="auto"/>
+        <w:rPr>
+          <w:rFonts w:ascii="Arial" w:eastAsia="Times New Roman" w:hAnsi="Arial" w:cs="Arial"/>
+          <w:color w:val="000000"/>
+          <w:sz w:val="17"/>
+          <w:szCs w:val="24"/>
+        </w:rPr>
+      </w:pPr>
+    </w:p>
+    <w:p>
+      <w:pPr>
+        <w:rPr>
+          <w:rFonts w:ascii="Arial" w:eastAsia="Times New Roman" w:hAnsi="Arial" w:cs="Arial"/>
+          <w:color w:val="000000"/>
+          <w:sz w:val="17"/>
+          <w:szCs w:val="24"/>
+        </w:rPr>
+      </w:pPr>
+      <w:r>
+        <w:rPr>
+          <w:rFonts w:ascii="Arial" w:eastAsia="Times New Roman" w:hAnsi="Arial" w:cs="Arial"/>
+          <w:color w:val="000000"/>
+          <w:sz w:val="17"/>
+          <w:szCs w:val="24"/>
+        </w:rPr>
+        <w:br w:type="page"/>
+      </w:r>
+    </w:p>
+    <w:p>
+      <w:pPr>
+        <w:widowControl w:val="0"/>
+        <w:tabs>
+          <w:tab w:val="left" w:pos="360"/>
+          <w:tab w:val="left" w:pos="720"/>
+          <w:tab w:val="left" w:pos="1080"/>
+          <w:tab w:val="left" w:pos="1440"/>
+          <w:tab w:val="left" w:pos="1800"/>
+          <w:tab w:val="left" w:pos="2160"/>
+          <w:tab w:val="left" w:pos="2520"/>
+          <w:tab w:val="left" w:pos="2880"/>
+          <w:tab w:val="left" w:pos="3240"/>
+          <w:tab w:val="left" w:pos="3600"/>
+          <w:tab w:val="left" w:pos="3960"/>
+          <w:tab w:val="left" w:pos="4320"/>
+          <w:tab w:val="left" w:pos="4680"/>
+          <w:tab w:val="left" w:pos="5040"/>
+          <w:tab w:val="left" w:pos="5400"/>
+          <w:tab w:val="left" w:pos="5760"/>
+          <w:tab w:val="left" w:pos="6120"/>
+          <w:tab w:val="left" w:pos="6480"/>
+          <w:tab w:val="left" w:pos="6840"/>
+          <w:tab w:val="left" w:pos="7200"/>
+          <w:tab w:val="left" w:pos="7560"/>
+          <w:tab w:val="left" w:pos="7920"/>
+          <w:tab w:val="left" w:pos="8280"/>
+          <w:tab w:val="left" w:pos="8640"/>
+          <w:tab w:val="left" w:pos="9000"/>
+          <w:tab w:val="left" w:pos="9360"/>
+          <w:tab w:val="left" w:pos="9720"/>
+          <w:tab w:val="left" w:pos="10080"/>
+          <w:tab w:val="left" w:pos="10440"/>
+          <w:tab w:val="left" w:pos="10800"/>
+        </w:tabs>
+        <w:autoSpaceDE w:val="0"/>
+        <w:autoSpaceDN w:val="0"/>
+        <w:adjustRightInd w:val="0"/>
+        <w:spacing w:after="0" w:line="240" w:lineRule="auto"/>
+        <w:rPr>
+          <w:rFonts w:ascii="Arial" w:eastAsia="Times New Roman" w:hAnsi="Arial" w:cs="Arial"/>
+          <w:color w:val="000000"/>
+          <w:sz w:val="17"/>
+          <w:szCs w:val="24"/>
+        </w:rPr>
+      </w:pPr>
+    </w:p>
+    <w:tbl>
+      <w:tblPr>
+        <w:tblStyle w:val="Tablaconcuadrcula"/>
+        <w:tblW w:w="0" w:type="auto"/>
+        <w:tblLook w:val="04A0" w:firstRow="1" w:lastRow="0" w:firstColumn="1" w:lastColumn="0" w:noHBand="0" w:noVBand="1"/>
+      </w:tblPr>
+      <w:tblGrid>
+        <w:gridCol w:w="2880"/>
+        <w:gridCol w:w="5047"/>
+        <w:gridCol w:w="2153"/>
+      </w:tblGrid>
+      <w:tr>
+        <w:tc>
+          <w:tcPr>
+            <w:tcW w:w="7927" w:type="dxa"/>
+            <w:gridSpan w:val="2"/>
+            <w:tcBorders>
+              <w:top w:val="nil"/>
+              <w:left w:val="nil"/>
+              <w:right w:val="nil"/>
+            </w:tcBorders>
+          </w:tcPr>
+          <w:p>
+            <w:pPr>
+              <w:widowControl w:val="0"/>
+              <w:tabs>
+                <w:tab w:val="left" w:pos="360"/>
+                <w:tab w:val="left" w:pos="720"/>
+                <w:tab w:val="left" w:pos="1080"/>
+                <w:tab w:val="left" w:pos="1440"/>
+                <w:tab w:val="left" w:pos="1800"/>
+                <w:tab w:val="left" w:pos="2160"/>
+                <w:tab w:val="left" w:pos="2520"/>
+                <w:tab w:val="left" w:pos="2880"/>
+                <w:tab w:val="left" w:pos="3240"/>
+                <w:tab w:val="left" w:pos="3600"/>
+                <w:tab w:val="left" w:pos="3960"/>
+                <w:tab w:val="left" w:pos="4320"/>
+                <w:tab w:val="left" w:pos="4680"/>
+                <w:tab w:val="left" w:pos="5040"/>
+                <w:tab w:val="left" w:pos="5400"/>
+                <w:tab w:val="left" w:pos="5760"/>
+                <w:tab w:val="left" w:pos="6120"/>
+                <w:tab w:val="left" w:pos="6480"/>
+                <w:tab w:val="left" w:pos="6840"/>
+                <w:tab w:val="left" w:pos="7200"/>
+                <w:tab w:val="left" w:pos="7560"/>
+                <w:tab w:val="left" w:pos="7920"/>
+                <w:tab w:val="left" w:pos="8280"/>
+                <w:tab w:val="left" w:pos="8640"/>
+                <w:tab w:val="left" w:pos="9000"/>
+                <w:tab w:val="left" w:pos="9360"/>
+                <w:tab w:val="left" w:pos="9720"/>
+                <w:tab w:val="left" w:pos="10080"/>
+                <w:tab w:val="left" w:pos="10440"/>
+                <w:tab w:val="left" w:pos="10800"/>
+              </w:tabs>
+              <w:autoSpaceDE w:val="0"/>
+              <w:autoSpaceDN w:val="0"/>
+              <w:adjustRightInd w:val="0"/>
+              <w:jc w:val="center"/>
+              <w:rPr>
+                <w:rFonts w:ascii="Arial" w:eastAsia="Times New Roman" w:hAnsi="Arial" w:cs="Arial"/>
+                <w:color w:val="000000"/>
+                <w:sz w:val="15"/>
+                <w:szCs w:val="15"/>
+              </w:rPr>
+            </w:pPr>
+            <w:r>
+              <w:rPr>
+                <w:rFonts w:ascii="Arial" w:eastAsia="Times New Roman" w:hAnsi="Arial" w:cs="Arial"/>
+                <w:b/>
+                <w:color w:val="000000"/>
+                <w:sz w:val="15"/>
+                <w:szCs w:val="15"/>
+              </w:rPr>
+              <w:t>CO</w:t>
+            </w:r>
+            <w:r>
+              <w:rPr>
+                <w:rFonts w:ascii="Arial" w:eastAsia="Times New Roman" w:hAnsi="Arial" w:cs="Arial"/>
+                <w:b/>
+                <w:color w:val="000000"/>
+                <w:sz w:val="15"/>
+                <w:szCs w:val="15"/>
+              </w:rPr>
+              <w:t>FIADORA</w:t>
+            </w:r>
+            <w:r>
+              <w:rPr>
+                <w:rFonts w:ascii="Arial" w:eastAsia="Times New Roman" w:hAnsi="Arial" w:cs="Arial"/>
+                <w:b/>
+                <w:color w:val="000000"/>
+                <w:sz w:val="15"/>
+                <w:szCs w:val="15"/>
+              </w:rPr>
+              <w:t xml:space="preserve"> No. </w:t>
+            </w:r>
+            <w:r>
+              <w:rPr>
+                <w:rFonts w:ascii="Arial" w:eastAsia="Times New Roman" w:hAnsi="Arial" w:cs="Arial"/>
+                <w:b/>
+                <w:color w:val="000000"/>
+                <w:sz w:val="15"/>
+                <w:szCs w:val="15"/>
+              </w:rPr>
+              <w:t>2</w:t>
+            </w:r>
+          </w:p>
+        </w:tc>
+        <w:tc>
+          <w:tcPr>
+            <w:tcW w:w="2153" w:type="dxa"/>
+            <w:tcBorders>
+              <w:top w:val="nil"/>
+              <w:left w:val="nil"/>
+              <w:right w:val="nil"/>
+            </w:tcBorders>
+          </w:tcPr>
+          <w:p>
+            <w:pPr>
+              <w:widowControl w:val="0"/>
+              <w:tabs>
+                <w:tab w:val="left" w:pos="360"/>
+                <w:tab w:val="left" w:pos="720"/>
+                <w:tab w:val="left" w:pos="1080"/>
+                <w:tab w:val="left" w:pos="1440"/>
+                <w:tab w:val="left" w:pos="1800"/>
+                <w:tab w:val="left" w:pos="2160"/>
+                <w:tab w:val="left" w:pos="2520"/>
+                <w:tab w:val="left" w:pos="2880"/>
+                <w:tab w:val="left" w:pos="3240"/>
+                <w:tab w:val="left" w:pos="3600"/>
+                <w:tab w:val="left" w:pos="3960"/>
+                <w:tab w:val="left" w:pos="4320"/>
+                <w:tab w:val="left" w:pos="4680"/>
+                <w:tab w:val="left" w:pos="5040"/>
+                <w:tab w:val="left" w:pos="5400"/>
+                <w:tab w:val="left" w:pos="5760"/>
+                <w:tab w:val="left" w:pos="6120"/>
+                <w:tab w:val="left" w:pos="6480"/>
+                <w:tab w:val="left" w:pos="6840"/>
+                <w:tab w:val="left" w:pos="7200"/>
+                <w:tab w:val="left" w:pos="7560"/>
+                <w:tab w:val="left" w:pos="7920"/>
+                <w:tab w:val="left" w:pos="8280"/>
+                <w:tab w:val="left" w:pos="8640"/>
+                <w:tab w:val="left" w:pos="9000"/>
+                <w:tab w:val="left" w:pos="9360"/>
+                <w:tab w:val="left" w:pos="9720"/>
+                <w:tab w:val="left" w:pos="10080"/>
+                <w:tab w:val="left" w:pos="10440"/>
+                <w:tab w:val="left" w:pos="10800"/>
+              </w:tabs>
+              <w:autoSpaceDE w:val="0"/>
+              <w:autoSpaceDN w:val="0"/>
+              <w:adjustRightInd w:val="0"/>
+              <w:jc w:val="center"/>
+              <w:rPr>
+                <w:rFonts w:ascii="Arial" w:eastAsia="Times New Roman" w:hAnsi="Arial" w:cs="Arial"/>
+                <w:b/>
+                <w:color w:val="000000"/>
+                <w:sz w:val="15"/>
+                <w:szCs w:val="15"/>
+              </w:rPr>
+            </w:pPr>
+          </w:p>
+        </w:tc>
+      </w:tr>
+      <w:tr>
+        <w:tc>
+          <w:tcPr>
+            <w:tcW w:w="2880" w:type="dxa"/>
+          </w:tcPr>
+          <w:p>
+            <w:pPr>
+              <w:pStyle w:val="Prrafodelista"/>
+              <w:widowControl w:val="0"/>
+              <w:numPr>
+                <w:ilvl w:val="0"/>
+                <w:numId w:val="6"/>
+              </w:numPr>
+              <w:tabs>
+                <w:tab w:val="left" w:pos="360"/>
+                <w:tab w:val="left" w:pos="720"/>
+                <w:tab w:val="left" w:pos="1080"/>
+                <w:tab w:val="left" w:pos="1440"/>
+                <w:tab w:val="left" w:pos="1800"/>
+                <w:tab w:val="left" w:pos="2160"/>
+                <w:tab w:val="left" w:pos="2520"/>
+                <w:tab w:val="left" w:pos="2880"/>
+                <w:tab w:val="left" w:pos="3240"/>
+                <w:tab w:val="left" w:pos="3600"/>
+                <w:tab w:val="left" w:pos="3960"/>
+                <w:tab w:val="left" w:pos="4320"/>
+                <w:tab w:val="left" w:pos="4680"/>
+                <w:tab w:val="left" w:pos="5040"/>
+                <w:tab w:val="left" w:pos="5400"/>
+                <w:tab w:val="left" w:pos="5760"/>
+                <w:tab w:val="left" w:pos="6120"/>
+                <w:tab w:val="left" w:pos="6480"/>
+                <w:tab w:val="left" w:pos="6840"/>
+                <w:tab w:val="left" w:pos="7200"/>
+                <w:tab w:val="left" w:pos="7560"/>
+                <w:tab w:val="left" w:pos="7920"/>
+                <w:tab w:val="left" w:pos="8280"/>
+                <w:tab w:val="left" w:pos="8640"/>
+                <w:tab w:val="left" w:pos="9000"/>
+                <w:tab w:val="left" w:pos="9360"/>
+                <w:tab w:val="left" w:pos="9720"/>
+                <w:tab w:val="left" w:pos="10080"/>
+                <w:tab w:val="left" w:pos="10440"/>
+                <w:tab w:val="left" w:pos="10800"/>
+              </w:tabs>
+              <w:autoSpaceDE w:val="0"/>
+              <w:autoSpaceDN w:val="0"/>
+              <w:adjustRightInd w:val="0"/>
+              <w:rPr>
+                <w:rFonts w:ascii="Arial" w:eastAsia="Times New Roman" w:hAnsi="Arial" w:cs="Arial"/>
+                <w:color w:val="000000"/>
+                <w:sz w:val="15"/>
+                <w:szCs w:val="15"/>
+              </w:rPr>
+            </w:pPr>
+            <w:r>
+              <w:rPr>
+                <w:rFonts w:ascii="Arial" w:eastAsia="Times New Roman" w:hAnsi="Arial" w:cs="Arial"/>
+                <w:color w:val="000000"/>
+                <w:sz w:val="15"/>
+                <w:szCs w:val="15"/>
+              </w:rPr>
+              <w:t>Nombre de la Compañía</w:t>
+            </w:r>
+          </w:p>
+        </w:tc>
+        <w:tc>
+          <w:tcPr>
+            <w:tcW w:w="5047" w:type="dxa"/>
+          </w:tcPr>
+          <w:p>
+            <w:pPr>
+              <w:widowControl w:val="0"/>
+              <w:tabs>
+                <w:tab w:val="left" w:pos="360"/>
+                <w:tab w:val="left" w:pos="720"/>
+                <w:tab w:val="left" w:pos="1080"/>
+                <w:tab w:val="left" w:pos="1440"/>
+                <w:tab w:val="left" w:pos="1800"/>
+                <w:tab w:val="left" w:pos="2160"/>
+                <w:tab w:val="left" w:pos="2520"/>
+                <w:tab w:val="left" w:pos="2880"/>
+                <w:tab w:val="left" w:pos="3240"/>
+                <w:tab w:val="left" w:pos="3600"/>
+                <w:tab w:val="left" w:pos="3960"/>
+                <w:tab w:val="left" w:pos="4320"/>
+                <w:tab w:val="left" w:pos="4680"/>
+                <w:tab w:val="left" w:pos="5040"/>
+                <w:tab w:val="left" w:pos="5400"/>
+                <w:tab w:val="left" w:pos="5760"/>
+                <w:tab w:val="left" w:pos="6120"/>
+                <w:tab w:val="left" w:pos="6480"/>
+                <w:tab w:val="left" w:pos="6840"/>
+                <w:tab w:val="left" w:pos="7200"/>
+                <w:tab w:val="left" w:pos="7560"/>
+                <w:tab w:val="left" w:pos="7920"/>
+                <w:tab w:val="left" w:pos="8280"/>
+                <w:tab w:val="left" w:pos="8640"/>
+                <w:tab w:val="left" w:pos="9000"/>
+                <w:tab w:val="left" w:pos="9360"/>
+                <w:tab w:val="left" w:pos="9720"/>
+                <w:tab w:val="left" w:pos="10080"/>
+                <w:tab w:val="left" w:pos="10440"/>
+                <w:tab w:val="left" w:pos="10800"/>
+              </w:tabs>
+              <w:autoSpaceDE w:val="0"/>
+              <w:autoSpaceDN w:val="0"/>
+              <w:adjustRightInd w:val="0"/>
+              <w:rPr>
+                <w:rFonts w:ascii="Arial" w:eastAsia="Times New Roman" w:hAnsi="Arial" w:cs="Arial"/>
+                <w:b/>
+                <w:bCs/>
+                <w:color w:val="000000"/>
+                <w:sz w:val="15"/>
+                <w:szCs w:val="15"/>
+              </w:rPr>
+            </w:pPr>
+          </w:p>
+        </w:tc>
+        <w:tc>
+          <w:tcPr>
+            <w:tcW w:w="2153" w:type="dxa"/>
+          </w:tcPr>
+          <w:p>
+            <w:pPr>
+              <w:widowControl w:val="0"/>
+              <w:tabs>
+                <w:tab w:val="left" w:pos="360"/>
+                <w:tab w:val="left" w:pos="720"/>
+                <w:tab w:val="left" w:pos="1080"/>
+                <w:tab w:val="left" w:pos="1440"/>
+                <w:tab w:val="left" w:pos="1800"/>
+                <w:tab w:val="left" w:pos="2160"/>
+                <w:tab w:val="left" w:pos="2520"/>
+                <w:tab w:val="left" w:pos="2880"/>
+                <w:tab w:val="left" w:pos="3240"/>
+                <w:tab w:val="left" w:pos="3600"/>
+                <w:tab w:val="left" w:pos="3960"/>
+                <w:tab w:val="left" w:pos="4320"/>
+                <w:tab w:val="left" w:pos="4680"/>
+                <w:tab w:val="left" w:pos="5040"/>
+                <w:tab w:val="left" w:pos="5400"/>
+                <w:tab w:val="left" w:pos="5760"/>
+                <w:tab w:val="left" w:pos="6120"/>
+                <w:tab w:val="left" w:pos="6480"/>
+                <w:tab w:val="left" w:pos="6840"/>
+                <w:tab w:val="left" w:pos="7200"/>
+                <w:tab w:val="left" w:pos="7560"/>
+                <w:tab w:val="left" w:pos="7920"/>
+                <w:tab w:val="left" w:pos="8280"/>
+                <w:tab w:val="left" w:pos="8640"/>
+                <w:tab w:val="left" w:pos="9000"/>
+                <w:tab w:val="left" w:pos="9360"/>
+                <w:tab w:val="left" w:pos="9720"/>
+                <w:tab w:val="left" w:pos="10080"/>
+                <w:tab w:val="left" w:pos="10440"/>
+                <w:tab w:val="left" w:pos="10800"/>
+              </w:tabs>
+              <w:autoSpaceDE w:val="0"/>
+              <w:autoSpaceDN w:val="0"/>
+              <w:adjustRightInd w:val="0"/>
+              <w:rPr>
+                <w:rFonts w:ascii="Arial" w:eastAsia="Times New Roman" w:hAnsi="Arial" w:cs="Arial"/>
+                <w:b/>
+                <w:bCs/>
+                <w:color w:val="000000"/>
+                <w:sz w:val="15"/>
+                <w:szCs w:val="15"/>
+              </w:rPr>
+            </w:pPr>
+          </w:p>
+        </w:tc>
+      </w:tr>
+      <w:tr>
+        <w:trPr>
+          <w:trHeight w:val="551"/>
+        </w:trPr>
+        <w:tc>
+          <w:tcPr>
+            <w:tcW w:w="2880" w:type="dxa"/>
+            <w:vAlign w:val="bottom"/>
+          </w:tcPr>
+          <w:p>
+            <w:pPr>
+              <w:pStyle w:val="Prrafodelista"/>
+              <w:widowControl w:val="0"/>
+              <w:numPr>
+                <w:ilvl w:val="0"/>
+                <w:numId w:val="6"/>
+              </w:numPr>
+              <w:tabs>
+                <w:tab w:val="left" w:pos="360"/>
+                <w:tab w:val="left" w:pos="720"/>
+                <w:tab w:val="left" w:pos="1080"/>
+                <w:tab w:val="left" w:pos="1440"/>
+                <w:tab w:val="left" w:pos="1800"/>
+                <w:tab w:val="left" w:pos="2160"/>
+                <w:tab w:val="left" w:pos="2520"/>
+                <w:tab w:val="left" w:pos="2880"/>
+                <w:tab w:val="left" w:pos="3240"/>
+                <w:tab w:val="left" w:pos="3600"/>
+                <w:tab w:val="left" w:pos="3960"/>
+                <w:tab w:val="left" w:pos="4320"/>
+                <w:tab w:val="left" w:pos="4680"/>
+                <w:tab w:val="left" w:pos="5040"/>
+                <w:tab w:val="left" w:pos="5400"/>
+                <w:tab w:val="left" w:pos="5760"/>
+                <w:tab w:val="left" w:pos="6120"/>
+                <w:tab w:val="left" w:pos="6480"/>
+                <w:tab w:val="left" w:pos="6840"/>
+                <w:tab w:val="left" w:pos="7200"/>
+                <w:tab w:val="left" w:pos="7560"/>
+                <w:tab w:val="left" w:pos="7920"/>
+                <w:tab w:val="left" w:pos="8280"/>
+                <w:tab w:val="left" w:pos="8640"/>
+                <w:tab w:val="left" w:pos="9000"/>
+                <w:tab w:val="left" w:pos="9360"/>
+                <w:tab w:val="left" w:pos="9720"/>
+                <w:tab w:val="left" w:pos="10080"/>
+                <w:tab w:val="left" w:pos="10440"/>
+                <w:tab w:val="left" w:pos="10800"/>
+              </w:tabs>
+              <w:autoSpaceDE w:val="0"/>
+              <w:autoSpaceDN w:val="0"/>
+              <w:adjustRightInd w:val="0"/>
+              <w:rPr>
+                <w:rFonts w:ascii="Arial" w:eastAsia="Times New Roman" w:hAnsi="Arial" w:cs="Arial"/>
+                <w:color w:val="000000"/>
+                <w:sz w:val="15"/>
+                <w:szCs w:val="15"/>
+              </w:rPr>
+            </w:pPr>
+            <w:r>
+              <w:rPr>
+                <w:rFonts w:ascii="Arial" w:eastAsia="Times New Roman" w:hAnsi="Arial" w:cs="Arial"/>
+                <w:color w:val="000000"/>
+                <w:sz w:val="15"/>
+                <w:szCs w:val="15"/>
+              </w:rPr>
+              <w:t>Firma</w:t>
+            </w:r>
+          </w:p>
+        </w:tc>
+        <w:tc>
+          <w:tcPr>
+            <w:tcW w:w="5047" w:type="dxa"/>
+          </w:tcPr>
+          <w:p>
+            <w:pPr>
+              <w:widowControl w:val="0"/>
+              <w:tabs>
+                <w:tab w:val="left" w:pos="360"/>
+                <w:tab w:val="left" w:pos="720"/>
+                <w:tab w:val="left" w:pos="1080"/>
+                <w:tab w:val="left" w:pos="1440"/>
+                <w:tab w:val="left" w:pos="1800"/>
+                <w:tab w:val="left" w:pos="2160"/>
+                <w:tab w:val="left" w:pos="2520"/>
+                <w:tab w:val="left" w:pos="2880"/>
+                <w:tab w:val="left" w:pos="3240"/>
+                <w:tab w:val="left" w:pos="3600"/>
+                <w:tab w:val="left" w:pos="3960"/>
+                <w:tab w:val="left" w:pos="4320"/>
+                <w:tab w:val="left" w:pos="4680"/>
+                <w:tab w:val="left" w:pos="5040"/>
+                <w:tab w:val="left" w:pos="5400"/>
+                <w:tab w:val="left" w:pos="5760"/>
+                <w:tab w:val="left" w:pos="6120"/>
+                <w:tab w:val="left" w:pos="6480"/>
+                <w:tab w:val="left" w:pos="6840"/>
+                <w:tab w:val="left" w:pos="7200"/>
+                <w:tab w:val="left" w:pos="7560"/>
+                <w:tab w:val="left" w:pos="7920"/>
+                <w:tab w:val="left" w:pos="8280"/>
+                <w:tab w:val="left" w:pos="8640"/>
+                <w:tab w:val="left" w:pos="9000"/>
+                <w:tab w:val="left" w:pos="9360"/>
+                <w:tab w:val="left" w:pos="9720"/>
+                <w:tab w:val="left" w:pos="10080"/>
+                <w:tab w:val="left" w:pos="10440"/>
+                <w:tab w:val="left" w:pos="10800"/>
+              </w:tabs>
+              <w:autoSpaceDE w:val="0"/>
+              <w:autoSpaceDN w:val="0"/>
+              <w:adjustRightInd w:val="0"/>
+              <w:rPr>
+                <w:rFonts w:ascii="Arial" w:eastAsia="Times New Roman" w:hAnsi="Arial" w:cs="Arial"/>
+                <w:color w:val="000000"/>
+                <w:sz w:val="15"/>
+                <w:szCs w:val="15"/>
+              </w:rPr>
+            </w:pPr>
+          </w:p>
+        </w:tc>
+        <w:tc>
+          <w:tcPr>
+            <w:tcW w:w="2153" w:type="dxa"/>
+            <w:vAlign w:val="center"/>
+          </w:tcPr>
+          <w:p>
+            <w:pPr>
+              <w:widowControl w:val="0"/>
+              <w:tabs>
+                <w:tab w:val="left" w:pos="360"/>
+                <w:tab w:val="left" w:pos="720"/>
+                <w:tab w:val="left" w:pos="1080"/>
+                <w:tab w:val="left" w:pos="1440"/>
+                <w:tab w:val="left" w:pos="1800"/>
+                <w:tab w:val="left" w:pos="2160"/>
+                <w:tab w:val="left" w:pos="2520"/>
+                <w:tab w:val="left" w:pos="2880"/>
+                <w:tab w:val="left" w:pos="3240"/>
+                <w:tab w:val="left" w:pos="3600"/>
+                <w:tab w:val="left" w:pos="3960"/>
+                <w:tab w:val="left" w:pos="4320"/>
+                <w:tab w:val="left" w:pos="4680"/>
+                <w:tab w:val="left" w:pos="5040"/>
+                <w:tab w:val="left" w:pos="5400"/>
+                <w:tab w:val="left" w:pos="5760"/>
+                <w:tab w:val="left" w:pos="6120"/>
+                <w:tab w:val="left" w:pos="6480"/>
+                <w:tab w:val="left" w:pos="6840"/>
+                <w:tab w:val="left" w:pos="7200"/>
+                <w:tab w:val="left" w:pos="7560"/>
+                <w:tab w:val="left" w:pos="7920"/>
+                <w:tab w:val="left" w:pos="8280"/>
+                <w:tab w:val="left" w:pos="8640"/>
+                <w:tab w:val="left" w:pos="9000"/>
+                <w:tab w:val="left" w:pos="9360"/>
+                <w:tab w:val="left" w:pos="9720"/>
+                <w:tab w:val="left" w:pos="10080"/>
+                <w:tab w:val="left" w:pos="10440"/>
+                <w:tab w:val="left" w:pos="10800"/>
+              </w:tabs>
+              <w:autoSpaceDE w:val="0"/>
+              <w:autoSpaceDN w:val="0"/>
+              <w:adjustRightInd w:val="0"/>
+              <w:rPr>
+                <w:rFonts w:ascii="Arial" w:eastAsia="Times New Roman" w:hAnsi="Arial" w:cs="Arial"/>
+                <w:b/>
+                <w:bCs/>
+                <w:color w:val="000000"/>
+                <w:sz w:val="15"/>
+                <w:szCs w:val="15"/>
+              </w:rPr>
+            </w:pPr>
+          </w:p>
+        </w:tc>
+      </w:tr>
+      <w:tr>
+        <w:tc>
+          <w:tcPr>
+            <w:tcW w:w="2880" w:type="dxa"/>
+          </w:tcPr>
+          <w:p>
+            <w:pPr>
+              <w:pStyle w:val="Prrafodelista"/>
+              <w:widowControl w:val="0"/>
+              <w:numPr>
+                <w:ilvl w:val="0"/>
+                <w:numId w:val="6"/>
+              </w:numPr>
+              <w:tabs>
+                <w:tab w:val="left" w:pos="360"/>
+                <w:tab w:val="left" w:pos="720"/>
+                <w:tab w:val="left" w:pos="1080"/>
+                <w:tab w:val="left" w:pos="1440"/>
+                <w:tab w:val="left" w:pos="1800"/>
+                <w:tab w:val="left" w:pos="2160"/>
+                <w:tab w:val="left" w:pos="2520"/>
+                <w:tab w:val="left" w:pos="2880"/>
+                <w:tab w:val="left" w:pos="3240"/>
+                <w:tab w:val="left" w:pos="3600"/>
+                <w:tab w:val="left" w:pos="3960"/>
+                <w:tab w:val="left" w:pos="4320"/>
+                <w:tab w:val="left" w:pos="4680"/>
+                <w:tab w:val="left" w:pos="5040"/>
+                <w:tab w:val="left" w:pos="5400"/>
+                <w:tab w:val="left" w:pos="5760"/>
+                <w:tab w:val="left" w:pos="6120"/>
+                <w:tab w:val="left" w:pos="6480"/>
+                <w:tab w:val="left" w:pos="6840"/>
+                <w:tab w:val="left" w:pos="7200"/>
+                <w:tab w:val="left" w:pos="7560"/>
+                <w:tab w:val="left" w:pos="7920"/>
+                <w:tab w:val="left" w:pos="8280"/>
+                <w:tab w:val="left" w:pos="8640"/>
+                <w:tab w:val="left" w:pos="9000"/>
+                <w:tab w:val="left" w:pos="9360"/>
+                <w:tab w:val="left" w:pos="9720"/>
+                <w:tab w:val="left" w:pos="10080"/>
+                <w:tab w:val="left" w:pos="10440"/>
+                <w:tab w:val="left" w:pos="10800"/>
+              </w:tabs>
+              <w:autoSpaceDE w:val="0"/>
+              <w:autoSpaceDN w:val="0"/>
+              <w:adjustRightInd w:val="0"/>
+              <w:rPr>
+                <w:rFonts w:ascii="Arial" w:eastAsia="Times New Roman" w:hAnsi="Arial" w:cs="Arial"/>
+                <w:color w:val="000000"/>
+                <w:sz w:val="15"/>
+                <w:szCs w:val="15"/>
+              </w:rPr>
+            </w:pPr>
+            <w:r>
+              <w:rPr>
+                <w:rFonts w:ascii="Arial" w:eastAsia="Times New Roman" w:hAnsi="Arial" w:cs="Arial"/>
+                <w:color w:val="000000"/>
+                <w:sz w:val="15"/>
+                <w:szCs w:val="15"/>
+              </w:rPr>
+              <w:t>Nombre y Título</w:t>
+            </w:r>
+          </w:p>
+        </w:tc>
+        <w:tc>
+          <w:tcPr>
+            <w:tcW w:w="5047" w:type="dxa"/>
+          </w:tcPr>
+          <w:p>
+            <w:pPr>
+              <w:widowControl w:val="0"/>
+              <w:tabs>
+                <w:tab w:val="left" w:pos="360"/>
+                <w:tab w:val="left" w:pos="720"/>
+                <w:tab w:val="left" w:pos="1080"/>
+                <w:tab w:val="left" w:pos="1440"/>
+                <w:tab w:val="left" w:pos="1800"/>
+                <w:tab w:val="left" w:pos="2160"/>
+                <w:tab w:val="left" w:pos="2520"/>
+                <w:tab w:val="left" w:pos="2880"/>
+                <w:tab w:val="left" w:pos="3240"/>
+                <w:tab w:val="left" w:pos="3600"/>
+                <w:tab w:val="left" w:pos="3960"/>
+                <w:tab w:val="left" w:pos="4320"/>
+                <w:tab w:val="left" w:pos="4680"/>
+                <w:tab w:val="left" w:pos="5040"/>
+                <w:tab w:val="left" w:pos="5400"/>
+                <w:tab w:val="left" w:pos="5760"/>
+                <w:tab w:val="left" w:pos="6120"/>
+                <w:tab w:val="left" w:pos="6480"/>
+                <w:tab w:val="left" w:pos="6840"/>
+                <w:tab w:val="left" w:pos="7200"/>
+                <w:tab w:val="left" w:pos="7560"/>
+                <w:tab w:val="left" w:pos="7920"/>
+                <w:tab w:val="left" w:pos="8280"/>
+                <w:tab w:val="left" w:pos="8640"/>
+                <w:tab w:val="left" w:pos="9000"/>
+                <w:tab w:val="left" w:pos="9360"/>
+                <w:tab w:val="left" w:pos="9720"/>
+                <w:tab w:val="left" w:pos="10080"/>
+                <w:tab w:val="left" w:pos="10440"/>
+                <w:tab w:val="left" w:pos="10800"/>
+              </w:tabs>
+              <w:autoSpaceDE w:val="0"/>
+              <w:autoSpaceDN w:val="0"/>
+              <w:adjustRightInd w:val="0"/>
+              <w:rPr>
+                <w:rFonts w:ascii="Arial" w:eastAsia="Times New Roman" w:hAnsi="Arial" w:cs="Arial"/>
+                <w:color w:val="000000"/>
+                <w:sz w:val="15"/>
+                <w:szCs w:val="15"/>
+              </w:rPr>
+            </w:pPr>
+          </w:p>
+        </w:tc>
+        <w:tc>
+          <w:tcPr>
+            <w:tcW w:w="2153" w:type="dxa"/>
+          </w:tcPr>
+          <w:p>
+            <w:pPr>
+              <w:widowControl w:val="0"/>
+              <w:tabs>
+                <w:tab w:val="left" w:pos="360"/>
+                <w:tab w:val="left" w:pos="720"/>
+                <w:tab w:val="left" w:pos="1080"/>
+                <w:tab w:val="left" w:pos="1440"/>
+                <w:tab w:val="left" w:pos="1800"/>
+                <w:tab w:val="left" w:pos="2160"/>
+                <w:tab w:val="left" w:pos="2520"/>
+                <w:tab w:val="left" w:pos="2880"/>
+                <w:tab w:val="left" w:pos="3240"/>
+                <w:tab w:val="left" w:pos="3600"/>
+                <w:tab w:val="left" w:pos="3960"/>
+                <w:tab w:val="left" w:pos="4320"/>
+                <w:tab w:val="left" w:pos="4680"/>
+                <w:tab w:val="left" w:pos="5040"/>
+                <w:tab w:val="left" w:pos="5400"/>
+                <w:tab w:val="left" w:pos="5760"/>
+                <w:tab w:val="left" w:pos="6120"/>
+                <w:tab w:val="left" w:pos="6480"/>
+                <w:tab w:val="left" w:pos="6840"/>
+                <w:tab w:val="left" w:pos="7200"/>
+                <w:tab w:val="left" w:pos="7560"/>
+                <w:tab w:val="left" w:pos="7920"/>
+                <w:tab w:val="left" w:pos="8280"/>
+                <w:tab w:val="left" w:pos="8640"/>
+                <w:tab w:val="left" w:pos="9000"/>
+                <w:tab w:val="left" w:pos="9360"/>
+                <w:tab w:val="left" w:pos="9720"/>
+                <w:tab w:val="left" w:pos="10080"/>
+                <w:tab w:val="left" w:pos="10440"/>
+                <w:tab w:val="left" w:pos="10800"/>
+              </w:tabs>
+              <w:autoSpaceDE w:val="0"/>
+              <w:autoSpaceDN w:val="0"/>
+              <w:adjustRightInd w:val="0"/>
+              <w:rPr>
+                <w:rFonts w:ascii="Arial" w:eastAsia="Times New Roman" w:hAnsi="Arial" w:cs="Arial"/>
+                <w:color w:val="000000"/>
+                <w:sz w:val="15"/>
+                <w:szCs w:val="15"/>
+              </w:rPr>
+            </w:pPr>
+          </w:p>
+        </w:tc>
+      </w:tr>
+    </w:tbl>
+    <w:p>
+      <w:pPr>
+        <w:widowControl w:val="0"/>
+        <w:tabs>
+          <w:tab w:val="left" w:pos="360"/>
+          <w:tab w:val="left" w:pos="720"/>
+          <w:tab w:val="left" w:pos="1080"/>
+          <w:tab w:val="left" w:pos="1440"/>
+          <w:tab w:val="left" w:pos="1800"/>
+          <w:tab w:val="left" w:pos="2160"/>
+          <w:tab w:val="left" w:pos="2520"/>
+          <w:tab w:val="left" w:pos="2880"/>
+          <w:tab w:val="left" w:pos="3240"/>
+          <w:tab w:val="left" w:pos="3600"/>
+          <w:tab w:val="left" w:pos="3960"/>
+          <w:tab w:val="left" w:pos="4320"/>
+          <w:tab w:val="left" w:pos="4680"/>
+          <w:tab w:val="left" w:pos="5040"/>
+          <w:tab w:val="left" w:pos="5400"/>
+          <w:tab w:val="left" w:pos="5760"/>
+          <w:tab w:val="left" w:pos="6120"/>
+          <w:tab w:val="left" w:pos="6480"/>
+          <w:tab w:val="left" w:pos="6840"/>
+          <w:tab w:val="left" w:pos="7200"/>
+          <w:tab w:val="left" w:pos="7560"/>
+          <w:tab w:val="left" w:pos="7920"/>
+          <w:tab w:val="left" w:pos="8280"/>
+          <w:tab w:val="left" w:pos="8640"/>
+          <w:tab w:val="left" w:pos="9000"/>
+          <w:tab w:val="left" w:pos="9360"/>
+          <w:tab w:val="left" w:pos="9720"/>
+          <w:tab w:val="left" w:pos="10080"/>
+          <w:tab w:val="left" w:pos="10440"/>
+          <w:tab w:val="left" w:pos="10800"/>
+        </w:tabs>
+        <w:autoSpaceDE w:val="0"/>
+        <w:autoSpaceDN w:val="0"/>
+        <w:adjustRightInd w:val="0"/>
+        <w:spacing w:after="0" w:line="240" w:lineRule="auto"/>
+        <w:rPr>
+          <w:rFonts w:ascii="Arial" w:eastAsia="Times New Roman" w:hAnsi="Arial" w:cs="Arial"/>
+          <w:color w:val="000000"/>
+          <w:sz w:val="17"/>
+          <w:szCs w:val="24"/>
+        </w:rPr>
+      </w:pPr>
+    </w:p>
+    <w:tbl>
+      <w:tblPr>
+        <w:tblStyle w:val="Tablaconcuadrcula"/>
+        <w:tblW w:w="0" w:type="auto"/>
+        <w:tblLook w:val="04A0" w:firstRow="1" w:lastRow="0" w:firstColumn="1" w:lastColumn="0" w:noHBand="0" w:noVBand="1"/>
+      </w:tblPr>
+      <w:tblGrid>
+        <w:gridCol w:w="2880"/>
+        <w:gridCol w:w="5047"/>
+        <w:gridCol w:w="2153"/>
+      </w:tblGrid>
+      <w:tr>
+        <w:tc>
+          <w:tcPr>
+            <w:tcW w:w="7927" w:type="dxa"/>
+            <w:gridSpan w:val="2"/>
+            <w:tcBorders>
+              <w:top w:val="nil"/>
+              <w:left w:val="nil"/>
+              <w:right w:val="nil"/>
+            </w:tcBorders>
+          </w:tcPr>
+          <w:p>
+            <w:pPr>
+              <w:widowControl w:val="0"/>
+              <w:tabs>
+                <w:tab w:val="left" w:pos="360"/>
+                <w:tab w:val="left" w:pos="720"/>
+                <w:tab w:val="left" w:pos="1080"/>
+                <w:tab w:val="left" w:pos="1440"/>
+                <w:tab w:val="left" w:pos="1800"/>
+                <w:tab w:val="left" w:pos="2160"/>
+                <w:tab w:val="left" w:pos="2520"/>
+                <w:tab w:val="left" w:pos="2880"/>
+                <w:tab w:val="left" w:pos="3240"/>
+                <w:tab w:val="left" w:pos="3600"/>
+                <w:tab w:val="left" w:pos="3960"/>
+                <w:tab w:val="left" w:pos="4320"/>
+                <w:tab w:val="left" w:pos="4680"/>
+                <w:tab w:val="left" w:pos="5040"/>
+                <w:tab w:val="left" w:pos="5400"/>
+                <w:tab w:val="left" w:pos="5760"/>
+                <w:tab w:val="left" w:pos="6120"/>
+                <w:tab w:val="left" w:pos="6480"/>
+                <w:tab w:val="left" w:pos="6840"/>
+                <w:tab w:val="left" w:pos="7200"/>
+                <w:tab w:val="left" w:pos="7560"/>
+                <w:tab w:val="left" w:pos="7920"/>
+                <w:tab w:val="left" w:pos="8280"/>
+                <w:tab w:val="left" w:pos="8640"/>
+                <w:tab w:val="left" w:pos="9000"/>
+                <w:tab w:val="left" w:pos="9360"/>
+                <w:tab w:val="left" w:pos="9720"/>
+                <w:tab w:val="left" w:pos="10080"/>
+                <w:tab w:val="left" w:pos="10440"/>
+                <w:tab w:val="left" w:pos="10800"/>
+              </w:tabs>
+              <w:autoSpaceDE w:val="0"/>
+              <w:autoSpaceDN w:val="0"/>
+              <w:adjustRightInd w:val="0"/>
+              <w:jc w:val="center"/>
+              <w:rPr>
+                <w:rFonts w:ascii="Arial" w:eastAsia="Times New Roman" w:hAnsi="Arial" w:cs="Arial"/>
+                <w:color w:val="000000"/>
+                <w:sz w:val="15"/>
+                <w:szCs w:val="15"/>
+              </w:rPr>
+            </w:pPr>
+            <w:r>
+              <w:rPr>
+                <w:rFonts w:ascii="Arial" w:eastAsia="Times New Roman" w:hAnsi="Arial" w:cs="Arial"/>
+                <w:b/>
+                <w:color w:val="000000"/>
+                <w:sz w:val="15"/>
+                <w:szCs w:val="15"/>
+              </w:rPr>
+              <w:t>CO</w:t>
+            </w:r>
+            <w:r>
+              <w:rPr>
+                <w:rFonts w:ascii="Arial" w:eastAsia="Times New Roman" w:hAnsi="Arial" w:cs="Arial"/>
+                <w:b/>
+                <w:color w:val="000000"/>
+                <w:sz w:val="15"/>
+                <w:szCs w:val="15"/>
+              </w:rPr>
+              <w:t>FIADORA</w:t>
+            </w:r>
+            <w:r>
+              <w:rPr>
+                <w:rFonts w:ascii="Arial" w:eastAsia="Times New Roman" w:hAnsi="Arial" w:cs="Arial"/>
+                <w:b/>
+                <w:color w:val="000000"/>
+                <w:sz w:val="15"/>
+                <w:szCs w:val="15"/>
+              </w:rPr>
+              <w:t xml:space="preserve"> No. </w:t>
+            </w:r>
+            <w:r>
+              <w:rPr>
+                <w:rFonts w:ascii="Arial" w:eastAsia="Times New Roman" w:hAnsi="Arial" w:cs="Arial"/>
+                <w:b/>
+                <w:color w:val="000000"/>
+                <w:sz w:val="15"/>
+                <w:szCs w:val="15"/>
+              </w:rPr>
+              <w:t>3</w:t>
+            </w:r>
+          </w:p>
+        </w:tc>
+        <w:tc>
+          <w:tcPr>
+            <w:tcW w:w="2153" w:type="dxa"/>
+            <w:tcBorders>
+              <w:top w:val="nil"/>
+              <w:left w:val="nil"/>
+              <w:right w:val="nil"/>
+            </w:tcBorders>
+          </w:tcPr>
+          <w:p>
+            <w:pPr>
+              <w:widowControl w:val="0"/>
+              <w:tabs>
+                <w:tab w:val="left" w:pos="360"/>
+                <w:tab w:val="left" w:pos="720"/>
+                <w:tab w:val="left" w:pos="1080"/>
+                <w:tab w:val="left" w:pos="1440"/>
+                <w:tab w:val="left" w:pos="1800"/>
+                <w:tab w:val="left" w:pos="2160"/>
+                <w:tab w:val="left" w:pos="2520"/>
+                <w:tab w:val="left" w:pos="2880"/>
+                <w:tab w:val="left" w:pos="3240"/>
+                <w:tab w:val="left" w:pos="3600"/>
+                <w:tab w:val="left" w:pos="3960"/>
+                <w:tab w:val="left" w:pos="4320"/>
+                <w:tab w:val="left" w:pos="4680"/>
+                <w:tab w:val="left" w:pos="5040"/>
+                <w:tab w:val="left" w:pos="5400"/>
+                <w:tab w:val="left" w:pos="5760"/>
+                <w:tab w:val="left" w:pos="6120"/>
+                <w:tab w:val="left" w:pos="6480"/>
+                <w:tab w:val="left" w:pos="6840"/>
+                <w:tab w:val="left" w:pos="7200"/>
+                <w:tab w:val="left" w:pos="7560"/>
+                <w:tab w:val="left" w:pos="7920"/>
+                <w:tab w:val="left" w:pos="8280"/>
+                <w:tab w:val="left" w:pos="8640"/>
+                <w:tab w:val="left" w:pos="9000"/>
+                <w:tab w:val="left" w:pos="9360"/>
+                <w:tab w:val="left" w:pos="9720"/>
+                <w:tab w:val="left" w:pos="10080"/>
+                <w:tab w:val="left" w:pos="10440"/>
+                <w:tab w:val="left" w:pos="10800"/>
+              </w:tabs>
+              <w:autoSpaceDE w:val="0"/>
+              <w:autoSpaceDN w:val="0"/>
+              <w:adjustRightInd w:val="0"/>
+              <w:jc w:val="center"/>
+              <w:rPr>
+                <w:rFonts w:ascii="Arial" w:eastAsia="Times New Roman" w:hAnsi="Arial" w:cs="Arial"/>
+                <w:b/>
+                <w:color w:val="000000"/>
+                <w:sz w:val="15"/>
+                <w:szCs w:val="15"/>
+              </w:rPr>
+            </w:pPr>
+          </w:p>
+        </w:tc>
+      </w:tr>
+      <w:tr>
+        <w:tc>
+          <w:tcPr>
+            <w:tcW w:w="2880" w:type="dxa"/>
+          </w:tcPr>
+          <w:p>
+            <w:pPr>
+              <w:pStyle w:val="Prrafodelista"/>
+              <w:widowControl w:val="0"/>
+              <w:numPr>
+                <w:ilvl w:val="0"/>
+                <w:numId w:val="7"/>
+              </w:numPr>
+              <w:tabs>
+                <w:tab w:val="left" w:pos="360"/>
+                <w:tab w:val="left" w:pos="720"/>
+                <w:tab w:val="left" w:pos="1080"/>
+                <w:tab w:val="left" w:pos="1440"/>
+                <w:tab w:val="left" w:pos="1800"/>
+                <w:tab w:val="left" w:pos="2160"/>
+                <w:tab w:val="left" w:pos="2520"/>
+                <w:tab w:val="left" w:pos="2880"/>
+                <w:tab w:val="left" w:pos="3240"/>
+                <w:tab w:val="left" w:pos="3600"/>
+                <w:tab w:val="left" w:pos="3960"/>
+                <w:tab w:val="left" w:pos="4320"/>
+                <w:tab w:val="left" w:pos="4680"/>
+                <w:tab w:val="left" w:pos="5040"/>
+                <w:tab w:val="left" w:pos="5400"/>
+                <w:tab w:val="left" w:pos="5760"/>
+                <w:tab w:val="left" w:pos="6120"/>
+                <w:tab w:val="left" w:pos="6480"/>
+                <w:tab w:val="left" w:pos="6840"/>
+                <w:tab w:val="left" w:pos="7200"/>
+                <w:tab w:val="left" w:pos="7560"/>
+                <w:tab w:val="left" w:pos="7920"/>
+                <w:tab w:val="left" w:pos="8280"/>
+                <w:tab w:val="left" w:pos="8640"/>
+                <w:tab w:val="left" w:pos="9000"/>
+                <w:tab w:val="left" w:pos="9360"/>
+                <w:tab w:val="left" w:pos="9720"/>
+                <w:tab w:val="left" w:pos="10080"/>
+                <w:tab w:val="left" w:pos="10440"/>
+                <w:tab w:val="left" w:pos="10800"/>
+              </w:tabs>
+              <w:autoSpaceDE w:val="0"/>
+              <w:autoSpaceDN w:val="0"/>
+              <w:adjustRightInd w:val="0"/>
+              <w:rPr>
+                <w:rFonts w:ascii="Arial" w:eastAsia="Times New Roman" w:hAnsi="Arial" w:cs="Arial"/>
+                <w:color w:val="000000"/>
+                <w:sz w:val="15"/>
+                <w:szCs w:val="15"/>
+              </w:rPr>
+            </w:pPr>
+            <w:r>
+              <w:rPr>
+                <w:rFonts w:ascii="Arial" w:eastAsia="Times New Roman" w:hAnsi="Arial" w:cs="Arial"/>
+                <w:color w:val="000000"/>
+                <w:sz w:val="15"/>
+                <w:szCs w:val="15"/>
+              </w:rPr>
+              <w:t>Nombre de la Compañía</w:t>
+            </w:r>
+          </w:p>
+        </w:tc>
+        <w:tc>
+          <w:tcPr>
+            <w:tcW w:w="5047" w:type="dxa"/>
+          </w:tcPr>
+          <w:p>
+            <w:pPr>
+              <w:widowControl w:val="0"/>
+              <w:tabs>
+                <w:tab w:val="left" w:pos="360"/>
+                <w:tab w:val="left" w:pos="720"/>
+                <w:tab w:val="left" w:pos="1080"/>
+                <w:tab w:val="left" w:pos="1440"/>
+                <w:tab w:val="left" w:pos="1800"/>
+                <w:tab w:val="left" w:pos="2160"/>
+                <w:tab w:val="left" w:pos="2520"/>
+                <w:tab w:val="left" w:pos="2880"/>
+                <w:tab w:val="left" w:pos="3240"/>
+                <w:tab w:val="left" w:pos="3600"/>
+                <w:tab w:val="left" w:pos="3960"/>
+                <w:tab w:val="left" w:pos="4320"/>
+                <w:tab w:val="left" w:pos="4680"/>
+                <w:tab w:val="left" w:pos="5040"/>
+                <w:tab w:val="left" w:pos="5400"/>
+                <w:tab w:val="left" w:pos="5760"/>
+                <w:tab w:val="left" w:pos="6120"/>
+                <w:tab w:val="left" w:pos="6480"/>
+                <w:tab w:val="left" w:pos="6840"/>
+                <w:tab w:val="left" w:pos="7200"/>
+                <w:tab w:val="left" w:pos="7560"/>
+                <w:tab w:val="left" w:pos="7920"/>
+                <w:tab w:val="left" w:pos="8280"/>
+                <w:tab w:val="left" w:pos="8640"/>
+                <w:tab w:val="left" w:pos="9000"/>
+                <w:tab w:val="left" w:pos="9360"/>
+                <w:tab w:val="left" w:pos="9720"/>
+                <w:tab w:val="left" w:pos="10080"/>
+                <w:tab w:val="left" w:pos="10440"/>
+                <w:tab w:val="left" w:pos="10800"/>
+              </w:tabs>
+              <w:autoSpaceDE w:val="0"/>
+              <w:autoSpaceDN w:val="0"/>
+              <w:adjustRightInd w:val="0"/>
+              <w:rPr>
+                <w:rFonts w:ascii="Arial" w:eastAsia="Times New Roman" w:hAnsi="Arial" w:cs="Arial"/>
+                <w:b/>
+                <w:bCs/>
+                <w:color w:val="000000"/>
+                <w:sz w:val="15"/>
+                <w:szCs w:val="15"/>
+              </w:rPr>
+            </w:pPr>
+          </w:p>
+        </w:tc>
+        <w:tc>
+          <w:tcPr>
+            <w:tcW w:w="2153" w:type="dxa"/>
+          </w:tcPr>
+          <w:p>
+            <w:pPr>
+              <w:widowControl w:val="0"/>
+              <w:tabs>
+                <w:tab w:val="left" w:pos="360"/>
+                <w:tab w:val="left" w:pos="720"/>
+                <w:tab w:val="left" w:pos="1080"/>
+                <w:tab w:val="left" w:pos="1440"/>
+                <w:tab w:val="left" w:pos="1800"/>
+                <w:tab w:val="left" w:pos="2160"/>
+                <w:tab w:val="left" w:pos="2520"/>
+                <w:tab w:val="left" w:pos="2880"/>
+                <w:tab w:val="left" w:pos="3240"/>
+                <w:tab w:val="left" w:pos="3600"/>
+                <w:tab w:val="left" w:pos="3960"/>
+                <w:tab w:val="left" w:pos="4320"/>
+                <w:tab w:val="left" w:pos="4680"/>
+                <w:tab w:val="left" w:pos="5040"/>
+                <w:tab w:val="left" w:pos="5400"/>
+                <w:tab w:val="left" w:pos="5760"/>
+                <w:tab w:val="left" w:pos="6120"/>
+                <w:tab w:val="left" w:pos="6480"/>
+                <w:tab w:val="left" w:pos="6840"/>
+                <w:tab w:val="left" w:pos="7200"/>
+                <w:tab w:val="left" w:pos="7560"/>
+                <w:tab w:val="left" w:pos="7920"/>
+                <w:tab w:val="left" w:pos="8280"/>
+                <w:tab w:val="left" w:pos="8640"/>
+                <w:tab w:val="left" w:pos="9000"/>
+                <w:tab w:val="left" w:pos="9360"/>
+                <w:tab w:val="left" w:pos="9720"/>
+                <w:tab w:val="left" w:pos="10080"/>
+                <w:tab w:val="left" w:pos="10440"/>
+                <w:tab w:val="left" w:pos="10800"/>
+              </w:tabs>
+              <w:autoSpaceDE w:val="0"/>
+              <w:autoSpaceDN w:val="0"/>
+              <w:adjustRightInd w:val="0"/>
+              <w:rPr>
+                <w:rFonts w:ascii="Arial" w:eastAsia="Times New Roman" w:hAnsi="Arial" w:cs="Arial"/>
+                <w:b/>
+                <w:bCs/>
+                <w:color w:val="000000"/>
+                <w:sz w:val="15"/>
+                <w:szCs w:val="15"/>
+              </w:rPr>
+            </w:pPr>
+          </w:p>
+        </w:tc>
+      </w:tr>
+      <w:tr>
+        <w:trPr>
+          <w:trHeight w:val="551"/>
+        </w:trPr>
+        <w:tc>
+          <w:tcPr>
+            <w:tcW w:w="2880" w:type="dxa"/>
+            <w:vAlign w:val="bottom"/>
+          </w:tcPr>
+          <w:p>
+            <w:pPr>
+              <w:pStyle w:val="Prrafodelista"/>
+              <w:widowControl w:val="0"/>
+              <w:numPr>
+                <w:ilvl w:val="0"/>
+                <w:numId w:val="7"/>
+              </w:numPr>
+              <w:tabs>
+                <w:tab w:val="left" w:pos="360"/>
+                <w:tab w:val="left" w:pos="720"/>
+                <w:tab w:val="left" w:pos="1080"/>
+                <w:tab w:val="left" w:pos="1440"/>
+                <w:tab w:val="left" w:pos="1800"/>
+                <w:tab w:val="left" w:pos="2160"/>
+                <w:tab w:val="left" w:pos="2520"/>
+                <w:tab w:val="left" w:pos="2880"/>
+                <w:tab w:val="left" w:pos="3240"/>
+                <w:tab w:val="left" w:pos="3600"/>
+                <w:tab w:val="left" w:pos="3960"/>
+                <w:tab w:val="left" w:pos="4320"/>
+                <w:tab w:val="left" w:pos="4680"/>
+                <w:tab w:val="left" w:pos="5040"/>
+                <w:tab w:val="left" w:pos="5400"/>
+                <w:tab w:val="left" w:pos="5760"/>
+                <w:tab w:val="left" w:pos="6120"/>
+                <w:tab w:val="left" w:pos="6480"/>
+                <w:tab w:val="left" w:pos="6840"/>
+                <w:tab w:val="left" w:pos="7200"/>
+                <w:tab w:val="left" w:pos="7560"/>
+                <w:tab w:val="left" w:pos="7920"/>
+                <w:tab w:val="left" w:pos="8280"/>
+                <w:tab w:val="left" w:pos="8640"/>
+                <w:tab w:val="left" w:pos="9000"/>
+                <w:tab w:val="left" w:pos="9360"/>
+                <w:tab w:val="left" w:pos="9720"/>
+                <w:tab w:val="left" w:pos="10080"/>
+                <w:tab w:val="left" w:pos="10440"/>
+                <w:tab w:val="left" w:pos="10800"/>
+              </w:tabs>
+              <w:autoSpaceDE w:val="0"/>
+              <w:autoSpaceDN w:val="0"/>
+              <w:adjustRightInd w:val="0"/>
+              <w:rPr>
+                <w:rFonts w:ascii="Arial" w:eastAsia="Times New Roman" w:hAnsi="Arial" w:cs="Arial"/>
+                <w:color w:val="000000"/>
+                <w:sz w:val="15"/>
+                <w:szCs w:val="15"/>
+              </w:rPr>
+            </w:pPr>
+            <w:r>
+              <w:rPr>
+                <w:rFonts w:ascii="Arial" w:eastAsia="Times New Roman" w:hAnsi="Arial" w:cs="Arial"/>
+                <w:color w:val="000000"/>
+                <w:sz w:val="15"/>
+                <w:szCs w:val="15"/>
+              </w:rPr>
+              <w:t>Firma</w:t>
+            </w:r>
+          </w:p>
+        </w:tc>
+        <w:tc>
+          <w:tcPr>
+            <w:tcW w:w="5047" w:type="dxa"/>
+          </w:tcPr>
+          <w:p>
+            <w:pPr>
+              <w:widowControl w:val="0"/>
+              <w:tabs>
+                <w:tab w:val="left" w:pos="360"/>
+                <w:tab w:val="left" w:pos="720"/>
+                <w:tab w:val="left" w:pos="1080"/>
+                <w:tab w:val="left" w:pos="1440"/>
+                <w:tab w:val="left" w:pos="1800"/>
+                <w:tab w:val="left" w:pos="2160"/>
+                <w:tab w:val="left" w:pos="2520"/>
+                <w:tab w:val="left" w:pos="2880"/>
+                <w:tab w:val="left" w:pos="3240"/>
+                <w:tab w:val="left" w:pos="3600"/>
+                <w:tab w:val="left" w:pos="3960"/>
+                <w:tab w:val="left" w:pos="4320"/>
+                <w:tab w:val="left" w:pos="4680"/>
+                <w:tab w:val="left" w:pos="5040"/>
+                <w:tab w:val="left" w:pos="5400"/>
+                <w:tab w:val="left" w:pos="5760"/>
+                <w:tab w:val="left" w:pos="6120"/>
+                <w:tab w:val="left" w:pos="6480"/>
+                <w:tab w:val="left" w:pos="6840"/>
+                <w:tab w:val="left" w:pos="7200"/>
+                <w:tab w:val="left" w:pos="7560"/>
+                <w:tab w:val="left" w:pos="7920"/>
+                <w:tab w:val="left" w:pos="8280"/>
+                <w:tab w:val="left" w:pos="8640"/>
+                <w:tab w:val="left" w:pos="9000"/>
+                <w:tab w:val="left" w:pos="9360"/>
+                <w:tab w:val="left" w:pos="9720"/>
+                <w:tab w:val="left" w:pos="10080"/>
+                <w:tab w:val="left" w:pos="10440"/>
+                <w:tab w:val="left" w:pos="10800"/>
+              </w:tabs>
+              <w:autoSpaceDE w:val="0"/>
+              <w:autoSpaceDN w:val="0"/>
+              <w:adjustRightInd w:val="0"/>
+              <w:rPr>
+                <w:rFonts w:ascii="Arial" w:eastAsia="Times New Roman" w:hAnsi="Arial" w:cs="Arial"/>
+                <w:color w:val="000000"/>
+                <w:sz w:val="15"/>
+                <w:szCs w:val="15"/>
+              </w:rPr>
+            </w:pPr>
+          </w:p>
+        </w:tc>
+        <w:tc>
+          <w:tcPr>
+            <w:tcW w:w="2153" w:type="dxa"/>
+            <w:vAlign w:val="center"/>
+          </w:tcPr>
+          <w:p>
+            <w:pPr>
+              <w:widowControl w:val="0"/>
+              <w:tabs>
+                <w:tab w:val="left" w:pos="360"/>
+                <w:tab w:val="left" w:pos="720"/>
+                <w:tab w:val="left" w:pos="1080"/>
+                <w:tab w:val="left" w:pos="1440"/>
+                <w:tab w:val="left" w:pos="1800"/>
+                <w:tab w:val="left" w:pos="2160"/>
+                <w:tab w:val="left" w:pos="2520"/>
+                <w:tab w:val="left" w:pos="2880"/>
+                <w:tab w:val="left" w:pos="3240"/>
+                <w:tab w:val="left" w:pos="3600"/>
+                <w:tab w:val="left" w:pos="3960"/>
+                <w:tab w:val="left" w:pos="4320"/>
+                <w:tab w:val="left" w:pos="4680"/>
+                <w:tab w:val="left" w:pos="5040"/>
+                <w:tab w:val="left" w:pos="5400"/>
+                <w:tab w:val="left" w:pos="5760"/>
+                <w:tab w:val="left" w:pos="6120"/>
+                <w:tab w:val="left" w:pos="6480"/>
+                <w:tab w:val="left" w:pos="6840"/>
+                <w:tab w:val="left" w:pos="7200"/>
+                <w:tab w:val="left" w:pos="7560"/>
+                <w:tab w:val="left" w:pos="7920"/>
+                <w:tab w:val="left" w:pos="8280"/>
+                <w:tab w:val="left" w:pos="8640"/>
+                <w:tab w:val="left" w:pos="9000"/>
+                <w:tab w:val="left" w:pos="9360"/>
+                <w:tab w:val="left" w:pos="9720"/>
+                <w:tab w:val="left" w:pos="10080"/>
+                <w:tab w:val="left" w:pos="10440"/>
+                <w:tab w:val="left" w:pos="10800"/>
+              </w:tabs>
+              <w:autoSpaceDE w:val="0"/>
+              <w:autoSpaceDN w:val="0"/>
+              <w:adjustRightInd w:val="0"/>
+              <w:rPr>
+                <w:rFonts w:ascii="Arial" w:eastAsia="Times New Roman" w:hAnsi="Arial" w:cs="Arial"/>
+                <w:b/>
+                <w:bCs/>
+                <w:color w:val="000000"/>
+                <w:sz w:val="15"/>
+                <w:szCs w:val="15"/>
+              </w:rPr>
+            </w:pPr>
+          </w:p>
+        </w:tc>
+      </w:tr>
+      <w:tr>
+        <w:tc>
+          <w:tcPr>
+            <w:tcW w:w="2880" w:type="dxa"/>
+          </w:tcPr>
+          <w:p>
+            <w:pPr>
+              <w:pStyle w:val="Prrafodelista"/>
+              <w:widowControl w:val="0"/>
+              <w:numPr>
+                <w:ilvl w:val="0"/>
+                <w:numId w:val="7"/>
+              </w:numPr>
+              <w:tabs>
+                <w:tab w:val="left" w:pos="360"/>
+                <w:tab w:val="left" w:pos="720"/>
+                <w:tab w:val="left" w:pos="1080"/>
+                <w:tab w:val="left" w:pos="1440"/>
+                <w:tab w:val="left" w:pos="1800"/>
+                <w:tab w:val="left" w:pos="2160"/>
+                <w:tab w:val="left" w:pos="2520"/>
+                <w:tab w:val="left" w:pos="2880"/>
+                <w:tab w:val="left" w:pos="3240"/>
+                <w:tab w:val="left" w:pos="3600"/>
+                <w:tab w:val="left" w:pos="3960"/>
+                <w:tab w:val="left" w:pos="4320"/>
+                <w:tab w:val="left" w:pos="4680"/>
+                <w:tab w:val="left" w:pos="5040"/>
+                <w:tab w:val="left" w:pos="5400"/>
+                <w:tab w:val="left" w:pos="5760"/>
+                <w:tab w:val="left" w:pos="6120"/>
+                <w:tab w:val="left" w:pos="6480"/>
+                <w:tab w:val="left" w:pos="6840"/>
+                <w:tab w:val="left" w:pos="7200"/>
+                <w:tab w:val="left" w:pos="7560"/>
+                <w:tab w:val="left" w:pos="7920"/>
+                <w:tab w:val="left" w:pos="8280"/>
+                <w:tab w:val="left" w:pos="8640"/>
+                <w:tab w:val="left" w:pos="9000"/>
+                <w:tab w:val="left" w:pos="9360"/>
+                <w:tab w:val="left" w:pos="9720"/>
+                <w:tab w:val="left" w:pos="10080"/>
+                <w:tab w:val="left" w:pos="10440"/>
+                <w:tab w:val="left" w:pos="10800"/>
+              </w:tabs>
+              <w:autoSpaceDE w:val="0"/>
+              <w:autoSpaceDN w:val="0"/>
+              <w:adjustRightInd w:val="0"/>
+              <w:rPr>
+                <w:rFonts w:ascii="Arial" w:eastAsia="Times New Roman" w:hAnsi="Arial" w:cs="Arial"/>
+                <w:color w:val="000000"/>
+                <w:sz w:val="15"/>
+                <w:szCs w:val="15"/>
+              </w:rPr>
+            </w:pPr>
+            <w:r>
+              <w:rPr>
+                <w:rFonts w:ascii="Arial" w:eastAsia="Times New Roman" w:hAnsi="Arial" w:cs="Arial"/>
+                <w:color w:val="000000"/>
+                <w:sz w:val="15"/>
+                <w:szCs w:val="15"/>
+              </w:rPr>
+              <w:t>Nombre y Título</w:t>
+            </w:r>
+          </w:p>
+        </w:tc>
+        <w:tc>
+          <w:tcPr>
+            <w:tcW w:w="5047" w:type="dxa"/>
+          </w:tcPr>
+          <w:p>
+            <w:pPr>
+              <w:widowControl w:val="0"/>
+              <w:tabs>
+                <w:tab w:val="left" w:pos="360"/>
+                <w:tab w:val="left" w:pos="720"/>
+                <w:tab w:val="left" w:pos="1080"/>
+                <w:tab w:val="left" w:pos="1440"/>
+                <w:tab w:val="left" w:pos="1800"/>
+                <w:tab w:val="left" w:pos="2160"/>
+                <w:tab w:val="left" w:pos="2520"/>
+                <w:tab w:val="left" w:pos="2880"/>
+                <w:tab w:val="left" w:pos="3240"/>
+                <w:tab w:val="left" w:pos="3600"/>
+                <w:tab w:val="left" w:pos="3960"/>
+                <w:tab w:val="left" w:pos="4320"/>
+                <w:tab w:val="left" w:pos="4680"/>
+                <w:tab w:val="left" w:pos="5040"/>
+                <w:tab w:val="left" w:pos="5400"/>
+                <w:tab w:val="left" w:pos="5760"/>
+                <w:tab w:val="left" w:pos="6120"/>
+                <w:tab w:val="left" w:pos="6480"/>
+                <w:tab w:val="left" w:pos="6840"/>
+                <w:tab w:val="left" w:pos="7200"/>
+                <w:tab w:val="left" w:pos="7560"/>
+                <w:tab w:val="left" w:pos="7920"/>
+                <w:tab w:val="left" w:pos="8280"/>
+                <w:tab w:val="left" w:pos="8640"/>
+                <w:tab w:val="left" w:pos="9000"/>
+                <w:tab w:val="left" w:pos="9360"/>
+                <w:tab w:val="left" w:pos="9720"/>
+                <w:tab w:val="left" w:pos="10080"/>
+                <w:tab w:val="left" w:pos="10440"/>
+                <w:tab w:val="left" w:pos="10800"/>
+              </w:tabs>
+              <w:autoSpaceDE w:val="0"/>
+              <w:autoSpaceDN w:val="0"/>
+              <w:adjustRightInd w:val="0"/>
+              <w:rPr>
+                <w:rFonts w:ascii="Arial" w:eastAsia="Times New Roman" w:hAnsi="Arial" w:cs="Arial"/>
+                <w:color w:val="000000"/>
+                <w:sz w:val="15"/>
+                <w:szCs w:val="15"/>
+              </w:rPr>
+            </w:pPr>
+          </w:p>
+        </w:tc>
+        <w:tc>
+          <w:tcPr>
+            <w:tcW w:w="2153" w:type="dxa"/>
+          </w:tcPr>
+          <w:p>
+            <w:pPr>
+              <w:widowControl w:val="0"/>
+              <w:tabs>
+                <w:tab w:val="left" w:pos="360"/>
+                <w:tab w:val="left" w:pos="720"/>
+                <w:tab w:val="left" w:pos="1080"/>
+                <w:tab w:val="left" w:pos="1440"/>
+                <w:tab w:val="left" w:pos="1800"/>
+                <w:tab w:val="left" w:pos="2160"/>
+                <w:tab w:val="left" w:pos="2520"/>
+                <w:tab w:val="left" w:pos="2880"/>
+                <w:tab w:val="left" w:pos="3240"/>
+                <w:tab w:val="left" w:pos="3600"/>
+                <w:tab w:val="left" w:pos="3960"/>
+                <w:tab w:val="left" w:pos="4320"/>
+                <w:tab w:val="left" w:pos="4680"/>
+                <w:tab w:val="left" w:pos="5040"/>
+                <w:tab w:val="left" w:pos="5400"/>
+                <w:tab w:val="left" w:pos="5760"/>
+                <w:tab w:val="left" w:pos="6120"/>
+                <w:tab w:val="left" w:pos="6480"/>
+                <w:tab w:val="left" w:pos="6840"/>
+                <w:tab w:val="left" w:pos="7200"/>
+                <w:tab w:val="left" w:pos="7560"/>
+                <w:tab w:val="left" w:pos="7920"/>
+                <w:tab w:val="left" w:pos="8280"/>
+                <w:tab w:val="left" w:pos="8640"/>
+                <w:tab w:val="left" w:pos="9000"/>
+                <w:tab w:val="left" w:pos="9360"/>
+                <w:tab w:val="left" w:pos="9720"/>
+                <w:tab w:val="left" w:pos="10080"/>
+                <w:tab w:val="left" w:pos="10440"/>
+                <w:tab w:val="left" w:pos="10800"/>
+              </w:tabs>
+              <w:autoSpaceDE w:val="0"/>
+              <w:autoSpaceDN w:val="0"/>
+              <w:adjustRightInd w:val="0"/>
+              <w:rPr>
+                <w:rFonts w:ascii="Arial" w:eastAsia="Times New Roman" w:hAnsi="Arial" w:cs="Arial"/>
+                <w:color w:val="000000"/>
+                <w:sz w:val="15"/>
+                <w:szCs w:val="15"/>
+              </w:rPr>
+            </w:pPr>
+          </w:p>
+        </w:tc>
+      </w:tr>
+    </w:tbl>
+    <w:p>
+      <w:pPr>
+        <w:widowControl w:val="0"/>
+        <w:tabs>
+          <w:tab w:val="left" w:pos="360"/>
+          <w:tab w:val="left" w:pos="720"/>
+          <w:tab w:val="left" w:pos="1080"/>
+          <w:tab w:val="left" w:pos="1440"/>
+          <w:tab w:val="left" w:pos="1800"/>
+          <w:tab w:val="left" w:pos="2160"/>
+          <w:tab w:val="left" w:pos="2520"/>
+          <w:tab w:val="left" w:pos="2880"/>
+          <w:tab w:val="left" w:pos="3240"/>
+          <w:tab w:val="left" w:pos="3600"/>
+          <w:tab w:val="left" w:pos="3960"/>
+          <w:tab w:val="left" w:pos="4320"/>
+          <w:tab w:val="left" w:pos="4680"/>
+          <w:tab w:val="left" w:pos="5040"/>
+          <w:tab w:val="left" w:pos="5400"/>
+          <w:tab w:val="left" w:pos="5760"/>
+          <w:tab w:val="left" w:pos="6120"/>
+          <w:tab w:val="left" w:pos="6480"/>
+          <w:tab w:val="left" w:pos="6840"/>
+          <w:tab w:val="left" w:pos="7200"/>
+          <w:tab w:val="left" w:pos="7560"/>
+          <w:tab w:val="left" w:pos="7920"/>
+          <w:tab w:val="left" w:pos="8280"/>
+          <w:tab w:val="left" w:pos="8640"/>
+          <w:tab w:val="left" w:pos="9000"/>
+          <w:tab w:val="left" w:pos="9360"/>
+          <w:tab w:val="left" w:pos="9720"/>
+          <w:tab w:val="left" w:pos="10080"/>
+          <w:tab w:val="left" w:pos="10440"/>
+          <w:tab w:val="left" w:pos="10800"/>
+        </w:tabs>
+        <w:autoSpaceDE w:val="0"/>
+        <w:autoSpaceDN w:val="0"/>
+        <w:adjustRightInd w:val="0"/>
+        <w:spacing w:after="0" w:line="240" w:lineRule="auto"/>
+        <w:rPr>
+          <w:rFonts w:ascii="Arial" w:eastAsia="Times New Roman" w:hAnsi="Arial" w:cs="Arial"/>
+          <w:color w:val="000000"/>
+          <w:sz w:val="17"/>
+          <w:szCs w:val="24"/>
+        </w:rPr>
+      </w:pPr>
+    </w:p>
+    <w:tbl>
+      <w:tblPr>
+        <w:tblStyle w:val="Tablaconcuadrcula"/>
+        <w:tblW w:w="0" w:type="auto"/>
+        <w:tblLook w:val="04A0" w:firstRow="1" w:lastRow="0" w:firstColumn="1" w:lastColumn="0" w:noHBand="0" w:noVBand="1"/>
+      </w:tblPr>
+      <w:tblGrid>
+        <w:gridCol w:w="2880"/>
+        <w:gridCol w:w="5047"/>
+        <w:gridCol w:w="2153"/>
+      </w:tblGrid>
+      <w:tr>
+        <w:tc>
+          <w:tcPr>
+            <w:tcW w:w="7927" w:type="dxa"/>
+            <w:gridSpan w:val="2"/>
+            <w:tcBorders>
+              <w:top w:val="nil"/>
+              <w:left w:val="nil"/>
+              <w:right w:val="nil"/>
+            </w:tcBorders>
+          </w:tcPr>
+          <w:p>
+            <w:pPr>
+              <w:widowControl w:val="0"/>
+              <w:tabs>
+                <w:tab w:val="left" w:pos="360"/>
+                <w:tab w:val="left" w:pos="720"/>
+                <w:tab w:val="left" w:pos="1080"/>
+                <w:tab w:val="left" w:pos="1440"/>
+                <w:tab w:val="left" w:pos="1800"/>
+                <w:tab w:val="left" w:pos="2160"/>
+                <w:tab w:val="left" w:pos="2520"/>
+                <w:tab w:val="left" w:pos="2880"/>
+                <w:tab w:val="left" w:pos="3240"/>
+                <w:tab w:val="left" w:pos="3600"/>
+                <w:tab w:val="left" w:pos="3960"/>
+                <w:tab w:val="left" w:pos="4320"/>
+                <w:tab w:val="left" w:pos="4680"/>
+                <w:tab w:val="left" w:pos="5040"/>
+                <w:tab w:val="left" w:pos="5400"/>
+                <w:tab w:val="left" w:pos="5760"/>
+                <w:tab w:val="left" w:pos="6120"/>
+                <w:tab w:val="left" w:pos="6480"/>
+                <w:tab w:val="left" w:pos="6840"/>
+                <w:tab w:val="left" w:pos="7200"/>
+                <w:tab w:val="left" w:pos="7560"/>
+                <w:tab w:val="left" w:pos="7920"/>
+                <w:tab w:val="left" w:pos="8280"/>
+                <w:tab w:val="left" w:pos="8640"/>
+                <w:tab w:val="left" w:pos="9000"/>
+                <w:tab w:val="left" w:pos="9360"/>
+                <w:tab w:val="left" w:pos="9720"/>
+                <w:tab w:val="left" w:pos="10080"/>
+                <w:tab w:val="left" w:pos="10440"/>
+                <w:tab w:val="left" w:pos="10800"/>
+              </w:tabs>
+              <w:autoSpaceDE w:val="0"/>
+              <w:autoSpaceDN w:val="0"/>
+              <w:adjustRightInd w:val="0"/>
+              <w:jc w:val="center"/>
+              <w:rPr>
+                <w:rFonts w:ascii="Arial" w:eastAsia="Times New Roman" w:hAnsi="Arial" w:cs="Arial"/>
+                <w:color w:val="000000"/>
+                <w:sz w:val="15"/>
+                <w:szCs w:val="15"/>
+              </w:rPr>
+            </w:pPr>
+            <w:r>
+              <w:rPr>
+                <w:rFonts w:ascii="Arial" w:eastAsia="Times New Roman" w:hAnsi="Arial" w:cs="Arial"/>
+                <w:b/>
+                <w:color w:val="000000"/>
+                <w:sz w:val="15"/>
+                <w:szCs w:val="15"/>
+              </w:rPr>
+              <w:t>CO</w:t>
+            </w:r>
+            <w:r>
+              <w:rPr>
+                <w:rFonts w:ascii="Arial" w:eastAsia="Times New Roman" w:hAnsi="Arial" w:cs="Arial"/>
+                <w:b/>
+                <w:color w:val="000000"/>
+                <w:sz w:val="15"/>
+                <w:szCs w:val="15"/>
+              </w:rPr>
+              <w:t>FIADORA</w:t>
+            </w:r>
+            <w:r>
+              <w:rPr>
+                <w:rFonts w:ascii="Arial" w:eastAsia="Times New Roman" w:hAnsi="Arial" w:cs="Arial"/>
+                <w:b/>
+                <w:color w:val="000000"/>
+                <w:sz w:val="15"/>
+                <w:szCs w:val="15"/>
+              </w:rPr>
+              <w:t xml:space="preserve"> No. </w:t>
+            </w:r>
+            <w:r>
+              <w:rPr>
+                <w:rFonts w:ascii="Arial" w:eastAsia="Times New Roman" w:hAnsi="Arial" w:cs="Arial"/>
+                <w:b/>
+                <w:color w:val="000000"/>
+                <w:sz w:val="15"/>
+                <w:szCs w:val="15"/>
+              </w:rPr>
+              <w:t>4</w:t>
+            </w:r>
+          </w:p>
+        </w:tc>
+        <w:tc>
+          <w:tcPr>
+            <w:tcW w:w="2153" w:type="dxa"/>
+            <w:tcBorders>
+              <w:top w:val="nil"/>
+              <w:left w:val="nil"/>
+              <w:right w:val="nil"/>
+            </w:tcBorders>
+          </w:tcPr>
+          <w:p>
+            <w:pPr>
+              <w:widowControl w:val="0"/>
+              <w:tabs>
+                <w:tab w:val="left" w:pos="360"/>
+                <w:tab w:val="left" w:pos="720"/>
+                <w:tab w:val="left" w:pos="1080"/>
+                <w:tab w:val="left" w:pos="1440"/>
+                <w:tab w:val="left" w:pos="1800"/>
+                <w:tab w:val="left" w:pos="2160"/>
+                <w:tab w:val="left" w:pos="2520"/>
+                <w:tab w:val="left" w:pos="2880"/>
+                <w:tab w:val="left" w:pos="3240"/>
+                <w:tab w:val="left" w:pos="3600"/>
+                <w:tab w:val="left" w:pos="3960"/>
+                <w:tab w:val="left" w:pos="4320"/>
+                <w:tab w:val="left" w:pos="4680"/>
+                <w:tab w:val="left" w:pos="5040"/>
+                <w:tab w:val="left" w:pos="5400"/>
+                <w:tab w:val="left" w:pos="5760"/>
+                <w:tab w:val="left" w:pos="6120"/>
+                <w:tab w:val="left" w:pos="6480"/>
+                <w:tab w:val="left" w:pos="6840"/>
+                <w:tab w:val="left" w:pos="7200"/>
+                <w:tab w:val="left" w:pos="7560"/>
+                <w:tab w:val="left" w:pos="7920"/>
+                <w:tab w:val="left" w:pos="8280"/>
+                <w:tab w:val="left" w:pos="8640"/>
+                <w:tab w:val="left" w:pos="9000"/>
+                <w:tab w:val="left" w:pos="9360"/>
+                <w:tab w:val="left" w:pos="9720"/>
+                <w:tab w:val="left" w:pos="10080"/>
+                <w:tab w:val="left" w:pos="10440"/>
+                <w:tab w:val="left" w:pos="10800"/>
+              </w:tabs>
+              <w:autoSpaceDE w:val="0"/>
+              <w:autoSpaceDN w:val="0"/>
+              <w:adjustRightInd w:val="0"/>
+              <w:jc w:val="center"/>
+              <w:rPr>
+                <w:rFonts w:ascii="Arial" w:eastAsia="Times New Roman" w:hAnsi="Arial" w:cs="Arial"/>
+                <w:b/>
+                <w:color w:val="000000"/>
+                <w:sz w:val="15"/>
+                <w:szCs w:val="15"/>
+              </w:rPr>
+            </w:pPr>
+          </w:p>
+        </w:tc>
+      </w:tr>
+      <w:tr>
+        <w:tc>
+          <w:tcPr>
+            <w:tcW w:w="2880" w:type="dxa"/>
+          </w:tcPr>
+          <w:p>
+            <w:pPr>
+              <w:pStyle w:val="Prrafodelista"/>
+              <w:widowControl w:val="0"/>
+              <w:numPr>
+                <w:ilvl w:val="0"/>
+                <w:numId w:val="8"/>
+              </w:numPr>
+              <w:tabs>
+                <w:tab w:val="left" w:pos="360"/>
+                <w:tab w:val="left" w:pos="720"/>
+                <w:tab w:val="left" w:pos="1080"/>
+                <w:tab w:val="left" w:pos="1440"/>
+                <w:tab w:val="left" w:pos="1800"/>
+                <w:tab w:val="left" w:pos="2160"/>
+                <w:tab w:val="left" w:pos="2520"/>
+                <w:tab w:val="left" w:pos="2880"/>
+                <w:tab w:val="left" w:pos="3240"/>
+                <w:tab w:val="left" w:pos="3600"/>
+                <w:tab w:val="left" w:pos="3960"/>
+                <w:tab w:val="left" w:pos="4320"/>
+                <w:tab w:val="left" w:pos="4680"/>
+                <w:tab w:val="left" w:pos="5040"/>
+                <w:tab w:val="left" w:pos="5400"/>
+                <w:tab w:val="left" w:pos="5760"/>
+                <w:tab w:val="left" w:pos="6120"/>
+                <w:tab w:val="left" w:pos="6480"/>
+                <w:tab w:val="left" w:pos="6840"/>
+                <w:tab w:val="left" w:pos="7200"/>
+                <w:tab w:val="left" w:pos="7560"/>
+                <w:tab w:val="left" w:pos="7920"/>
+                <w:tab w:val="left" w:pos="8280"/>
+                <w:tab w:val="left" w:pos="8640"/>
+                <w:tab w:val="left" w:pos="9000"/>
+                <w:tab w:val="left" w:pos="9360"/>
+                <w:tab w:val="left" w:pos="9720"/>
+                <w:tab w:val="left" w:pos="10080"/>
+                <w:tab w:val="left" w:pos="10440"/>
+                <w:tab w:val="left" w:pos="10800"/>
+              </w:tabs>
+              <w:autoSpaceDE w:val="0"/>
+              <w:autoSpaceDN w:val="0"/>
+              <w:adjustRightInd w:val="0"/>
+              <w:rPr>
+                <w:rFonts w:ascii="Arial" w:eastAsia="Times New Roman" w:hAnsi="Arial" w:cs="Arial"/>
+                <w:color w:val="000000"/>
+                <w:sz w:val="15"/>
+                <w:szCs w:val="15"/>
+              </w:rPr>
+            </w:pPr>
+            <w:r>
+              <w:rPr>
+                <w:rFonts w:ascii="Arial" w:eastAsia="Times New Roman" w:hAnsi="Arial" w:cs="Arial"/>
+                <w:color w:val="000000"/>
+                <w:sz w:val="15"/>
+                <w:szCs w:val="15"/>
+              </w:rPr>
+              <w:t>Nombre de la Compañía</w:t>
+            </w:r>
+          </w:p>
+        </w:tc>
+        <w:tc>
+          <w:tcPr>
+            <w:tcW w:w="5047" w:type="dxa"/>
+          </w:tcPr>
+          <w:p>
+            <w:pPr>
+              <w:widowControl w:val="0"/>
+              <w:tabs>
+                <w:tab w:val="left" w:pos="360"/>
+                <w:tab w:val="left" w:pos="720"/>
+                <w:tab w:val="left" w:pos="1080"/>
+                <w:tab w:val="left" w:pos="1440"/>
+                <w:tab w:val="left" w:pos="1800"/>
+                <w:tab w:val="left" w:pos="2160"/>
+                <w:tab w:val="left" w:pos="2520"/>
+                <w:tab w:val="left" w:pos="2880"/>
+                <w:tab w:val="left" w:pos="3240"/>
+                <w:tab w:val="left" w:pos="3600"/>
+                <w:tab w:val="left" w:pos="3960"/>
+                <w:tab w:val="left" w:pos="4320"/>
+                <w:tab w:val="left" w:pos="4680"/>
+                <w:tab w:val="left" w:pos="5040"/>
+                <w:tab w:val="left" w:pos="5400"/>
+                <w:tab w:val="left" w:pos="5760"/>
+                <w:tab w:val="left" w:pos="6120"/>
+                <w:tab w:val="left" w:pos="6480"/>
+                <w:tab w:val="left" w:pos="6840"/>
+                <w:tab w:val="left" w:pos="7200"/>
+                <w:tab w:val="left" w:pos="7560"/>
+                <w:tab w:val="left" w:pos="7920"/>
+                <w:tab w:val="left" w:pos="8280"/>
+                <w:tab w:val="left" w:pos="8640"/>
+                <w:tab w:val="left" w:pos="9000"/>
+                <w:tab w:val="left" w:pos="9360"/>
+                <w:tab w:val="left" w:pos="9720"/>
+                <w:tab w:val="left" w:pos="10080"/>
+                <w:tab w:val="left" w:pos="10440"/>
+                <w:tab w:val="left" w:pos="10800"/>
+              </w:tabs>
+              <w:autoSpaceDE w:val="0"/>
+              <w:autoSpaceDN w:val="0"/>
+              <w:adjustRightInd w:val="0"/>
+              <w:rPr>
+                <w:rFonts w:ascii="Arial" w:eastAsia="Times New Roman" w:hAnsi="Arial" w:cs="Arial"/>
+                <w:b/>
+                <w:bCs/>
+                <w:color w:val="000000"/>
+                <w:sz w:val="15"/>
+                <w:szCs w:val="15"/>
+              </w:rPr>
+            </w:pPr>
+          </w:p>
+        </w:tc>
+        <w:tc>
+          <w:tcPr>
+            <w:tcW w:w="2153" w:type="dxa"/>
+          </w:tcPr>
+          <w:p>
+            <w:pPr>
+              <w:widowControl w:val="0"/>
+              <w:tabs>
+                <w:tab w:val="left" w:pos="360"/>
+                <w:tab w:val="left" w:pos="720"/>
+                <w:tab w:val="left" w:pos="1080"/>
+                <w:tab w:val="left" w:pos="1440"/>
+                <w:tab w:val="left" w:pos="1800"/>
+                <w:tab w:val="left" w:pos="2160"/>
+                <w:tab w:val="left" w:pos="2520"/>
+                <w:tab w:val="left" w:pos="2880"/>
+                <w:tab w:val="left" w:pos="3240"/>
+                <w:tab w:val="left" w:pos="3600"/>
+                <w:tab w:val="left" w:pos="3960"/>
+                <w:tab w:val="left" w:pos="4320"/>
+                <w:tab w:val="left" w:pos="4680"/>
+                <w:tab w:val="left" w:pos="5040"/>
+                <w:tab w:val="left" w:pos="5400"/>
+                <w:tab w:val="left" w:pos="5760"/>
+                <w:tab w:val="left" w:pos="6120"/>
+                <w:tab w:val="left" w:pos="6480"/>
+                <w:tab w:val="left" w:pos="6840"/>
+                <w:tab w:val="left" w:pos="7200"/>
+                <w:tab w:val="left" w:pos="7560"/>
+                <w:tab w:val="left" w:pos="7920"/>
+                <w:tab w:val="left" w:pos="8280"/>
+                <w:tab w:val="left" w:pos="8640"/>
+                <w:tab w:val="left" w:pos="9000"/>
+                <w:tab w:val="left" w:pos="9360"/>
+                <w:tab w:val="left" w:pos="9720"/>
+                <w:tab w:val="left" w:pos="10080"/>
+                <w:tab w:val="left" w:pos="10440"/>
+                <w:tab w:val="left" w:pos="10800"/>
+              </w:tabs>
+              <w:autoSpaceDE w:val="0"/>
+              <w:autoSpaceDN w:val="0"/>
+              <w:adjustRightInd w:val="0"/>
+              <w:rPr>
+                <w:rFonts w:ascii="Arial" w:eastAsia="Times New Roman" w:hAnsi="Arial" w:cs="Arial"/>
+                <w:b/>
+                <w:bCs/>
+                <w:color w:val="000000"/>
+                <w:sz w:val="15"/>
+                <w:szCs w:val="15"/>
+              </w:rPr>
+            </w:pPr>
+          </w:p>
+        </w:tc>
+      </w:tr>
+      <w:tr>
+        <w:trPr>
+          <w:trHeight w:val="551"/>
+        </w:trPr>
+        <w:tc>
+          <w:tcPr>
+            <w:tcW w:w="2880" w:type="dxa"/>
+            <w:vAlign w:val="bottom"/>
+          </w:tcPr>
+          <w:p>
+            <w:pPr>
+              <w:pStyle w:val="Prrafodelista"/>
+              <w:widowControl w:val="0"/>
+              <w:numPr>
+                <w:ilvl w:val="0"/>
+                <w:numId w:val="8"/>
+              </w:numPr>
+              <w:tabs>
+                <w:tab w:val="left" w:pos="360"/>
+                <w:tab w:val="left" w:pos="720"/>
+                <w:tab w:val="left" w:pos="1080"/>
+                <w:tab w:val="left" w:pos="1440"/>
+                <w:tab w:val="left" w:pos="1800"/>
+                <w:tab w:val="left" w:pos="2160"/>
+                <w:tab w:val="left" w:pos="2520"/>
+                <w:tab w:val="left" w:pos="2880"/>
+                <w:tab w:val="left" w:pos="3240"/>
+                <w:tab w:val="left" w:pos="3600"/>
+                <w:tab w:val="left" w:pos="3960"/>
+                <w:tab w:val="left" w:pos="4320"/>
+                <w:tab w:val="left" w:pos="4680"/>
+                <w:tab w:val="left" w:pos="5040"/>
+                <w:tab w:val="left" w:pos="5400"/>
+                <w:tab w:val="left" w:pos="5760"/>
+                <w:tab w:val="left" w:pos="6120"/>
+                <w:tab w:val="left" w:pos="6480"/>
+                <w:tab w:val="left" w:pos="6840"/>
+                <w:tab w:val="left" w:pos="7200"/>
+                <w:tab w:val="left" w:pos="7560"/>
+                <w:tab w:val="left" w:pos="7920"/>
+                <w:tab w:val="left" w:pos="8280"/>
+                <w:tab w:val="left" w:pos="8640"/>
+                <w:tab w:val="left" w:pos="9000"/>
+                <w:tab w:val="left" w:pos="9360"/>
+                <w:tab w:val="left" w:pos="9720"/>
+                <w:tab w:val="left" w:pos="10080"/>
+                <w:tab w:val="left" w:pos="10440"/>
+                <w:tab w:val="left" w:pos="10800"/>
+              </w:tabs>
+              <w:autoSpaceDE w:val="0"/>
+              <w:autoSpaceDN w:val="0"/>
+              <w:adjustRightInd w:val="0"/>
+              <w:rPr>
+                <w:rFonts w:ascii="Arial" w:eastAsia="Times New Roman" w:hAnsi="Arial" w:cs="Arial"/>
+                <w:color w:val="000000"/>
+                <w:sz w:val="15"/>
+                <w:szCs w:val="15"/>
+              </w:rPr>
+            </w:pPr>
+            <w:r>
+              <w:rPr>
+                <w:rFonts w:ascii="Arial" w:eastAsia="Times New Roman" w:hAnsi="Arial" w:cs="Arial"/>
+                <w:color w:val="000000"/>
+                <w:sz w:val="15"/>
+                <w:szCs w:val="15"/>
+              </w:rPr>
+              <w:t>Firma</w:t>
+            </w:r>
+          </w:p>
+        </w:tc>
+        <w:tc>
+          <w:tcPr>
+            <w:tcW w:w="5047" w:type="dxa"/>
+          </w:tcPr>
+          <w:p>
+            <w:pPr>
+              <w:widowControl w:val="0"/>
+              <w:tabs>
+                <w:tab w:val="left" w:pos="360"/>
+                <w:tab w:val="left" w:pos="720"/>
+                <w:tab w:val="left" w:pos="1080"/>
+                <w:tab w:val="left" w:pos="1440"/>
+                <w:tab w:val="left" w:pos="1800"/>
+                <w:tab w:val="left" w:pos="2160"/>
+                <w:tab w:val="left" w:pos="2520"/>
+                <w:tab w:val="left" w:pos="2880"/>
+                <w:tab w:val="left" w:pos="3240"/>
+                <w:tab w:val="left" w:pos="3600"/>
+                <w:tab w:val="left" w:pos="3960"/>
+                <w:tab w:val="left" w:pos="4320"/>
+                <w:tab w:val="left" w:pos="4680"/>
+                <w:tab w:val="left" w:pos="5040"/>
+                <w:tab w:val="left" w:pos="5400"/>
+                <w:tab w:val="left" w:pos="5760"/>
+                <w:tab w:val="left" w:pos="6120"/>
+                <w:tab w:val="left" w:pos="6480"/>
+                <w:tab w:val="left" w:pos="6840"/>
+                <w:tab w:val="left" w:pos="7200"/>
+                <w:tab w:val="left" w:pos="7560"/>
+                <w:tab w:val="left" w:pos="7920"/>
+                <w:tab w:val="left" w:pos="8280"/>
+                <w:tab w:val="left" w:pos="8640"/>
+                <w:tab w:val="left" w:pos="9000"/>
+                <w:tab w:val="left" w:pos="9360"/>
+                <w:tab w:val="left" w:pos="9720"/>
+                <w:tab w:val="left" w:pos="10080"/>
+                <w:tab w:val="left" w:pos="10440"/>
+                <w:tab w:val="left" w:pos="10800"/>
+              </w:tabs>
+              <w:autoSpaceDE w:val="0"/>
+              <w:autoSpaceDN w:val="0"/>
+              <w:adjustRightInd w:val="0"/>
+              <w:rPr>
+                <w:rFonts w:ascii="Arial" w:eastAsia="Times New Roman" w:hAnsi="Arial" w:cs="Arial"/>
+                <w:color w:val="000000"/>
+                <w:sz w:val="15"/>
+                <w:szCs w:val="15"/>
+              </w:rPr>
+            </w:pPr>
+          </w:p>
+        </w:tc>
+        <w:tc>
+          <w:tcPr>
+            <w:tcW w:w="2153" w:type="dxa"/>
+            <w:vAlign w:val="center"/>
+          </w:tcPr>
+          <w:p>
+            <w:pPr>
+              <w:widowControl w:val="0"/>
+              <w:tabs>
+                <w:tab w:val="left" w:pos="360"/>
+                <w:tab w:val="left" w:pos="720"/>
+                <w:tab w:val="left" w:pos="1080"/>
+                <w:tab w:val="left" w:pos="1440"/>
+                <w:tab w:val="left" w:pos="1800"/>
+                <w:tab w:val="left" w:pos="2160"/>
+                <w:tab w:val="left" w:pos="2520"/>
+                <w:tab w:val="left" w:pos="2880"/>
+                <w:tab w:val="left" w:pos="3240"/>
+                <w:tab w:val="left" w:pos="3600"/>
+                <w:tab w:val="left" w:pos="3960"/>
+                <w:tab w:val="left" w:pos="4320"/>
+                <w:tab w:val="left" w:pos="4680"/>
+                <w:tab w:val="left" w:pos="5040"/>
+                <w:tab w:val="left" w:pos="5400"/>
+                <w:tab w:val="left" w:pos="5760"/>
+                <w:tab w:val="left" w:pos="6120"/>
+                <w:tab w:val="left" w:pos="6480"/>
+                <w:tab w:val="left" w:pos="6840"/>
+                <w:tab w:val="left" w:pos="7200"/>
+                <w:tab w:val="left" w:pos="7560"/>
+                <w:tab w:val="left" w:pos="7920"/>
+                <w:tab w:val="left" w:pos="8280"/>
+                <w:tab w:val="left" w:pos="8640"/>
+                <w:tab w:val="left" w:pos="9000"/>
+                <w:tab w:val="left" w:pos="9360"/>
+                <w:tab w:val="left" w:pos="9720"/>
+                <w:tab w:val="left" w:pos="10080"/>
+                <w:tab w:val="left" w:pos="10440"/>
+                <w:tab w:val="left" w:pos="10800"/>
+              </w:tabs>
+              <w:autoSpaceDE w:val="0"/>
+              <w:autoSpaceDN w:val="0"/>
+              <w:adjustRightInd w:val="0"/>
+              <w:rPr>
+                <w:rFonts w:ascii="Arial" w:eastAsia="Times New Roman" w:hAnsi="Arial" w:cs="Arial"/>
+                <w:b/>
+                <w:bCs/>
+                <w:color w:val="000000"/>
+                <w:sz w:val="15"/>
+                <w:szCs w:val="15"/>
+              </w:rPr>
+            </w:pPr>
+          </w:p>
+        </w:tc>
+      </w:tr>
+      <w:tr>
+        <w:tc>
+          <w:tcPr>
+            <w:tcW w:w="2880" w:type="dxa"/>
+          </w:tcPr>
+          <w:p>
+            <w:pPr>
+              <w:pStyle w:val="Prrafodelista"/>
+              <w:widowControl w:val="0"/>
+              <w:numPr>
+                <w:ilvl w:val="0"/>
+                <w:numId w:val="8"/>
+              </w:numPr>
+              <w:tabs>
+                <w:tab w:val="left" w:pos="360"/>
+                <w:tab w:val="left" w:pos="720"/>
+                <w:tab w:val="left" w:pos="1080"/>
+                <w:tab w:val="left" w:pos="1440"/>
+                <w:tab w:val="left" w:pos="1800"/>
+                <w:tab w:val="left" w:pos="2160"/>
+                <w:tab w:val="left" w:pos="2520"/>
+                <w:tab w:val="left" w:pos="2880"/>
+                <w:tab w:val="left" w:pos="3240"/>
+                <w:tab w:val="left" w:pos="3600"/>
+                <w:tab w:val="left" w:pos="3960"/>
+                <w:tab w:val="left" w:pos="4320"/>
+                <w:tab w:val="left" w:pos="4680"/>
+                <w:tab w:val="left" w:pos="5040"/>
+                <w:tab w:val="left" w:pos="5400"/>
+                <w:tab w:val="left" w:pos="5760"/>
+                <w:tab w:val="left" w:pos="6120"/>
+                <w:tab w:val="left" w:pos="6480"/>
+                <w:tab w:val="left" w:pos="6840"/>
+                <w:tab w:val="left" w:pos="7200"/>
+                <w:tab w:val="left" w:pos="7560"/>
+                <w:tab w:val="left" w:pos="7920"/>
+                <w:tab w:val="left" w:pos="8280"/>
+                <w:tab w:val="left" w:pos="8640"/>
+                <w:tab w:val="left" w:pos="9000"/>
+                <w:tab w:val="left" w:pos="9360"/>
+                <w:tab w:val="left" w:pos="9720"/>
+                <w:tab w:val="left" w:pos="10080"/>
+                <w:tab w:val="left" w:pos="10440"/>
+                <w:tab w:val="left" w:pos="10800"/>
+              </w:tabs>
+              <w:autoSpaceDE w:val="0"/>
+              <w:autoSpaceDN w:val="0"/>
+              <w:adjustRightInd w:val="0"/>
+              <w:rPr>
+                <w:rFonts w:ascii="Arial" w:eastAsia="Times New Roman" w:hAnsi="Arial" w:cs="Arial"/>
+                <w:color w:val="000000"/>
+                <w:sz w:val="15"/>
+                <w:szCs w:val="15"/>
+              </w:rPr>
+            </w:pPr>
+            <w:r>
+              <w:rPr>
+                <w:rFonts w:ascii="Arial" w:eastAsia="Times New Roman" w:hAnsi="Arial" w:cs="Arial"/>
+                <w:color w:val="000000"/>
+                <w:sz w:val="15"/>
+                <w:szCs w:val="15"/>
+              </w:rPr>
+              <w:t>Nombre y Título</w:t>
+            </w:r>
+          </w:p>
+        </w:tc>
+        <w:tc>
+          <w:tcPr>
+            <w:tcW w:w="5047" w:type="dxa"/>
+          </w:tcPr>
+          <w:p>
+            <w:pPr>
+              <w:widowControl w:val="0"/>
+              <w:tabs>
+                <w:tab w:val="left" w:pos="360"/>
+                <w:tab w:val="left" w:pos="720"/>
+                <w:tab w:val="left" w:pos="1080"/>
+                <w:tab w:val="left" w:pos="1440"/>
+                <w:tab w:val="left" w:pos="1800"/>
+                <w:tab w:val="left" w:pos="2160"/>
+                <w:tab w:val="left" w:pos="2520"/>
+                <w:tab w:val="left" w:pos="2880"/>
+                <w:tab w:val="left" w:pos="3240"/>
+                <w:tab w:val="left" w:pos="3600"/>
+                <w:tab w:val="left" w:pos="3960"/>
+                <w:tab w:val="left" w:pos="4320"/>
+                <w:tab w:val="left" w:pos="4680"/>
+                <w:tab w:val="left" w:pos="5040"/>
+                <w:tab w:val="left" w:pos="5400"/>
+                <w:tab w:val="left" w:pos="5760"/>
+                <w:tab w:val="left" w:pos="6120"/>
+                <w:tab w:val="left" w:pos="6480"/>
+                <w:tab w:val="left" w:pos="6840"/>
+                <w:tab w:val="left" w:pos="7200"/>
+                <w:tab w:val="left" w:pos="7560"/>
+                <w:tab w:val="left" w:pos="7920"/>
+                <w:tab w:val="left" w:pos="8280"/>
+                <w:tab w:val="left" w:pos="8640"/>
+                <w:tab w:val="left" w:pos="9000"/>
+                <w:tab w:val="left" w:pos="9360"/>
+                <w:tab w:val="left" w:pos="9720"/>
+                <w:tab w:val="left" w:pos="10080"/>
+                <w:tab w:val="left" w:pos="10440"/>
+                <w:tab w:val="left" w:pos="10800"/>
+              </w:tabs>
+              <w:autoSpaceDE w:val="0"/>
+              <w:autoSpaceDN w:val="0"/>
+              <w:adjustRightInd w:val="0"/>
+              <w:rPr>
+                <w:rFonts w:ascii="Arial" w:eastAsia="Times New Roman" w:hAnsi="Arial" w:cs="Arial"/>
+                <w:color w:val="000000"/>
+                <w:sz w:val="15"/>
+                <w:szCs w:val="15"/>
+              </w:rPr>
+            </w:pPr>
+          </w:p>
+        </w:tc>
+        <w:tc>
+          <w:tcPr>
+            <w:tcW w:w="2153" w:type="dxa"/>
+          </w:tcPr>
+          <w:p>
+            <w:pPr>
+              <w:widowControl w:val="0"/>
+              <w:tabs>
+                <w:tab w:val="left" w:pos="360"/>
+                <w:tab w:val="left" w:pos="720"/>
+                <w:tab w:val="left" w:pos="1080"/>
+                <w:tab w:val="left" w:pos="1440"/>
+                <w:tab w:val="left" w:pos="1800"/>
+                <w:tab w:val="left" w:pos="2160"/>
+                <w:tab w:val="left" w:pos="2520"/>
+                <w:tab w:val="left" w:pos="2880"/>
+                <w:tab w:val="left" w:pos="3240"/>
+                <w:tab w:val="left" w:pos="3600"/>
+                <w:tab w:val="left" w:pos="3960"/>
+                <w:tab w:val="left" w:pos="4320"/>
+                <w:tab w:val="left" w:pos="4680"/>
+                <w:tab w:val="left" w:pos="5040"/>
+                <w:tab w:val="left" w:pos="5400"/>
+                <w:tab w:val="left" w:pos="5760"/>
+                <w:tab w:val="left" w:pos="6120"/>
+                <w:tab w:val="left" w:pos="6480"/>
+                <w:tab w:val="left" w:pos="6840"/>
+                <w:tab w:val="left" w:pos="7200"/>
+                <w:tab w:val="left" w:pos="7560"/>
+                <w:tab w:val="left" w:pos="7920"/>
+                <w:tab w:val="left" w:pos="8280"/>
+                <w:tab w:val="left" w:pos="8640"/>
+                <w:tab w:val="left" w:pos="9000"/>
+                <w:tab w:val="left" w:pos="9360"/>
+                <w:tab w:val="left" w:pos="9720"/>
+                <w:tab w:val="left" w:pos="10080"/>
+                <w:tab w:val="left" w:pos="10440"/>
+                <w:tab w:val="left" w:pos="10800"/>
+              </w:tabs>
+              <w:autoSpaceDE w:val="0"/>
+              <w:autoSpaceDN w:val="0"/>
+              <w:adjustRightInd w:val="0"/>
+              <w:rPr>
+                <w:rFonts w:ascii="Arial" w:eastAsia="Times New Roman" w:hAnsi="Arial" w:cs="Arial"/>
+                <w:color w:val="000000"/>
+                <w:sz w:val="15"/>
+                <w:szCs w:val="15"/>
+              </w:rPr>
+            </w:pPr>
+          </w:p>
+        </w:tc>
+      </w:tr>
+    </w:tbl>
+    <w:p>
+      <w:pPr>
+        <w:widowControl w:val="0"/>
+        <w:tabs>
+          <w:tab w:val="left" w:pos="360"/>
+          <w:tab w:val="left" w:pos="720"/>
+          <w:tab w:val="left" w:pos="1080"/>
+          <w:tab w:val="left" w:pos="1440"/>
+          <w:tab w:val="left" w:pos="1800"/>
+          <w:tab w:val="left" w:pos="2160"/>
+          <w:tab w:val="left" w:pos="2520"/>
+          <w:tab w:val="left" w:pos="2880"/>
+          <w:tab w:val="left" w:pos="3240"/>
+          <w:tab w:val="left" w:pos="3600"/>
+          <w:tab w:val="left" w:pos="3960"/>
+          <w:tab w:val="left" w:pos="4320"/>
+          <w:tab w:val="left" w:pos="4680"/>
+          <w:tab w:val="left" w:pos="5040"/>
+          <w:tab w:val="left" w:pos="5400"/>
+          <w:tab w:val="left" w:pos="5760"/>
+          <w:tab w:val="left" w:pos="6120"/>
+          <w:tab w:val="left" w:pos="6480"/>
+          <w:tab w:val="left" w:pos="6840"/>
+          <w:tab w:val="left" w:pos="7200"/>
+          <w:tab w:val="left" w:pos="7560"/>
+          <w:tab w:val="left" w:pos="7920"/>
+          <w:tab w:val="left" w:pos="8280"/>
+          <w:tab w:val="left" w:pos="8640"/>
+          <w:tab w:val="left" w:pos="9000"/>
+          <w:tab w:val="left" w:pos="9360"/>
+          <w:tab w:val="left" w:pos="9720"/>
+          <w:tab w:val="left" w:pos="10080"/>
+          <w:tab w:val="left" w:pos="10440"/>
+          <w:tab w:val="left" w:pos="10800"/>
+        </w:tabs>
+        <w:autoSpaceDE w:val="0"/>
+        <w:autoSpaceDN w:val="0"/>
+        <w:adjustRightInd w:val="0"/>
+        <w:spacing w:after="0" w:line="240" w:lineRule="auto"/>
+        <w:rPr>
+          <w:rFonts w:ascii="Arial" w:eastAsia="Times New Roman" w:hAnsi="Arial" w:cs="Arial"/>
+          <w:color w:val="000000"/>
+          <w:sz w:val="17"/>
+          <w:szCs w:val="24"/>
+        </w:rPr>
+      </w:pPr>
+    </w:p>
+    <w:p>
+      <w:pPr>
+        <w:widowControl w:val="0"/>
+        <w:tabs>
+          <w:tab w:val="left" w:pos="360"/>
+          <w:tab w:val="left" w:pos="720"/>
+          <w:tab w:val="left" w:pos="1080"/>
+          <w:tab w:val="left" w:pos="1440"/>
+          <w:tab w:val="left" w:pos="1800"/>
+          <w:tab w:val="left" w:pos="2160"/>
+          <w:tab w:val="left" w:pos="2520"/>
+          <w:tab w:val="left" w:pos="2880"/>
+          <w:tab w:val="left" w:pos="3240"/>
+          <w:tab w:val="left" w:pos="3600"/>
+          <w:tab w:val="left" w:pos="3960"/>
+          <w:tab w:val="left" w:pos="4320"/>
+          <w:tab w:val="left" w:pos="4680"/>
+          <w:tab w:val="left" w:pos="5040"/>
+          <w:tab w:val="left" w:pos="5400"/>
+          <w:tab w:val="left" w:pos="5760"/>
+          <w:tab w:val="left" w:pos="6120"/>
+          <w:tab w:val="left" w:pos="6480"/>
+          <w:tab w:val="left" w:pos="6840"/>
+          <w:tab w:val="left" w:pos="7200"/>
+          <w:tab w:val="left" w:pos="7560"/>
+          <w:tab w:val="left" w:pos="7920"/>
+          <w:tab w:val="left" w:pos="8280"/>
+          <w:tab w:val="left" w:pos="8640"/>
+          <w:tab w:val="left" w:pos="9000"/>
+          <w:tab w:val="left" w:pos="9360"/>
+          <w:tab w:val="left" w:pos="9720"/>
+          <w:tab w:val="left" w:pos="10080"/>
+          <w:tab w:val="left" w:pos="10440"/>
+          <w:tab w:val="left" w:pos="10800"/>
+        </w:tabs>
+        <w:autoSpaceDE w:val="0"/>
+        <w:autoSpaceDN w:val="0"/>
+        <w:adjustRightInd w:val="0"/>
+        <w:spacing w:after="0" w:line="240" w:lineRule="auto"/>
+        <w:rPr>
+          <w:rFonts w:ascii="Arial" w:eastAsia="Times New Roman" w:hAnsi="Arial" w:cs="Arial"/>
+          <w:color w:val="000000"/>
+          <w:sz w:val="17"/>
+          <w:szCs w:val="24"/>
+        </w:rPr>
+      </w:pPr>
+    </w:p>
+    <w:p>
+      <w:pPr>
+        <w:widowControl w:val="0"/>
+        <w:tabs>
+          <w:tab w:val="left" w:pos="360"/>
+          <w:tab w:val="left" w:pos="720"/>
+          <w:tab w:val="left" w:pos="1080"/>
+          <w:tab w:val="left" w:pos="1440"/>
+          <w:tab w:val="left" w:pos="1800"/>
+          <w:tab w:val="left" w:pos="2160"/>
+          <w:tab w:val="left" w:pos="2520"/>
+          <w:tab w:val="left" w:pos="2880"/>
+          <w:tab w:val="left" w:pos="3240"/>
+          <w:tab w:val="left" w:pos="3600"/>
+          <w:tab w:val="left" w:pos="3960"/>
+          <w:tab w:val="left" w:pos="4320"/>
+          <w:tab w:val="left" w:pos="4680"/>
+          <w:tab w:val="left" w:pos="5040"/>
+          <w:tab w:val="left" w:pos="5400"/>
+          <w:tab w:val="left" w:pos="5760"/>
+          <w:tab w:val="left" w:pos="6120"/>
+          <w:tab w:val="left" w:pos="6480"/>
+          <w:tab w:val="left" w:pos="6840"/>
+          <w:tab w:val="left" w:pos="7200"/>
+          <w:tab w:val="left" w:pos="7560"/>
+          <w:tab w:val="left" w:pos="7920"/>
+          <w:tab w:val="left" w:pos="8280"/>
+          <w:tab w:val="left" w:pos="8640"/>
+          <w:tab w:val="left" w:pos="9000"/>
+          <w:tab w:val="left" w:pos="9360"/>
+          <w:tab w:val="left" w:pos="9720"/>
+          <w:tab w:val="left" w:pos="10080"/>
+          <w:tab w:val="left" w:pos="10440"/>
+          <w:tab w:val="left" w:pos="10800"/>
+        </w:tabs>
+        <w:autoSpaceDE w:val="0"/>
+        <w:autoSpaceDN w:val="0"/>
+        <w:adjustRightInd w:val="0"/>
+        <w:spacing w:after="0" w:line="240" w:lineRule="auto"/>
+        <w:rPr>
+          <w:rFonts w:ascii="Arial" w:eastAsia="Times New Roman" w:hAnsi="Arial" w:cs="Arial"/>
+          <w:color w:val="000000"/>
+          <w:sz w:val="17"/>
+          <w:szCs w:val="24"/>
+        </w:rPr>
+      </w:pPr>
+    </w:p>
+    <w:p>
+      <w:pPr>
+        <w:widowControl w:val="0"/>
+        <w:tabs>
+          <w:tab w:val="left" w:pos="360"/>
+          <w:tab w:val="left" w:pos="720"/>
+          <w:tab w:val="left" w:pos="1080"/>
+          <w:tab w:val="left" w:pos="1440"/>
+          <w:tab w:val="left" w:pos="1800"/>
+          <w:tab w:val="left" w:pos="2160"/>
+          <w:tab w:val="left" w:pos="2520"/>
+          <w:tab w:val="left" w:pos="2880"/>
+          <w:tab w:val="left" w:pos="3240"/>
+          <w:tab w:val="left" w:pos="3600"/>
+          <w:tab w:val="left" w:pos="3960"/>
+          <w:tab w:val="left" w:pos="4320"/>
+          <w:tab w:val="left" w:pos="4680"/>
+          <w:tab w:val="left" w:pos="5040"/>
+          <w:tab w:val="left" w:pos="5400"/>
+          <w:tab w:val="left" w:pos="5760"/>
+          <w:tab w:val="left" w:pos="6120"/>
+          <w:tab w:val="left" w:pos="6480"/>
+          <w:tab w:val="left" w:pos="6840"/>
+          <w:tab w:val="left" w:pos="7200"/>
+          <w:tab w:val="left" w:pos="7560"/>
+          <w:tab w:val="left" w:pos="7920"/>
+          <w:tab w:val="left" w:pos="8280"/>
+          <w:tab w:val="left" w:pos="8640"/>
+          <w:tab w:val="left" w:pos="9000"/>
+          <w:tab w:val="left" w:pos="9360"/>
+          <w:tab w:val="left" w:pos="9720"/>
+          <w:tab w:val="left" w:pos="10080"/>
+          <w:tab w:val="left" w:pos="10440"/>
+          <w:tab w:val="left" w:pos="10800"/>
+        </w:tabs>
+        <w:autoSpaceDE w:val="0"/>
+        <w:autoSpaceDN w:val="0"/>
+        <w:adjustRightInd w:val="0"/>
+        <w:spacing w:after="0" w:line="240" w:lineRule="auto"/>
+        <w:rPr>
+          <w:rFonts w:ascii="Arial" w:eastAsia="Times New Roman" w:hAnsi="Arial" w:cs="Arial"/>
+          <w:color w:val="000000"/>
+          <w:sz w:val="17"/>
+          <w:szCs w:val="24"/>
+        </w:rPr>
+      </w:pPr>
+    </w:p>
+    <w:p>
+      <w:pPr>
+        <w:widowControl w:val="0"/>
+        <w:tabs>
+          <w:tab w:val="left" w:pos="360"/>
+          <w:tab w:val="left" w:pos="720"/>
+          <w:tab w:val="left" w:pos="1080"/>
+          <w:tab w:val="left" w:pos="1440"/>
+          <w:tab w:val="left" w:pos="1800"/>
+          <w:tab w:val="left" w:pos="2160"/>
+          <w:tab w:val="left" w:pos="2520"/>
+          <w:tab w:val="left" w:pos="2880"/>
+          <w:tab w:val="left" w:pos="3240"/>
+          <w:tab w:val="left" w:pos="3600"/>
+          <w:tab w:val="left" w:pos="3960"/>
+          <w:tab w:val="left" w:pos="4320"/>
+          <w:tab w:val="left" w:pos="4680"/>
+          <w:tab w:val="left" w:pos="5040"/>
+          <w:tab w:val="left" w:pos="5400"/>
+          <w:tab w:val="left" w:pos="5760"/>
+          <w:tab w:val="left" w:pos="6120"/>
+          <w:tab w:val="left" w:pos="6480"/>
+          <w:tab w:val="left" w:pos="6840"/>
+          <w:tab w:val="left" w:pos="7200"/>
+          <w:tab w:val="left" w:pos="7560"/>
+          <w:tab w:val="left" w:pos="7920"/>
+          <w:tab w:val="left" w:pos="8280"/>
+          <w:tab w:val="left" w:pos="8640"/>
+          <w:tab w:val="left" w:pos="9000"/>
+          <w:tab w:val="left" w:pos="9360"/>
+          <w:tab w:val="left" w:pos="9720"/>
+          <w:tab w:val="left" w:pos="10080"/>
+          <w:tab w:val="left" w:pos="10440"/>
+          <w:tab w:val="left" w:pos="10800"/>
+        </w:tabs>
+        <w:autoSpaceDE w:val="0"/>
+        <w:autoSpaceDN w:val="0"/>
+        <w:adjustRightInd w:val="0"/>
+        <w:spacing w:after="0" w:line="240" w:lineRule="auto"/>
+        <w:rPr>
+          <w:rFonts w:ascii="Arial" w:eastAsia="Times New Roman" w:hAnsi="Arial" w:cs="Arial"/>
+          <w:color w:val="000000"/>
+          <w:sz w:val="17"/>
+          <w:szCs w:val="24"/>
+        </w:rPr>
+      </w:pPr>
+    </w:p>
+    <w:p>
+      <w:pPr>
+        <w:widowControl w:val="0"/>
+        <w:tabs>
+          <w:tab w:val="left" w:pos="360"/>
+          <w:tab w:val="left" w:pos="720"/>
+          <w:tab w:val="left" w:pos="1080"/>
+          <w:tab w:val="left" w:pos="1440"/>
+          <w:tab w:val="left" w:pos="1800"/>
+          <w:tab w:val="left" w:pos="2160"/>
+          <w:tab w:val="left" w:pos="2520"/>
+          <w:tab w:val="left" w:pos="2880"/>
+          <w:tab w:val="left" w:pos="3240"/>
+          <w:tab w:val="left" w:pos="3600"/>
+          <w:tab w:val="left" w:pos="3960"/>
+          <w:tab w:val="left" w:pos="4320"/>
+          <w:tab w:val="left" w:pos="4680"/>
+          <w:tab w:val="left" w:pos="5040"/>
+          <w:tab w:val="left" w:pos="5400"/>
+          <w:tab w:val="left" w:pos="5760"/>
+          <w:tab w:val="left" w:pos="6120"/>
+          <w:tab w:val="left" w:pos="6480"/>
+          <w:tab w:val="left" w:pos="6840"/>
+          <w:tab w:val="left" w:pos="7200"/>
+          <w:tab w:val="left" w:pos="7560"/>
+          <w:tab w:val="left" w:pos="7920"/>
+          <w:tab w:val="left" w:pos="8280"/>
+          <w:tab w:val="left" w:pos="8640"/>
+          <w:tab w:val="left" w:pos="9000"/>
+          <w:tab w:val="left" w:pos="9360"/>
+          <w:tab w:val="left" w:pos="9720"/>
+          <w:tab w:val="left" w:pos="10080"/>
+          <w:tab w:val="left" w:pos="10440"/>
+          <w:tab w:val="left" w:pos="10800"/>
+        </w:tabs>
+        <w:autoSpaceDE w:val="0"/>
+        <w:autoSpaceDN w:val="0"/>
+        <w:adjustRightInd w:val="0"/>
+        <w:spacing w:after="0" w:line="240" w:lineRule="auto"/>
+        <w:rPr>
+          <w:rFonts w:ascii="Arial" w:eastAsia="Times New Roman" w:hAnsi="Arial" w:cs="Arial"/>
+          <w:color w:val="000000"/>
+          <w:sz w:val="17"/>
+          <w:szCs w:val="24"/>
+        </w:rPr>
+      </w:pPr>
+    </w:p>
+    <w:p>
+      <w:pPr>
+        <w:widowControl w:val="0"/>
+        <w:tabs>
+          <w:tab w:val="left" w:pos="360"/>
+          <w:tab w:val="left" w:pos="720"/>
+          <w:tab w:val="left" w:pos="1080"/>
+          <w:tab w:val="left" w:pos="1440"/>
+          <w:tab w:val="left" w:pos="1800"/>
+          <w:tab w:val="left" w:pos="2160"/>
+          <w:tab w:val="left" w:pos="2520"/>
+          <w:tab w:val="left" w:pos="2880"/>
+          <w:tab w:val="left" w:pos="3240"/>
+          <w:tab w:val="left" w:pos="3600"/>
+          <w:tab w:val="left" w:pos="3960"/>
+          <w:tab w:val="left" w:pos="4320"/>
+          <w:tab w:val="left" w:pos="4680"/>
+          <w:tab w:val="left" w:pos="5040"/>
+          <w:tab w:val="left" w:pos="5400"/>
+          <w:tab w:val="left" w:pos="5760"/>
+          <w:tab w:val="left" w:pos="6120"/>
+          <w:tab w:val="left" w:pos="6480"/>
+          <w:tab w:val="left" w:pos="6840"/>
+          <w:tab w:val="left" w:pos="7200"/>
+          <w:tab w:val="left" w:pos="7560"/>
+          <w:tab w:val="left" w:pos="7920"/>
+          <w:tab w:val="left" w:pos="8280"/>
+          <w:tab w:val="left" w:pos="8640"/>
+          <w:tab w:val="left" w:pos="9000"/>
+          <w:tab w:val="left" w:pos="9360"/>
+          <w:tab w:val="left" w:pos="9720"/>
+          <w:tab w:val="left" w:pos="10080"/>
+          <w:tab w:val="left" w:pos="10440"/>
+        </w:tabs>
+        <w:autoSpaceDE w:val="0"/>
+        <w:autoSpaceDN w:val="0"/>
+        <w:adjustRightInd w:val="0"/>
+        <w:spacing w:after="0" w:line="240" w:lineRule="auto"/>
+        <w:rPr>
+          <w:rFonts w:ascii="Arial" w:eastAsia="Times New Roman" w:hAnsi="Arial" w:cs="Arial"/>
+          <w:color w:val="000000"/>
+          <w:sz w:val="13"/>
+          <w:szCs w:val="24"/>
+        </w:rPr>
+      </w:pPr>
+      <w:r>
+        <w:rPr>
+          <w:rFonts w:ascii="Arial" w:eastAsia="Times New Roman" w:hAnsi="Arial" w:cs="Arial"/>
+          <w:color w:val="000000"/>
+          <w:sz w:val="13"/>
+          <w:szCs w:val="24"/>
+        </w:rPr>
+        <w:t>(Texto aprobado por la Contraloría General de la República de conformidad con la Resolución Núm.2259</w:t>
+      </w:r>
+      <w:r>
+        <w:rPr>
+          <w:rFonts w:ascii="Arial" w:eastAsia="Times New Roman" w:hAnsi="Arial" w:cs="Arial"/>
+          <w:color w:val="000000"/>
+          <w:sz w:val="13"/>
+          <w:szCs w:val="24"/>
+        </w:rPr>
+        <w:noBreakHyphen/>
+        <w:t>2023</w:t>
+      </w:r>
+      <w:r>
+        <w:rPr>
+          <w:rFonts w:ascii="Arial" w:eastAsia="Times New Roman" w:hAnsi="Arial" w:cs="Arial"/>
+          <w:color w:val="000000"/>
+          <w:sz w:val="13"/>
+          <w:szCs w:val="24"/>
+        </w:rPr>
+        <w:noBreakHyphen/>
+        <w:t>LEG/</w:t>
+      </w:r>
+      <w:proofErr w:type="spellStart"/>
+      <w:r>
+        <w:rPr>
+          <w:rFonts w:ascii="Arial" w:eastAsia="Times New Roman" w:hAnsi="Arial" w:cs="Arial"/>
+          <w:color w:val="000000"/>
+          <w:sz w:val="13"/>
+          <w:szCs w:val="24"/>
+        </w:rPr>
+        <w:t>FySE</w:t>
+      </w:r>
+      <w:proofErr w:type="spellEnd"/>
+      <w:r>
+        <w:rPr>
+          <w:rFonts w:ascii="Arial" w:eastAsia="Times New Roman" w:hAnsi="Arial" w:cs="Arial"/>
+          <w:color w:val="000000"/>
+          <w:sz w:val="13"/>
+          <w:szCs w:val="24"/>
+        </w:rPr>
+        <w:t xml:space="preserve"> de 10 de agosto de 2023.)</w:t>
+      </w:r>
+    </w:p>
+    <w:p>
+      <w:pPr>
+        <w:widowControl w:val="0"/>
+        <w:tabs>
+          <w:tab w:val="left" w:pos="360"/>
+          <w:tab w:val="left" w:pos="720"/>
+          <w:tab w:val="left" w:pos="1080"/>
+          <w:tab w:val="left" w:pos="1440"/>
+          <w:tab w:val="left" w:pos="1800"/>
+          <w:tab w:val="left" w:pos="2160"/>
+          <w:tab w:val="left" w:pos="2520"/>
+          <w:tab w:val="left" w:pos="2880"/>
+          <w:tab w:val="left" w:pos="3240"/>
+          <w:tab w:val="left" w:pos="3600"/>
+          <w:tab w:val="left" w:pos="3960"/>
+          <w:tab w:val="left" w:pos="4320"/>
+          <w:tab w:val="left" w:pos="4680"/>
+          <w:tab w:val="left" w:pos="5040"/>
+          <w:tab w:val="left" w:pos="5400"/>
+          <w:tab w:val="left" w:pos="5760"/>
+          <w:tab w:val="left" w:pos="6120"/>
+          <w:tab w:val="left" w:pos="6480"/>
+          <w:tab w:val="left" w:pos="6840"/>
+          <w:tab w:val="left" w:pos="7200"/>
+          <w:tab w:val="left" w:pos="7560"/>
+          <w:tab w:val="left" w:pos="7920"/>
+          <w:tab w:val="left" w:pos="8280"/>
+          <w:tab w:val="left" w:pos="8640"/>
+          <w:tab w:val="left" w:pos="9000"/>
+          <w:tab w:val="left" w:pos="9360"/>
+          <w:tab w:val="left" w:pos="9720"/>
+          <w:tab w:val="left" w:pos="10080"/>
+          <w:tab w:val="left" w:pos="10440"/>
+          <w:tab w:val="left" w:pos="10800"/>
+        </w:tabs>
+        <w:autoSpaceDE w:val="0"/>
+        <w:autoSpaceDN w:val="0"/>
+        <w:adjustRightInd w:val="0"/>
+        <w:spacing w:after="0" w:line="240" w:lineRule="auto"/>
+        <w:rPr>
+          <w:rFonts w:ascii="Arial" w:eastAsia="Times New Roman" w:hAnsi="Arial" w:cs="Arial"/>
+          <w:color w:val="000000"/>
+          <w:sz w:val="17"/>
+          <w:szCs w:val="24"/>
+        </w:rPr>
+      </w:pPr>
+    </w:p>
     <w:sectPr>
       <w:headerReference w:type="default" r:id="rId7"/>
       <w:footerReference w:type="default" r:id="rId8"/>
@@ -2465,81 +6152,6 @@
 
 <file path=word/footer1.xml><?xml version="1.0" encoding="utf-8"?>
 <w:ftr xmlns:wpc="http://schemas.microsoft.com/office/word/2010/wordprocessingCanvas" xmlns:cx="http://schemas.microsoft.com/office/drawing/2014/chartex" xmlns:cx1="http://schemas.microsoft.com/office/drawing/2015/9/8/chartex" xmlns:cx2="http://schemas.microsoft.com/office/drawing/2015/10/21/chartex" xmlns:cx3="http://schemas.microsoft.com/office/drawing/2016/5/9/chartex" xmlns:cx4="http://schemas.microsoft.com/office/drawing/2016/5/10/chartex" xmlns:cx5="http://schemas.microsoft.com/office/drawing/2016/5/11/chartex" xmlns:cx6="http://schemas.microsoft.com/office/drawing/2016/5/12/chartex" xmlns:cx7="http://schemas.microsoft.com/office/drawing/2016/5/13/chartex" xmlns:cx8="http://schemas.microsoft.com/office/drawing/2016/5/14/chartex" xmlns:mc="http://schemas.openxmlformats.org/markup-compatibility/2006" xmlns:aink="http://schemas.microsoft.com/office/drawing/2016/ink" xmlns:am3d="http://schemas.microsoft.com/office/drawing/2017/model3d" xmlns:o="urn:schemas-microsoft-com:office:office" xmlns:oel="http://schemas.microsoft.com/office/2019/extlst" xmlns:r="http://schemas.openxmlformats.org/officeDocument/2006/relationships" xmlns:m="http://schemas.openxmlformats.org/officeDocument/2006/math" xmlns:v="urn:schemas-microsoft-com:vml" xmlns:wp14="http://schemas.microsoft.com/office/word/2010/wordprocessingDrawing" xmlns:wp="http://schemas.openxmlformats.org/drawingml/2006/wordprocessingDrawing" xmlns:w10="urn:schemas-microsoft-com:office:word" xmlns:w="http://schemas.openxmlformats.org/wordprocessingml/2006/main" xmlns:w14="http://schemas.microsoft.com/office/word/2010/wordml" xmlns:w15="http://schemas.microsoft.com/office/word/2012/wordml" xmlns:w16cex="http://schemas.microsoft.com/office/word/2018/wordml/cex" xmlns:w16cid="http://schemas.microsoft.com/office/word/2016/wordml/cid" xmlns:w16="http://schemas.microsoft.com/office/word/2018/wordml" xmlns:w16sdtdh="http://schemas.microsoft.com/office/word/2020/wordml/sdtdatahash" xmlns:w16se="http://schemas.microsoft.com/office/word/2015/wordml/symex" xmlns:wpg="http://schemas.microsoft.com/office/word/2010/wordprocessingGroup" xmlns:wpi="http://schemas.microsoft.com/office/word/2010/wordprocessingInk" xmlns:wne="http://schemas.microsoft.com/office/word/2006/wordml" xmlns:wps="http://schemas.microsoft.com/office/word/2010/wordprocessingShape" mc:Ignorable="w14 w15 w16se w16cid w16 w16cex w16sdtdh wp14">
-  <w:p>
-    <w:pPr>
-      <w:widowControl w:val="0"/>
-      <w:tabs>
-        <w:tab w:val="left" w:pos="360"/>
-        <w:tab w:val="left" w:pos="720"/>
-        <w:tab w:val="left" w:pos="1080"/>
-        <w:tab w:val="left" w:pos="1440"/>
-        <w:tab w:val="left" w:pos="1800"/>
-        <w:tab w:val="left" w:pos="2160"/>
-        <w:tab w:val="left" w:pos="2520"/>
-        <w:tab w:val="left" w:pos="2880"/>
-        <w:tab w:val="left" w:pos="3240"/>
-        <w:tab w:val="left" w:pos="3600"/>
-        <w:tab w:val="left" w:pos="3960"/>
-        <w:tab w:val="left" w:pos="4320"/>
-        <w:tab w:val="left" w:pos="4680"/>
-        <w:tab w:val="left" w:pos="5040"/>
-        <w:tab w:val="left" w:pos="5400"/>
-        <w:tab w:val="left" w:pos="5760"/>
-        <w:tab w:val="left" w:pos="6120"/>
-        <w:tab w:val="left" w:pos="6480"/>
-        <w:tab w:val="left" w:pos="6840"/>
-        <w:tab w:val="left" w:pos="7200"/>
-        <w:tab w:val="left" w:pos="7560"/>
-        <w:tab w:val="left" w:pos="7920"/>
-        <w:tab w:val="left" w:pos="8280"/>
-        <w:tab w:val="left" w:pos="8640"/>
-        <w:tab w:val="left" w:pos="9000"/>
-        <w:tab w:val="left" w:pos="9360"/>
-        <w:tab w:val="left" w:pos="9720"/>
-        <w:tab w:val="left" w:pos="10080"/>
-        <w:tab w:val="left" w:pos="10440"/>
-      </w:tabs>
-      <w:autoSpaceDE w:val="0"/>
-      <w:autoSpaceDN w:val="0"/>
-      <w:adjustRightInd w:val="0"/>
-      <w:spacing w:after="0" w:line="240" w:lineRule="auto"/>
-      <w:rPr>
-        <w:rFonts w:ascii="Arial" w:eastAsia="Times New Roman" w:hAnsi="Arial" w:cs="Arial"/>
-        <w:color w:val="000000"/>
-        <w:sz w:val="13"/>
-        <w:szCs w:val="24"/>
-      </w:rPr>
-    </w:pPr>
-    <w:r>
-      <w:rPr>
-        <w:rFonts w:ascii="Arial" w:eastAsia="Times New Roman" w:hAnsi="Arial" w:cs="Arial"/>
-        <w:color w:val="000000"/>
-        <w:sz w:val="13"/>
-        <w:szCs w:val="24"/>
-      </w:rPr>
-      <w:t>(Texto aprobado por la Contraloría General de la República de conformidad con la Resolución Núm.2259</w:t>
-    </w:r>
-    <w:r>
-      <w:rPr>
-        <w:rFonts w:ascii="Arial" w:eastAsia="Times New Roman" w:hAnsi="Arial" w:cs="Arial"/>
-        <w:color w:val="000000"/>
-        <w:sz w:val="13"/>
-        <w:szCs w:val="24"/>
-      </w:rPr>
-      <w:noBreakHyphen/>
-      <w:t>2023</w:t>
-    </w:r>
-    <w:r>
-      <w:rPr>
-        <w:rFonts w:ascii="Arial" w:eastAsia="Times New Roman" w:hAnsi="Arial" w:cs="Arial"/>
-        <w:color w:val="000000"/>
-        <w:sz w:val="13"/>
-        <w:szCs w:val="24"/>
-      </w:rPr>
-      <w:noBreakHyphen/>
-      <w:t>LEG/FySE de 10 de agosto de 2023.)</w:t>
-    </w:r>
-  </w:p>
   <w:p>
     <w:pPr>
       <w:widowControl w:val="0"/>
@@ -3000,6 +6612,273 @@
     </w:lvl>
   </w:abstractNum>
   <w:abstractNum w:abstractNumId="1" w15:restartNumberingAfterBreak="0">
+    <w:nsid w:val="12364603"/>
+    <w:multiLevelType w:val="hybridMultilevel"/>
+    <w:tmpl w:val="081698EC"/>
+    <w:lvl w:ilvl="0" w:tplc="FFFFFFFF">
+      <w:start w:val="1"/>
+      <w:numFmt w:val="decimal"/>
+      <w:lvlText w:val="%1."/>
+      <w:lvlJc w:val="left"/>
+      <w:pPr>
+        <w:ind w:left="720" w:hanging="360"/>
+      </w:pPr>
+      <w:rPr>
+        <w:rFonts w:hint="default"/>
+      </w:rPr>
+    </w:lvl>
+    <w:lvl w:ilvl="1" w:tplc="FFFFFFFF" w:tentative="1">
+      <w:start w:val="1"/>
+      <w:numFmt w:val="lowerLetter"/>
+      <w:lvlText w:val="%2."/>
+      <w:lvlJc w:val="left"/>
+      <w:pPr>
+        <w:ind w:left="1440" w:hanging="360"/>
+      </w:pPr>
+    </w:lvl>
+    <w:lvl w:ilvl="2" w:tplc="FFFFFFFF" w:tentative="1">
+      <w:start w:val="1"/>
+      <w:numFmt w:val="lowerRoman"/>
+      <w:lvlText w:val="%3."/>
+      <w:lvlJc w:val="right"/>
+      <w:pPr>
+        <w:ind w:left="2160" w:hanging="180"/>
+      </w:pPr>
+    </w:lvl>
+    <w:lvl w:ilvl="3" w:tplc="FFFFFFFF" w:tentative="1">
+      <w:start w:val="1"/>
+      <w:numFmt w:val="decimal"/>
+      <w:lvlText w:val="%4."/>
+      <w:lvlJc w:val="left"/>
+      <w:pPr>
+        <w:ind w:left="2880" w:hanging="360"/>
+      </w:pPr>
+    </w:lvl>
+    <w:lvl w:ilvl="4" w:tplc="FFFFFFFF" w:tentative="1">
+      <w:start w:val="1"/>
+      <w:numFmt w:val="lowerLetter"/>
+      <w:lvlText w:val="%5."/>
+      <w:lvlJc w:val="left"/>
+      <w:pPr>
+        <w:ind w:left="3600" w:hanging="360"/>
+      </w:pPr>
+    </w:lvl>
+    <w:lvl w:ilvl="5" w:tplc="FFFFFFFF" w:tentative="1">
+      <w:start w:val="1"/>
+      <w:numFmt w:val="lowerRoman"/>
+      <w:lvlText w:val="%6."/>
+      <w:lvlJc w:val="right"/>
+      <w:pPr>
+        <w:ind w:left="4320" w:hanging="180"/>
+      </w:pPr>
+    </w:lvl>
+    <w:lvl w:ilvl="6" w:tplc="FFFFFFFF" w:tentative="1">
+      <w:start w:val="1"/>
+      <w:numFmt w:val="decimal"/>
+      <w:lvlText w:val="%7."/>
+      <w:lvlJc w:val="left"/>
+      <w:pPr>
+        <w:ind w:left="5040" w:hanging="360"/>
+      </w:pPr>
+    </w:lvl>
+    <w:lvl w:ilvl="7" w:tplc="FFFFFFFF" w:tentative="1">
+      <w:start w:val="1"/>
+      <w:numFmt w:val="lowerLetter"/>
+      <w:lvlText w:val="%8."/>
+      <w:lvlJc w:val="left"/>
+      <w:pPr>
+        <w:ind w:left="5760" w:hanging="360"/>
+      </w:pPr>
+    </w:lvl>
+    <w:lvl w:ilvl="8" w:tplc="FFFFFFFF" w:tentative="1">
+      <w:start w:val="1"/>
+      <w:numFmt w:val="lowerRoman"/>
+      <w:lvlText w:val="%9."/>
+      <w:lvlJc w:val="right"/>
+      <w:pPr>
+        <w:ind w:left="6480" w:hanging="180"/>
+      </w:pPr>
+    </w:lvl>
+  </w:abstractNum>
+  <w:abstractNum w:abstractNumId="2" w15:restartNumberingAfterBreak="0">
+    <w:nsid w:val="25637934"/>
+    <w:multiLevelType w:val="hybridMultilevel"/>
+    <w:tmpl w:val="081698EC"/>
+    <w:lvl w:ilvl="0" w:tplc="FFFFFFFF">
+      <w:start w:val="1"/>
+      <w:numFmt w:val="decimal"/>
+      <w:lvlText w:val="%1."/>
+      <w:lvlJc w:val="left"/>
+      <w:pPr>
+        <w:ind w:left="720" w:hanging="360"/>
+      </w:pPr>
+      <w:rPr>
+        <w:rFonts w:hint="default"/>
+      </w:rPr>
+    </w:lvl>
+    <w:lvl w:ilvl="1" w:tplc="FFFFFFFF" w:tentative="1">
+      <w:start w:val="1"/>
+      <w:numFmt w:val="lowerLetter"/>
+      <w:lvlText w:val="%2."/>
+      <w:lvlJc w:val="left"/>
+      <w:pPr>
+        <w:ind w:left="1440" w:hanging="360"/>
+      </w:pPr>
+    </w:lvl>
+    <w:lvl w:ilvl="2" w:tplc="FFFFFFFF" w:tentative="1">
+      <w:start w:val="1"/>
+      <w:numFmt w:val="lowerRoman"/>
+      <w:lvlText w:val="%3."/>
+      <w:lvlJc w:val="right"/>
+      <w:pPr>
+        <w:ind w:left="2160" w:hanging="180"/>
+      </w:pPr>
+    </w:lvl>
+    <w:lvl w:ilvl="3" w:tplc="FFFFFFFF" w:tentative="1">
+      <w:start w:val="1"/>
+      <w:numFmt w:val="decimal"/>
+      <w:lvlText w:val="%4."/>
+      <w:lvlJc w:val="left"/>
+      <w:pPr>
+        <w:ind w:left="2880" w:hanging="360"/>
+      </w:pPr>
+    </w:lvl>
+    <w:lvl w:ilvl="4" w:tplc="FFFFFFFF" w:tentative="1">
+      <w:start w:val="1"/>
+      <w:numFmt w:val="lowerLetter"/>
+      <w:lvlText w:val="%5."/>
+      <w:lvlJc w:val="left"/>
+      <w:pPr>
+        <w:ind w:left="3600" w:hanging="360"/>
+      </w:pPr>
+    </w:lvl>
+    <w:lvl w:ilvl="5" w:tplc="FFFFFFFF" w:tentative="1">
+      <w:start w:val="1"/>
+      <w:numFmt w:val="lowerRoman"/>
+      <w:lvlText w:val="%6."/>
+      <w:lvlJc w:val="right"/>
+      <w:pPr>
+        <w:ind w:left="4320" w:hanging="180"/>
+      </w:pPr>
+    </w:lvl>
+    <w:lvl w:ilvl="6" w:tplc="FFFFFFFF" w:tentative="1">
+      <w:start w:val="1"/>
+      <w:numFmt w:val="decimal"/>
+      <w:lvlText w:val="%7."/>
+      <w:lvlJc w:val="left"/>
+      <w:pPr>
+        <w:ind w:left="5040" w:hanging="360"/>
+      </w:pPr>
+    </w:lvl>
+    <w:lvl w:ilvl="7" w:tplc="FFFFFFFF" w:tentative="1">
+      <w:start w:val="1"/>
+      <w:numFmt w:val="lowerLetter"/>
+      <w:lvlText w:val="%8."/>
+      <w:lvlJc w:val="left"/>
+      <w:pPr>
+        <w:ind w:left="5760" w:hanging="360"/>
+      </w:pPr>
+    </w:lvl>
+    <w:lvl w:ilvl="8" w:tplc="FFFFFFFF" w:tentative="1">
+      <w:start w:val="1"/>
+      <w:numFmt w:val="lowerRoman"/>
+      <w:lvlText w:val="%9."/>
+      <w:lvlJc w:val="right"/>
+      <w:pPr>
+        <w:ind w:left="6480" w:hanging="180"/>
+      </w:pPr>
+    </w:lvl>
+  </w:abstractNum>
+  <w:abstractNum w:abstractNumId="3" w15:restartNumberingAfterBreak="0">
+    <w:nsid w:val="33F161DB"/>
+    <w:multiLevelType w:val="hybridMultilevel"/>
+    <w:tmpl w:val="081698EC"/>
+    <w:lvl w:ilvl="0" w:tplc="FFFFFFFF">
+      <w:start w:val="1"/>
+      <w:numFmt w:val="decimal"/>
+      <w:lvlText w:val="%1."/>
+      <w:lvlJc w:val="left"/>
+      <w:pPr>
+        <w:ind w:left="720" w:hanging="360"/>
+      </w:pPr>
+      <w:rPr>
+        <w:rFonts w:hint="default"/>
+      </w:rPr>
+    </w:lvl>
+    <w:lvl w:ilvl="1" w:tplc="FFFFFFFF" w:tentative="1">
+      <w:start w:val="1"/>
+      <w:numFmt w:val="lowerLetter"/>
+      <w:lvlText w:val="%2."/>
+      <w:lvlJc w:val="left"/>
+      <w:pPr>
+        <w:ind w:left="1440" w:hanging="360"/>
+      </w:pPr>
+    </w:lvl>
+    <w:lvl w:ilvl="2" w:tplc="FFFFFFFF" w:tentative="1">
+      <w:start w:val="1"/>
+      <w:numFmt w:val="lowerRoman"/>
+      <w:lvlText w:val="%3."/>
+      <w:lvlJc w:val="right"/>
+      <w:pPr>
+        <w:ind w:left="2160" w:hanging="180"/>
+      </w:pPr>
+    </w:lvl>
+    <w:lvl w:ilvl="3" w:tplc="FFFFFFFF" w:tentative="1">
+      <w:start w:val="1"/>
+      <w:numFmt w:val="decimal"/>
+      <w:lvlText w:val="%4."/>
+      <w:lvlJc w:val="left"/>
+      <w:pPr>
+        <w:ind w:left="2880" w:hanging="360"/>
+      </w:pPr>
+    </w:lvl>
+    <w:lvl w:ilvl="4" w:tplc="FFFFFFFF" w:tentative="1">
+      <w:start w:val="1"/>
+      <w:numFmt w:val="lowerLetter"/>
+      <w:lvlText w:val="%5."/>
+      <w:lvlJc w:val="left"/>
+      <w:pPr>
+        <w:ind w:left="3600" w:hanging="360"/>
+      </w:pPr>
+    </w:lvl>
+    <w:lvl w:ilvl="5" w:tplc="FFFFFFFF" w:tentative="1">
+      <w:start w:val="1"/>
+      <w:numFmt w:val="lowerRoman"/>
+      <w:lvlText w:val="%6."/>
+      <w:lvlJc w:val="right"/>
+      <w:pPr>
+        <w:ind w:left="4320" w:hanging="180"/>
+      </w:pPr>
+    </w:lvl>
+    <w:lvl w:ilvl="6" w:tplc="FFFFFFFF" w:tentative="1">
+      <w:start w:val="1"/>
+      <w:numFmt w:val="decimal"/>
+      <w:lvlText w:val="%7."/>
+      <w:lvlJc w:val="left"/>
+      <w:pPr>
+        <w:ind w:left="5040" w:hanging="360"/>
+      </w:pPr>
+    </w:lvl>
+    <w:lvl w:ilvl="7" w:tplc="FFFFFFFF" w:tentative="1">
+      <w:start w:val="1"/>
+      <w:numFmt w:val="lowerLetter"/>
+      <w:lvlText w:val="%8."/>
+      <w:lvlJc w:val="left"/>
+      <w:pPr>
+        <w:ind w:left="5760" w:hanging="360"/>
+      </w:pPr>
+    </w:lvl>
+    <w:lvl w:ilvl="8" w:tplc="FFFFFFFF" w:tentative="1">
+      <w:start w:val="1"/>
+      <w:numFmt w:val="lowerRoman"/>
+      <w:lvlText w:val="%9."/>
+      <w:lvlJc w:val="right"/>
+      <w:pPr>
+        <w:ind w:left="6480" w:hanging="180"/>
+      </w:pPr>
+    </w:lvl>
+  </w:abstractNum>
+  <w:abstractNum w:abstractNumId="4" w15:restartNumberingAfterBreak="0">
     <w:nsid w:val="6C861032"/>
     <w:multiLevelType w:val="hybridMultilevel"/>
     <w:tmpl w:val="081698EC"/>
@@ -3088,7 +6967,7 @@
       </w:pPr>
     </w:lvl>
   </w:abstractNum>
-  <w:abstractNum w:abstractNumId="2" w15:restartNumberingAfterBreak="0">
+  <w:abstractNum w:abstractNumId="5" w15:restartNumberingAfterBreak="0">
     <w:nsid w:val="6D187D3D"/>
     <w:multiLevelType w:val="hybridMultilevel"/>
     <w:tmpl w:val="081698EC"/>
@@ -3177,14 +7056,207 @@
       </w:pPr>
     </w:lvl>
   </w:abstractNum>
+  <w:abstractNum w:abstractNumId="6" w15:restartNumberingAfterBreak="0">
+    <w:nsid w:val="6E9C3387"/>
+    <w:multiLevelType w:val="hybridMultilevel"/>
+    <w:tmpl w:val="081698EC"/>
+    <w:lvl w:ilvl="0" w:tplc="FFFFFFFF">
+      <w:start w:val="1"/>
+      <w:numFmt w:val="decimal"/>
+      <w:lvlText w:val="%1."/>
+      <w:lvlJc w:val="left"/>
+      <w:pPr>
+        <w:ind w:left="720" w:hanging="360"/>
+      </w:pPr>
+      <w:rPr>
+        <w:rFonts w:hint="default"/>
+      </w:rPr>
+    </w:lvl>
+    <w:lvl w:ilvl="1" w:tplc="FFFFFFFF" w:tentative="1">
+      <w:start w:val="1"/>
+      <w:numFmt w:val="lowerLetter"/>
+      <w:lvlText w:val="%2."/>
+      <w:lvlJc w:val="left"/>
+      <w:pPr>
+        <w:ind w:left="1440" w:hanging="360"/>
+      </w:pPr>
+    </w:lvl>
+    <w:lvl w:ilvl="2" w:tplc="FFFFFFFF" w:tentative="1">
+      <w:start w:val="1"/>
+      <w:numFmt w:val="lowerRoman"/>
+      <w:lvlText w:val="%3."/>
+      <w:lvlJc w:val="right"/>
+      <w:pPr>
+        <w:ind w:left="2160" w:hanging="180"/>
+      </w:pPr>
+    </w:lvl>
+    <w:lvl w:ilvl="3" w:tplc="FFFFFFFF" w:tentative="1">
+      <w:start w:val="1"/>
+      <w:numFmt w:val="decimal"/>
+      <w:lvlText w:val="%4."/>
+      <w:lvlJc w:val="left"/>
+      <w:pPr>
+        <w:ind w:left="2880" w:hanging="360"/>
+      </w:pPr>
+    </w:lvl>
+    <w:lvl w:ilvl="4" w:tplc="FFFFFFFF" w:tentative="1">
+      <w:start w:val="1"/>
+      <w:numFmt w:val="lowerLetter"/>
+      <w:lvlText w:val="%5."/>
+      <w:lvlJc w:val="left"/>
+      <w:pPr>
+        <w:ind w:left="3600" w:hanging="360"/>
+      </w:pPr>
+    </w:lvl>
+    <w:lvl w:ilvl="5" w:tplc="FFFFFFFF" w:tentative="1">
+      <w:start w:val="1"/>
+      <w:numFmt w:val="lowerRoman"/>
+      <w:lvlText w:val="%6."/>
+      <w:lvlJc w:val="right"/>
+      <w:pPr>
+        <w:ind w:left="4320" w:hanging="180"/>
+      </w:pPr>
+    </w:lvl>
+    <w:lvl w:ilvl="6" w:tplc="FFFFFFFF" w:tentative="1">
+      <w:start w:val="1"/>
+      <w:numFmt w:val="decimal"/>
+      <w:lvlText w:val="%7."/>
+      <w:lvlJc w:val="left"/>
+      <w:pPr>
+        <w:ind w:left="5040" w:hanging="360"/>
+      </w:pPr>
+    </w:lvl>
+    <w:lvl w:ilvl="7" w:tplc="FFFFFFFF" w:tentative="1">
+      <w:start w:val="1"/>
+      <w:numFmt w:val="lowerLetter"/>
+      <w:lvlText w:val="%8."/>
+      <w:lvlJc w:val="left"/>
+      <w:pPr>
+        <w:ind w:left="5760" w:hanging="360"/>
+      </w:pPr>
+    </w:lvl>
+    <w:lvl w:ilvl="8" w:tplc="FFFFFFFF" w:tentative="1">
+      <w:start w:val="1"/>
+      <w:numFmt w:val="lowerRoman"/>
+      <w:lvlText w:val="%9."/>
+      <w:lvlJc w:val="right"/>
+      <w:pPr>
+        <w:ind w:left="6480" w:hanging="180"/>
+      </w:pPr>
+    </w:lvl>
+  </w:abstractNum>
+  <w:abstractNum w:abstractNumId="7" w15:restartNumberingAfterBreak="0">
+    <w:nsid w:val="742630B7"/>
+    <w:multiLevelType w:val="hybridMultilevel"/>
+    <w:tmpl w:val="081698EC"/>
+    <w:lvl w:ilvl="0" w:tplc="FFFFFFFF">
+      <w:start w:val="1"/>
+      <w:numFmt w:val="decimal"/>
+      <w:lvlText w:val="%1."/>
+      <w:lvlJc w:val="left"/>
+      <w:pPr>
+        <w:ind w:left="720" w:hanging="360"/>
+      </w:pPr>
+      <w:rPr>
+        <w:rFonts w:hint="default"/>
+      </w:rPr>
+    </w:lvl>
+    <w:lvl w:ilvl="1" w:tplc="FFFFFFFF" w:tentative="1">
+      <w:start w:val="1"/>
+      <w:numFmt w:val="lowerLetter"/>
+      <w:lvlText w:val="%2."/>
+      <w:lvlJc w:val="left"/>
+      <w:pPr>
+        <w:ind w:left="1440" w:hanging="360"/>
+      </w:pPr>
+    </w:lvl>
+    <w:lvl w:ilvl="2" w:tplc="FFFFFFFF" w:tentative="1">
+      <w:start w:val="1"/>
+      <w:numFmt w:val="lowerRoman"/>
+      <w:lvlText w:val="%3."/>
+      <w:lvlJc w:val="right"/>
+      <w:pPr>
+        <w:ind w:left="2160" w:hanging="180"/>
+      </w:pPr>
+    </w:lvl>
+    <w:lvl w:ilvl="3" w:tplc="FFFFFFFF" w:tentative="1">
+      <w:start w:val="1"/>
+      <w:numFmt w:val="decimal"/>
+      <w:lvlText w:val="%4."/>
+      <w:lvlJc w:val="left"/>
+      <w:pPr>
+        <w:ind w:left="2880" w:hanging="360"/>
+      </w:pPr>
+    </w:lvl>
+    <w:lvl w:ilvl="4" w:tplc="FFFFFFFF" w:tentative="1">
+      <w:start w:val="1"/>
+      <w:numFmt w:val="lowerLetter"/>
+      <w:lvlText w:val="%5."/>
+      <w:lvlJc w:val="left"/>
+      <w:pPr>
+        <w:ind w:left="3600" w:hanging="360"/>
+      </w:pPr>
+    </w:lvl>
+    <w:lvl w:ilvl="5" w:tplc="FFFFFFFF" w:tentative="1">
+      <w:start w:val="1"/>
+      <w:numFmt w:val="lowerRoman"/>
+      <w:lvlText w:val="%6."/>
+      <w:lvlJc w:val="right"/>
+      <w:pPr>
+        <w:ind w:left="4320" w:hanging="180"/>
+      </w:pPr>
+    </w:lvl>
+    <w:lvl w:ilvl="6" w:tplc="FFFFFFFF" w:tentative="1">
+      <w:start w:val="1"/>
+      <w:numFmt w:val="decimal"/>
+      <w:lvlText w:val="%7."/>
+      <w:lvlJc w:val="left"/>
+      <w:pPr>
+        <w:ind w:left="5040" w:hanging="360"/>
+      </w:pPr>
+    </w:lvl>
+    <w:lvl w:ilvl="7" w:tplc="FFFFFFFF" w:tentative="1">
+      <w:start w:val="1"/>
+      <w:numFmt w:val="lowerLetter"/>
+      <w:lvlText w:val="%8."/>
+      <w:lvlJc w:val="left"/>
+      <w:pPr>
+        <w:ind w:left="5760" w:hanging="360"/>
+      </w:pPr>
+    </w:lvl>
+    <w:lvl w:ilvl="8" w:tplc="FFFFFFFF" w:tentative="1">
+      <w:start w:val="1"/>
+      <w:numFmt w:val="lowerRoman"/>
+      <w:lvlText w:val="%9."/>
+      <w:lvlJc w:val="right"/>
+      <w:pPr>
+        <w:ind w:left="6480" w:hanging="180"/>
+      </w:pPr>
+    </w:lvl>
+  </w:abstractNum>
   <w:num w:numId="1" w16cid:durableId="970986556">
     <w:abstractNumId w:val="0"/>
   </w:num>
   <w:num w:numId="2" w16cid:durableId="1457944887">
+    <w:abstractNumId w:val="4"/>
+  </w:num>
+  <w:num w:numId="3" w16cid:durableId="1879004160">
+    <w:abstractNumId w:val="5"/>
+  </w:num>
+  <w:num w:numId="4" w16cid:durableId="741029295">
+    <w:abstractNumId w:val="7"/>
+  </w:num>
+  <w:num w:numId="5" w16cid:durableId="391393378">
     <w:abstractNumId w:val="1"/>
   </w:num>
-  <w:num w:numId="3" w16cid:durableId="1879004160">
+  <w:num w:numId="6" w16cid:durableId="116527553">
     <w:abstractNumId w:val="2"/>
+  </w:num>
+  <w:num w:numId="7" w16cid:durableId="1811751483">
+    <w:abstractNumId w:val="3"/>
+  </w:num>
+  <w:num w:numId="8" w16cid:durableId="234753138">
+    <w:abstractNumId w:val="6"/>
   </w:num>
 </w:numbering>
 </file>
